--- a/Exxx-Unc/X701-Prk.docx
+++ b/Exxx-Unc/X701-Prk.docx
@@ -1,6 +1,6 @@
 
 <file path=word/document.xml><?xml version="1.0" encoding="utf-8"?>
-<w:document xmlns:wpc="http://schemas.microsoft.com/office/word/2010/wordprocessingCanvas" xmlns:cx="http://schemas.microsoft.com/office/drawing/2014/chartex" xmlns:cx1="http://schemas.microsoft.com/office/drawing/2015/9/8/chartex" xmlns:cx2="http://schemas.microsoft.com/office/drawing/2015/10/21/chartex" xmlns:cx3="http://schemas.microsoft.com/office/drawing/2016/5/9/chartex" xmlns:cx4="http://schemas.microsoft.com/office/drawing/2016/5/10/chartex" xmlns:cx5="http://schemas.microsoft.com/office/drawing/2016/5/11/chartex" xmlns:cx6="http://schemas.microsoft.com/office/drawing/2016/5/12/chartex" xmlns:cx7="http://schemas.microsoft.com/office/drawing/2016/5/13/chartex" xmlns:cx8="http://schemas.microsoft.com/office/drawing/2016/5/14/chartex" xmlns:mc="http://schemas.openxmlformats.org/markup-compatibility/2006" xmlns:aink="http://schemas.microsoft.com/office/drawing/2016/ink" xmlns:am3d="http://schemas.microsoft.com/office/drawing/2017/model3d" xmlns:o="urn:schemas-microsoft-com:office:office" xmlns:oel="http://schemas.microsoft.com/office/2019/extlst" xmlns:r="http://schemas.openxmlformats.org/officeDocument/2006/relationships" xmlns:m="http://schemas.openxmlformats.org/officeDocument/2006/math" xmlns:v="urn:schemas-microsoft-com:vml" xmlns:wp14="http://schemas.microsoft.com/office/word/2010/wordprocessingDrawing" xmlns:wp="http://schemas.openxmlformats.org/drawingml/2006/wordprocessingDrawing" xmlns:w10="urn:schemas-microsoft-com:office:word" xmlns:w="http://schemas.openxmlformats.org/wordprocessingml/2006/main" xmlns:w14="http://schemas.microsoft.com/office/word/2010/wordml" xmlns:w15="http://schemas.microsoft.com/office/word/2012/wordml" xmlns:w16cex="http://schemas.microsoft.com/office/word/2018/wordml/cex" xmlns:w16cid="http://schemas.microsoft.com/office/word/2016/wordml/cid" xmlns:w16="http://schemas.microsoft.com/office/word/2018/wordml" xmlns:w16du="http://schemas.microsoft.com/office/word/2023/wordml/word16du" xmlns:w16sdtdh="http://schemas.microsoft.com/office/word/2020/wordml/sdtdatahash" xmlns:w16sdtfl="http://schemas.microsoft.com/office/word/2024/wordml/sdtformatlock" xmlns:w16se="http://schemas.microsoft.com/office/word/2015/wordml/symex" xmlns:wpg="http://schemas.microsoft.com/office/word/2010/wordprocessingGroup" xmlns:wpi="http://schemas.microsoft.com/office/word/2010/wordprocessingInk" xmlns:wne="http://schemas.microsoft.com/office/word/2006/wordml" xmlns:wps="http://schemas.microsoft.com/office/word/2010/wordprocessingShape" mc:Ignorable="w14 w15 w16se w16cid w16 w16cex w16sdtdh w16sdtfl w16du wp14">
+<w:document xmlns:wpc="http://schemas.microsoft.com/office/word/2010/wordprocessingCanvas" xmlns:cx="http://schemas.microsoft.com/office/drawing/2014/chartex" xmlns:cx1="http://schemas.microsoft.com/office/drawing/2015/9/8/chartex" xmlns:cx2="http://schemas.microsoft.com/office/drawing/2015/10/21/chartex" xmlns:cx3="http://schemas.microsoft.com/office/drawing/2016/5/9/chartex" xmlns:cx4="http://schemas.microsoft.com/office/drawing/2016/5/10/chartex" xmlns:cx5="http://schemas.microsoft.com/office/drawing/2016/5/11/chartex" xmlns:cx6="http://schemas.microsoft.com/office/drawing/2016/5/12/chartex" xmlns:cx7="http://schemas.microsoft.com/office/drawing/2016/5/13/chartex" xmlns:cx8="http://schemas.microsoft.com/office/drawing/2016/5/14/chartex" xmlns:mc="http://schemas.openxmlformats.org/markup-compatibility/2006" xmlns:aink="http://schemas.microsoft.com/office/drawing/2016/ink" xmlns:am3d="http://schemas.microsoft.com/office/drawing/2017/model3d" xmlns:o="urn:schemas-microsoft-com:office:office" xmlns:oel="http://schemas.microsoft.com/office/2019/extlst" xmlns:r="http://schemas.openxmlformats.org/officeDocument/2006/relationships" xmlns:m="http://schemas.openxmlformats.org/officeDocument/2006/math" xmlns:v="urn:schemas-microsoft-com:vml" xmlns:wp14="http://schemas.microsoft.com/office/word/2010/wordprocessingDrawing" xmlns:wp="http://schemas.openxmlformats.org/drawingml/2006/wordprocessingDrawing" xmlns:w10="urn:schemas-microsoft-com:office:word" xmlns:w="http://schemas.openxmlformats.org/wordprocessingml/2006/main" xmlns:w14="http://schemas.microsoft.com/office/word/2010/wordml" xmlns:w15="http://schemas.microsoft.com/office/word/2012/wordml" xmlns:w16cei="http://schemas.microsoft.com/office/word/2026/wordml/cei" xmlns:w16cex="http://schemas.microsoft.com/office/word/2018/wordml/cex" xmlns:w16cid="http://schemas.microsoft.com/office/word/2016/wordml/cid" xmlns:w16="http://schemas.microsoft.com/office/word/2018/wordml" xmlns:w16du="http://schemas.microsoft.com/office/word/2023/wordml/word16du" xmlns:w16sdtdh="http://schemas.microsoft.com/office/word/2020/wordml/sdtdatahash" xmlns:w16sdtfl="http://schemas.microsoft.com/office/word/2024/wordml/sdtformatlock" xmlns:w16se="http://schemas.microsoft.com/office/word/2015/wordml/symex" xmlns:wpg="http://schemas.microsoft.com/office/word/2010/wordprocessingGroup" xmlns:wpi="http://schemas.microsoft.com/office/word/2010/wordprocessingInk" xmlns:wne="http://schemas.microsoft.com/office/word/2006/wordml" xmlns:wps="http://schemas.microsoft.com/office/word/2010/wordprocessingShape" mc:Ignorable="w14 w15 w16se w16cid w16 w16cex w16sdtdh w16sdtfl w16du wp14">
   <w:body>
     <w:p>
       <w:pPr>
@@ -53,7 +53,32 @@
           <w:u w:color="00B050"/>
           <w:shd w:val="clear" w:color="auto" w:fill="FFFFFF"/>
         </w:rPr>
-        <w:t xml:space="preserve"> here presented is that of Torat Emet 357 and </w:t>
+        <w:t xml:space="preserve"> here presented is that of </w:t>
+      </w:r>
+      <w:r>
+        <w:rPr>
+          <w:rFonts w:ascii="Gentium" w:hAnsi="Gentium" w:cs="Gentium"/>
+          <w:i/>
+          <w:iCs/>
+          <w:noProof/>
+          <w:color w:val="000000"/>
+          <w:sz w:val="28"/>
+          <w:szCs w:val="28"/>
+          <w:u w:color="00B050"/>
+          <w:shd w:val="clear" w:color="auto" w:fill="FFFFFF"/>
+        </w:rPr>
+        <w:t>Torat Emet 357</w:t>
+      </w:r>
+      <w:r>
+        <w:rPr>
+          <w:rFonts w:ascii="Gentium" w:hAnsi="Gentium" w:cs="Gentium"/>
+          <w:color w:val="000000"/>
+          <w:sz w:val="28"/>
+          <w:szCs w:val="28"/>
+          <w:u w:color="00B050"/>
+          <w:shd w:val="clear" w:color="auto" w:fill="FFFFFF"/>
+        </w:rPr>
+        <w:t xml:space="preserve"> and </w:t>
       </w:r>
       <w:r>
         <w:rPr>
@@ -130,10 +155,14 @@
         <w:bidi/>
         <w:spacing w:before="120" w:after="0" w:line="240" w:lineRule="auto"/>
         <w:jc w:val="center"/>
-      </w:pPr>
-      <w:r>
-        <w:rPr>
-          <w:rFonts w:ascii="SBL Hebrew" w:hAnsi="SBL Hebrew" w:cs="SBL Hebrew"/>
+        <w:rPr>
+          <w:noProof/>
+        </w:rPr>
+      </w:pPr>
+      <w:r>
+        <w:rPr>
+          <w:rFonts w:ascii="SBL Hebrew" w:hAnsi="SBL Hebrew" w:cs="SBL Hebrew"/>
+          <w:noProof/>
           <w:color w:val="003300"/>
           <w:sz w:val="44"/>
           <w:szCs w:val="44"/>
@@ -151,6 +180,7 @@
         <w:jc w:val="center"/>
         <w:rPr>
           <w:rFonts w:ascii="SBL Hebrew" w:hAnsi="SBL Hebrew" w:cs="SBL Hebrew"/>
+          <w:noProof/>
           <w:color w:val="000000"/>
           <w:sz w:val="36"/>
           <w:szCs w:val="36"/>
@@ -161,6 +191,7 @@
       <w:r>
         <w:rPr>
           <w:rFonts w:ascii="Arial Unicode MS" w:eastAsia="Arial Unicode MS" w:hAnsi="Arial Unicode MS" w:cs="SBL Hebrew"/>
+          <w:noProof/>
           <w:color w:val="000000"/>
           <w:sz w:val="40"/>
           <w:szCs w:val="40"/>
@@ -177,16 +208,18 @@
         <w:jc w:val="both"/>
         <w:rPr>
           <w:rFonts w:ascii="SBL Hebrew" w:hAnsi="SBL Hebrew" w:cs="SBL Hebrew"/>
-          <w:color w:val="003300"/>
-          <w:sz w:val="32"/>
-          <w:szCs w:val="32"/>
-        </w:rPr>
-      </w:pPr>
-      <w:r>
-        <w:rPr>
-          <w:rFonts w:ascii="SBL Hebrew" w:hAnsi="SBL Hebrew" w:cs="SBL Hebrew"/>
-          <w:b/>
-          <w:bCs/>
+          <w:noProof/>
+          <w:color w:val="003300"/>
+          <w:sz w:val="32"/>
+          <w:szCs w:val="32"/>
+        </w:rPr>
+      </w:pPr>
+      <w:r>
+        <w:rPr>
+          <w:rFonts w:ascii="SBL Hebrew" w:hAnsi="SBL Hebrew" w:cs="SBL Hebrew"/>
+          <w:b/>
+          <w:bCs/>
+          <w:noProof/>
           <w:color w:val="E36C0A" w:themeColor="accent6" w:themeShade="BF"/>
           <w:sz w:val="32"/>
           <w:szCs w:val="32"/>
@@ -198,6 +231,7 @@
       <w:r>
         <w:rPr>
           <w:rFonts w:ascii="SBL Hebrew" w:hAnsi="SBL Hebrew" w:cs="SBL Hebrew"/>
+          <w:noProof/>
           <w:color w:val="003300"/>
           <w:sz w:val="32"/>
           <w:szCs w:val="32"/>
@@ -213,16 +247,18 @@
         <w:jc w:val="both"/>
         <w:rPr>
           <w:rFonts w:ascii="SBL Hebrew" w:hAnsi="SBL Hebrew" w:cs="SBL Hebrew"/>
-          <w:color w:val="003300"/>
-          <w:sz w:val="32"/>
-          <w:szCs w:val="32"/>
-        </w:rPr>
-      </w:pPr>
-      <w:r>
-        <w:rPr>
-          <w:rFonts w:ascii="SBL Hebrew" w:hAnsi="SBL Hebrew" w:cs="SBL Hebrew"/>
-          <w:b/>
-          <w:bCs/>
+          <w:noProof/>
+          <w:color w:val="003300"/>
+          <w:sz w:val="32"/>
+          <w:szCs w:val="32"/>
+        </w:rPr>
+      </w:pPr>
+      <w:r>
+        <w:rPr>
+          <w:rFonts w:ascii="SBL Hebrew" w:hAnsi="SBL Hebrew" w:cs="SBL Hebrew"/>
+          <w:b/>
+          <w:bCs/>
+          <w:noProof/>
           <w:color w:val="E36C0A" w:themeColor="accent6" w:themeShade="BF"/>
           <w:sz w:val="32"/>
           <w:szCs w:val="32"/>
@@ -234,6 +270,7 @@
       <w:r>
         <w:rPr>
           <w:rFonts w:ascii="SBL Hebrew" w:hAnsi="SBL Hebrew" w:cs="SBL Hebrew"/>
+          <w:noProof/>
           <w:color w:val="003300"/>
           <w:sz w:val="32"/>
           <w:szCs w:val="32"/>
@@ -249,16 +286,18 @@
         <w:jc w:val="both"/>
         <w:rPr>
           <w:rFonts w:ascii="SBL Hebrew" w:hAnsi="SBL Hebrew" w:cs="SBL Hebrew"/>
-          <w:color w:val="003300"/>
-          <w:sz w:val="32"/>
-          <w:szCs w:val="32"/>
-        </w:rPr>
-      </w:pPr>
-      <w:r>
-        <w:rPr>
-          <w:rFonts w:ascii="SBL Hebrew" w:hAnsi="SBL Hebrew" w:cs="SBL Hebrew"/>
-          <w:b/>
-          <w:bCs/>
+          <w:noProof/>
+          <w:color w:val="003300"/>
+          <w:sz w:val="32"/>
+          <w:szCs w:val="32"/>
+        </w:rPr>
+      </w:pPr>
+      <w:r>
+        <w:rPr>
+          <w:rFonts w:ascii="SBL Hebrew" w:hAnsi="SBL Hebrew" w:cs="SBL Hebrew"/>
+          <w:b/>
+          <w:bCs/>
+          <w:noProof/>
           <w:color w:val="E36C0A" w:themeColor="accent6" w:themeShade="BF"/>
           <w:sz w:val="32"/>
           <w:szCs w:val="32"/>
@@ -270,6 +309,7 @@
       <w:r>
         <w:rPr>
           <w:rFonts w:ascii="SBL Hebrew" w:hAnsi="SBL Hebrew" w:cs="SBL Hebrew"/>
+          <w:noProof/>
           <w:color w:val="003300"/>
           <w:sz w:val="32"/>
           <w:szCs w:val="32"/>
@@ -285,16 +325,18 @@
         <w:jc w:val="both"/>
         <w:rPr>
           <w:rFonts w:ascii="SBL Hebrew" w:hAnsi="SBL Hebrew" w:cs="SBL Hebrew"/>
-          <w:color w:val="003300"/>
-          <w:sz w:val="32"/>
-          <w:szCs w:val="32"/>
-        </w:rPr>
-      </w:pPr>
-      <w:r>
-        <w:rPr>
-          <w:rFonts w:ascii="SBL Hebrew" w:hAnsi="SBL Hebrew" w:cs="SBL Hebrew"/>
-          <w:b/>
-          <w:bCs/>
+          <w:noProof/>
+          <w:color w:val="003300"/>
+          <w:sz w:val="32"/>
+          <w:szCs w:val="32"/>
+        </w:rPr>
+      </w:pPr>
+      <w:r>
+        <w:rPr>
+          <w:rFonts w:ascii="SBL Hebrew" w:hAnsi="SBL Hebrew" w:cs="SBL Hebrew"/>
+          <w:b/>
+          <w:bCs/>
+          <w:noProof/>
           <w:color w:val="E36C0A" w:themeColor="accent6" w:themeShade="BF"/>
           <w:sz w:val="32"/>
           <w:szCs w:val="32"/>
@@ -306,6 +348,7 @@
       <w:r>
         <w:rPr>
           <w:rFonts w:ascii="SBL Hebrew" w:hAnsi="SBL Hebrew" w:cs="SBL Hebrew"/>
+          <w:noProof/>
           <w:color w:val="003300"/>
           <w:sz w:val="32"/>
           <w:szCs w:val="32"/>
@@ -321,16 +364,18 @@
         <w:jc w:val="both"/>
         <w:rPr>
           <w:rFonts w:ascii="SBL Hebrew" w:hAnsi="SBL Hebrew" w:cs="SBL Hebrew"/>
-          <w:color w:val="003300"/>
-          <w:sz w:val="32"/>
-          <w:szCs w:val="32"/>
-        </w:rPr>
-      </w:pPr>
-      <w:r>
-        <w:rPr>
-          <w:rFonts w:ascii="SBL Hebrew" w:hAnsi="SBL Hebrew" w:cs="SBL Hebrew"/>
-          <w:b/>
-          <w:bCs/>
+          <w:noProof/>
+          <w:color w:val="003300"/>
+          <w:sz w:val="32"/>
+          <w:szCs w:val="32"/>
+        </w:rPr>
+      </w:pPr>
+      <w:r>
+        <w:rPr>
+          <w:rFonts w:ascii="SBL Hebrew" w:hAnsi="SBL Hebrew" w:cs="SBL Hebrew"/>
+          <w:b/>
+          <w:bCs/>
+          <w:noProof/>
           <w:color w:val="E36C0A" w:themeColor="accent6" w:themeShade="BF"/>
           <w:sz w:val="32"/>
           <w:szCs w:val="32"/>
@@ -342,6 +387,7 @@
       <w:r>
         <w:rPr>
           <w:rFonts w:ascii="SBL Hebrew" w:hAnsi="SBL Hebrew" w:cs="SBL Hebrew"/>
+          <w:noProof/>
           <w:color w:val="003300"/>
           <w:sz w:val="32"/>
           <w:szCs w:val="32"/>
@@ -357,16 +403,18 @@
         <w:jc w:val="both"/>
         <w:rPr>
           <w:rFonts w:ascii="SBL Hebrew" w:hAnsi="SBL Hebrew" w:cs="SBL Hebrew"/>
-          <w:color w:val="003300"/>
-          <w:sz w:val="32"/>
-          <w:szCs w:val="32"/>
-        </w:rPr>
-      </w:pPr>
-      <w:r>
-        <w:rPr>
-          <w:rFonts w:ascii="SBL Hebrew" w:hAnsi="SBL Hebrew" w:cs="SBL Hebrew"/>
-          <w:b/>
-          <w:bCs/>
+          <w:noProof/>
+          <w:color w:val="003300"/>
+          <w:sz w:val="32"/>
+          <w:szCs w:val="32"/>
+        </w:rPr>
+      </w:pPr>
+      <w:r>
+        <w:rPr>
+          <w:rFonts w:ascii="SBL Hebrew" w:hAnsi="SBL Hebrew" w:cs="SBL Hebrew"/>
+          <w:b/>
+          <w:bCs/>
+          <w:noProof/>
           <w:color w:val="E36C0A" w:themeColor="accent6" w:themeShade="BF"/>
           <w:sz w:val="32"/>
           <w:szCs w:val="32"/>
@@ -378,6 +426,7 @@
       <w:r>
         <w:rPr>
           <w:rFonts w:ascii="SBL Hebrew" w:hAnsi="SBL Hebrew" w:cs="SBL Hebrew"/>
+          <w:noProof/>
           <w:color w:val="003300"/>
           <w:sz w:val="32"/>
           <w:szCs w:val="32"/>
@@ -393,16 +442,18 @@
         <w:jc w:val="both"/>
         <w:rPr>
           <w:rFonts w:ascii="SBL Hebrew" w:hAnsi="SBL Hebrew" w:cs="SBL Hebrew"/>
-          <w:color w:val="003300"/>
-          <w:sz w:val="32"/>
-          <w:szCs w:val="32"/>
-        </w:rPr>
-      </w:pPr>
-      <w:r>
-        <w:rPr>
-          <w:rFonts w:ascii="SBL Hebrew" w:hAnsi="SBL Hebrew" w:cs="SBL Hebrew"/>
-          <w:b/>
-          <w:bCs/>
+          <w:noProof/>
+          <w:color w:val="003300"/>
+          <w:sz w:val="32"/>
+          <w:szCs w:val="32"/>
+        </w:rPr>
+      </w:pPr>
+      <w:r>
+        <w:rPr>
+          <w:rFonts w:ascii="SBL Hebrew" w:hAnsi="SBL Hebrew" w:cs="SBL Hebrew"/>
+          <w:b/>
+          <w:bCs/>
+          <w:noProof/>
           <w:color w:val="E36C0A" w:themeColor="accent6" w:themeShade="BF"/>
           <w:sz w:val="32"/>
           <w:szCs w:val="32"/>
@@ -415,6 +466,7 @@
       <w:r>
         <w:rPr>
           <w:rFonts w:ascii="SBL Hebrew" w:hAnsi="SBL Hebrew" w:cs="SBL Hebrew"/>
+          <w:noProof/>
           <w:color w:val="003300"/>
           <w:sz w:val="32"/>
           <w:szCs w:val="32"/>
@@ -430,16 +482,18 @@
         <w:jc w:val="both"/>
         <w:rPr>
           <w:rFonts w:ascii="SBL Hebrew" w:hAnsi="SBL Hebrew" w:cs="SBL Hebrew"/>
-          <w:color w:val="003300"/>
-          <w:sz w:val="32"/>
-          <w:szCs w:val="32"/>
-        </w:rPr>
-      </w:pPr>
-      <w:r>
-        <w:rPr>
-          <w:rFonts w:ascii="SBL Hebrew" w:hAnsi="SBL Hebrew" w:cs="SBL Hebrew"/>
-          <w:b/>
-          <w:bCs/>
+          <w:noProof/>
+          <w:color w:val="003300"/>
+          <w:sz w:val="32"/>
+          <w:szCs w:val="32"/>
+        </w:rPr>
+      </w:pPr>
+      <w:r>
+        <w:rPr>
+          <w:rFonts w:ascii="SBL Hebrew" w:hAnsi="SBL Hebrew" w:cs="SBL Hebrew"/>
+          <w:b/>
+          <w:bCs/>
+          <w:noProof/>
           <w:color w:val="E36C0A" w:themeColor="accent6" w:themeShade="BF"/>
           <w:sz w:val="32"/>
           <w:szCs w:val="32"/>
@@ -451,6 +505,7 @@
       <w:r>
         <w:rPr>
           <w:rFonts w:ascii="SBL Hebrew" w:hAnsi="SBL Hebrew" w:cs="SBL Hebrew"/>
+          <w:noProof/>
           <w:color w:val="003300"/>
           <w:sz w:val="32"/>
           <w:szCs w:val="32"/>
@@ -466,16 +521,18 @@
         <w:jc w:val="both"/>
         <w:rPr>
           <w:rFonts w:ascii="SBL Hebrew" w:hAnsi="SBL Hebrew" w:cs="SBL Hebrew"/>
-          <w:color w:val="003300"/>
-          <w:sz w:val="32"/>
-          <w:szCs w:val="32"/>
-        </w:rPr>
-      </w:pPr>
-      <w:r>
-        <w:rPr>
-          <w:rFonts w:ascii="SBL Hebrew" w:hAnsi="SBL Hebrew" w:cs="SBL Hebrew"/>
-          <w:b/>
-          <w:bCs/>
+          <w:noProof/>
+          <w:color w:val="003300"/>
+          <w:sz w:val="32"/>
+          <w:szCs w:val="32"/>
+        </w:rPr>
+      </w:pPr>
+      <w:r>
+        <w:rPr>
+          <w:rFonts w:ascii="SBL Hebrew" w:hAnsi="SBL Hebrew" w:cs="SBL Hebrew"/>
+          <w:b/>
+          <w:bCs/>
+          <w:noProof/>
           <w:color w:val="E36C0A" w:themeColor="accent6" w:themeShade="BF"/>
           <w:sz w:val="32"/>
           <w:szCs w:val="32"/>
@@ -487,6 +544,7 @@
       <w:r>
         <w:rPr>
           <w:rFonts w:ascii="SBL Hebrew" w:hAnsi="SBL Hebrew" w:cs="SBL Hebrew"/>
+          <w:noProof/>
           <w:color w:val="003300"/>
           <w:sz w:val="32"/>
           <w:szCs w:val="32"/>
@@ -502,16 +560,18 @@
         <w:jc w:val="both"/>
         <w:rPr>
           <w:rFonts w:ascii="SBL Hebrew" w:hAnsi="SBL Hebrew" w:cs="SBL Hebrew"/>
-          <w:color w:val="003300"/>
-          <w:sz w:val="32"/>
-          <w:szCs w:val="32"/>
-        </w:rPr>
-      </w:pPr>
-      <w:r>
-        <w:rPr>
-          <w:rFonts w:ascii="SBL Hebrew" w:hAnsi="SBL Hebrew" w:cs="SBL Hebrew"/>
-          <w:b/>
-          <w:bCs/>
+          <w:noProof/>
+          <w:color w:val="003300"/>
+          <w:sz w:val="32"/>
+          <w:szCs w:val="32"/>
+        </w:rPr>
+      </w:pPr>
+      <w:r>
+        <w:rPr>
+          <w:rFonts w:ascii="SBL Hebrew" w:hAnsi="SBL Hebrew" w:cs="SBL Hebrew"/>
+          <w:b/>
+          <w:bCs/>
+          <w:noProof/>
           <w:color w:val="E36C0A" w:themeColor="accent6" w:themeShade="BF"/>
           <w:sz w:val="32"/>
           <w:szCs w:val="32"/>
@@ -524,6 +584,7 @@
       <w:r>
         <w:rPr>
           <w:rFonts w:ascii="SBL Hebrew" w:hAnsi="SBL Hebrew" w:cs="SBL Hebrew"/>
+          <w:noProof/>
           <w:color w:val="003300"/>
           <w:sz w:val="32"/>
           <w:szCs w:val="32"/>
@@ -539,16 +600,18 @@
         <w:jc w:val="both"/>
         <w:rPr>
           <w:rFonts w:ascii="SBL Hebrew" w:hAnsi="SBL Hebrew" w:cs="SBL Hebrew"/>
-          <w:color w:val="003300"/>
-          <w:sz w:val="32"/>
-          <w:szCs w:val="32"/>
-        </w:rPr>
-      </w:pPr>
-      <w:r>
-        <w:rPr>
-          <w:rFonts w:ascii="SBL Hebrew" w:hAnsi="SBL Hebrew" w:cs="SBL Hebrew"/>
-          <w:b/>
-          <w:bCs/>
+          <w:noProof/>
+          <w:color w:val="003300"/>
+          <w:sz w:val="32"/>
+          <w:szCs w:val="32"/>
+        </w:rPr>
+      </w:pPr>
+      <w:r>
+        <w:rPr>
+          <w:rFonts w:ascii="SBL Hebrew" w:hAnsi="SBL Hebrew" w:cs="SBL Hebrew"/>
+          <w:b/>
+          <w:bCs/>
+          <w:noProof/>
           <w:color w:val="E36C0A" w:themeColor="accent6" w:themeShade="BF"/>
           <w:sz w:val="32"/>
           <w:szCs w:val="32"/>
@@ -561,6 +624,7 @@
       <w:r>
         <w:rPr>
           <w:rFonts w:ascii="SBL Hebrew" w:hAnsi="SBL Hebrew" w:cs="SBL Hebrew"/>
+          <w:noProof/>
           <w:color w:val="003300"/>
           <w:sz w:val="32"/>
           <w:szCs w:val="32"/>
@@ -576,16 +640,18 @@
         <w:jc w:val="both"/>
         <w:rPr>
           <w:rFonts w:ascii="SBL Hebrew" w:hAnsi="SBL Hebrew" w:cs="SBL Hebrew"/>
-          <w:color w:val="003300"/>
-          <w:sz w:val="32"/>
-          <w:szCs w:val="32"/>
-        </w:rPr>
-      </w:pPr>
-      <w:r>
-        <w:rPr>
-          <w:rFonts w:ascii="SBL Hebrew" w:hAnsi="SBL Hebrew" w:cs="SBL Hebrew"/>
-          <w:b/>
-          <w:bCs/>
+          <w:noProof/>
+          <w:color w:val="003300"/>
+          <w:sz w:val="32"/>
+          <w:szCs w:val="32"/>
+        </w:rPr>
+      </w:pPr>
+      <w:r>
+        <w:rPr>
+          <w:rFonts w:ascii="SBL Hebrew" w:hAnsi="SBL Hebrew" w:cs="SBL Hebrew"/>
+          <w:b/>
+          <w:bCs/>
+          <w:noProof/>
           <w:color w:val="E36C0A" w:themeColor="accent6" w:themeShade="BF"/>
           <w:sz w:val="32"/>
           <w:szCs w:val="32"/>
@@ -598,6 +664,7 @@
       <w:r>
         <w:rPr>
           <w:rFonts w:ascii="SBL Hebrew" w:hAnsi="SBL Hebrew" w:cs="SBL Hebrew"/>
+          <w:noProof/>
           <w:color w:val="003300"/>
           <w:sz w:val="32"/>
           <w:szCs w:val="32"/>
@@ -613,16 +680,18 @@
         <w:jc w:val="both"/>
         <w:rPr>
           <w:rFonts w:ascii="SBL Hebrew" w:hAnsi="SBL Hebrew" w:cs="SBL Hebrew"/>
-          <w:color w:val="003300"/>
-          <w:sz w:val="32"/>
-          <w:szCs w:val="32"/>
-        </w:rPr>
-      </w:pPr>
-      <w:r>
-        <w:rPr>
-          <w:rFonts w:ascii="SBL Hebrew" w:hAnsi="SBL Hebrew" w:cs="SBL Hebrew"/>
-          <w:b/>
-          <w:bCs/>
+          <w:noProof/>
+          <w:color w:val="003300"/>
+          <w:sz w:val="32"/>
+          <w:szCs w:val="32"/>
+        </w:rPr>
+      </w:pPr>
+      <w:r>
+        <w:rPr>
+          <w:rFonts w:ascii="SBL Hebrew" w:hAnsi="SBL Hebrew" w:cs="SBL Hebrew"/>
+          <w:b/>
+          <w:bCs/>
+          <w:noProof/>
           <w:color w:val="E36C0A" w:themeColor="accent6" w:themeShade="BF"/>
           <w:sz w:val="32"/>
           <w:szCs w:val="32"/>
@@ -635,6 +704,7 @@
       <w:r>
         <w:rPr>
           <w:rFonts w:ascii="SBL Hebrew" w:hAnsi="SBL Hebrew" w:cs="SBL Hebrew"/>
+          <w:noProof/>
           <w:color w:val="003300"/>
           <w:sz w:val="32"/>
           <w:szCs w:val="32"/>
@@ -650,16 +720,18 @@
         <w:jc w:val="both"/>
         <w:rPr>
           <w:rFonts w:ascii="SBL Hebrew" w:hAnsi="SBL Hebrew" w:cs="SBL Hebrew"/>
-          <w:color w:val="003300"/>
-          <w:sz w:val="32"/>
-          <w:szCs w:val="32"/>
-        </w:rPr>
-      </w:pPr>
-      <w:r>
-        <w:rPr>
-          <w:rFonts w:ascii="SBL Hebrew" w:hAnsi="SBL Hebrew" w:cs="SBL Hebrew"/>
-          <w:b/>
-          <w:bCs/>
+          <w:noProof/>
+          <w:color w:val="003300"/>
+          <w:sz w:val="32"/>
+          <w:szCs w:val="32"/>
+        </w:rPr>
+      </w:pPr>
+      <w:r>
+        <w:rPr>
+          <w:rFonts w:ascii="SBL Hebrew" w:hAnsi="SBL Hebrew" w:cs="SBL Hebrew"/>
+          <w:b/>
+          <w:bCs/>
+          <w:noProof/>
           <w:color w:val="E36C0A" w:themeColor="accent6" w:themeShade="BF"/>
           <w:sz w:val="32"/>
           <w:szCs w:val="32"/>
@@ -672,6 +744,7 @@
       <w:r>
         <w:rPr>
           <w:rFonts w:ascii="SBL Hebrew" w:hAnsi="SBL Hebrew" w:cs="SBL Hebrew"/>
+          <w:noProof/>
           <w:color w:val="003300"/>
           <w:sz w:val="32"/>
           <w:szCs w:val="32"/>
@@ -687,16 +760,18 @@
         <w:jc w:val="both"/>
         <w:rPr>
           <w:rFonts w:ascii="SBL Hebrew" w:hAnsi="SBL Hebrew" w:cs="SBL Hebrew"/>
-          <w:color w:val="003300"/>
-          <w:sz w:val="32"/>
-          <w:szCs w:val="32"/>
-        </w:rPr>
-      </w:pPr>
-      <w:r>
-        <w:rPr>
-          <w:rFonts w:ascii="SBL Hebrew" w:hAnsi="SBL Hebrew" w:cs="SBL Hebrew"/>
-          <w:b/>
-          <w:bCs/>
+          <w:noProof/>
+          <w:color w:val="003300"/>
+          <w:sz w:val="32"/>
+          <w:szCs w:val="32"/>
+        </w:rPr>
+      </w:pPr>
+      <w:r>
+        <w:rPr>
+          <w:rFonts w:ascii="SBL Hebrew" w:hAnsi="SBL Hebrew" w:cs="SBL Hebrew"/>
+          <w:b/>
+          <w:bCs/>
+          <w:noProof/>
           <w:color w:val="E36C0A" w:themeColor="accent6" w:themeShade="BF"/>
           <w:sz w:val="32"/>
           <w:szCs w:val="32"/>
@@ -709,6 +784,7 @@
       <w:r>
         <w:rPr>
           <w:rFonts w:ascii="SBL Hebrew" w:hAnsi="SBL Hebrew" w:cs="SBL Hebrew"/>
+          <w:noProof/>
           <w:color w:val="003300"/>
           <w:sz w:val="32"/>
           <w:szCs w:val="32"/>
@@ -724,16 +800,18 @@
         <w:jc w:val="both"/>
         <w:rPr>
           <w:rFonts w:ascii="SBL Hebrew" w:hAnsi="SBL Hebrew" w:cs="SBL Hebrew"/>
-          <w:color w:val="003300"/>
-          <w:sz w:val="32"/>
-          <w:szCs w:val="32"/>
-        </w:rPr>
-      </w:pPr>
-      <w:r>
-        <w:rPr>
-          <w:rFonts w:ascii="SBL Hebrew" w:hAnsi="SBL Hebrew" w:cs="SBL Hebrew"/>
-          <w:b/>
-          <w:bCs/>
+          <w:noProof/>
+          <w:color w:val="003300"/>
+          <w:sz w:val="32"/>
+          <w:szCs w:val="32"/>
+        </w:rPr>
+      </w:pPr>
+      <w:r>
+        <w:rPr>
+          <w:rFonts w:ascii="SBL Hebrew" w:hAnsi="SBL Hebrew" w:cs="SBL Hebrew"/>
+          <w:b/>
+          <w:bCs/>
+          <w:noProof/>
           <w:color w:val="E36C0A" w:themeColor="accent6" w:themeShade="BF"/>
           <w:sz w:val="32"/>
           <w:szCs w:val="32"/>
@@ -746,6 +824,7 @@
       <w:r>
         <w:rPr>
           <w:rFonts w:ascii="SBL Hebrew" w:hAnsi="SBL Hebrew" w:cs="SBL Hebrew"/>
+          <w:noProof/>
           <w:color w:val="003300"/>
           <w:sz w:val="32"/>
           <w:szCs w:val="32"/>
@@ -761,16 +840,18 @@
         <w:jc w:val="both"/>
         <w:rPr>
           <w:rFonts w:ascii="SBL Hebrew" w:hAnsi="SBL Hebrew" w:cs="SBL Hebrew"/>
-          <w:color w:val="003300"/>
-          <w:sz w:val="32"/>
-          <w:szCs w:val="32"/>
-        </w:rPr>
-      </w:pPr>
-      <w:r>
-        <w:rPr>
-          <w:rFonts w:ascii="SBL Hebrew" w:hAnsi="SBL Hebrew" w:cs="SBL Hebrew"/>
-          <w:b/>
-          <w:bCs/>
+          <w:noProof/>
+          <w:color w:val="003300"/>
+          <w:sz w:val="32"/>
+          <w:szCs w:val="32"/>
+        </w:rPr>
+      </w:pPr>
+      <w:r>
+        <w:rPr>
+          <w:rFonts w:ascii="SBL Hebrew" w:hAnsi="SBL Hebrew" w:cs="SBL Hebrew"/>
+          <w:b/>
+          <w:bCs/>
+          <w:noProof/>
           <w:color w:val="E36C0A" w:themeColor="accent6" w:themeShade="BF"/>
           <w:sz w:val="32"/>
           <w:szCs w:val="32"/>
@@ -783,6 +864,7 @@
       <w:r>
         <w:rPr>
           <w:rFonts w:ascii="SBL Hebrew" w:hAnsi="SBL Hebrew" w:cs="SBL Hebrew"/>
+          <w:noProof/>
           <w:color w:val="003300"/>
           <w:sz w:val="32"/>
           <w:szCs w:val="32"/>
@@ -798,16 +880,18 @@
         <w:jc w:val="both"/>
         <w:rPr>
           <w:rFonts w:ascii="SBL Hebrew" w:hAnsi="SBL Hebrew" w:cs="SBL Hebrew"/>
-          <w:color w:val="003300"/>
-          <w:sz w:val="32"/>
-          <w:szCs w:val="32"/>
-        </w:rPr>
-      </w:pPr>
-      <w:r>
-        <w:rPr>
-          <w:rFonts w:ascii="SBL Hebrew" w:hAnsi="SBL Hebrew" w:cs="SBL Hebrew"/>
-          <w:b/>
-          <w:bCs/>
+          <w:noProof/>
+          <w:color w:val="003300"/>
+          <w:sz w:val="32"/>
+          <w:szCs w:val="32"/>
+        </w:rPr>
+      </w:pPr>
+      <w:r>
+        <w:rPr>
+          <w:rFonts w:ascii="SBL Hebrew" w:hAnsi="SBL Hebrew" w:cs="SBL Hebrew"/>
+          <w:b/>
+          <w:bCs/>
+          <w:noProof/>
           <w:color w:val="E36C0A" w:themeColor="accent6" w:themeShade="BF"/>
           <w:sz w:val="32"/>
           <w:szCs w:val="32"/>
@@ -820,6 +904,7 @@
       <w:r>
         <w:rPr>
           <w:rFonts w:ascii="SBL Hebrew" w:hAnsi="SBL Hebrew" w:cs="SBL Hebrew"/>
+          <w:noProof/>
           <w:color w:val="003300"/>
           <w:sz w:val="32"/>
           <w:szCs w:val="32"/>
@@ -830,6 +915,7 @@
       <w:r>
         <w:rPr>
           <w:rFonts w:ascii="SBL Hebrew" w:hAnsi="SBL Hebrew" w:cs="SBL Hebrew"/>
+          <w:noProof/>
           <w:color w:val="808080" w:themeColor="background1" w:themeShade="80"/>
           <w:sz w:val="32"/>
           <w:szCs w:val="32"/>
@@ -840,6 +926,7 @@
       <w:r>
         <w:rPr>
           <w:rFonts w:ascii="SBL Hebrew" w:hAnsi="SBL Hebrew" w:cs="SBL Hebrew"/>
+          <w:noProof/>
           <w:color w:val="003300"/>
           <w:sz w:val="32"/>
           <w:szCs w:val="32"/>
@@ -853,6 +940,9 @@
         <w:bidi/>
         <w:spacing w:before="120" w:after="0" w:line="240" w:lineRule="auto"/>
         <w:jc w:val="both"/>
+        <w:rPr>
+          <w:noProof/>
+        </w:rPr>
         <w:sectPr>
           <w:pgSz w:w="16838" w:h="11906" w:orient="landscape"/>
           <w:pgMar w:top="1418" w:right="1418" w:bottom="1418" w:left="1418" w:header="0" w:footer="0" w:gutter="0"/>
@@ -871,6 +961,7 @@
         <w:jc w:val="center"/>
         <w:rPr>
           <w:rFonts w:ascii="SBL Hebrew" w:hAnsi="SBL Hebrew" w:cs="SBL Hebrew"/>
+          <w:noProof/>
           <w:color w:val="000000"/>
           <w:sz w:val="36"/>
           <w:szCs w:val="36"/>
@@ -881,6 +972,7 @@
       <w:r>
         <w:rPr>
           <w:rFonts w:ascii="Arial Unicode MS" w:eastAsia="Arial Unicode MS" w:hAnsi="Arial Unicode MS" w:cs="SBL Hebrew"/>
+          <w:noProof/>
           <w:color w:val="000000"/>
           <w:sz w:val="40"/>
           <w:szCs w:val="40"/>
@@ -898,16 +990,18 @@
         <w:jc w:val="both"/>
         <w:rPr>
           <w:rFonts w:ascii="SBL Hebrew" w:hAnsi="SBL Hebrew" w:cs="SBL Hebrew"/>
-          <w:color w:val="003300"/>
-          <w:sz w:val="32"/>
-          <w:szCs w:val="32"/>
-        </w:rPr>
-      </w:pPr>
-      <w:r>
-        <w:rPr>
-          <w:rFonts w:ascii="SBL Hebrew" w:hAnsi="SBL Hebrew" w:cs="SBL Hebrew"/>
-          <w:b/>
-          <w:bCs/>
+          <w:noProof/>
+          <w:color w:val="003300"/>
+          <w:sz w:val="32"/>
+          <w:szCs w:val="32"/>
+        </w:rPr>
+      </w:pPr>
+      <w:r>
+        <w:rPr>
+          <w:rFonts w:ascii="SBL Hebrew" w:hAnsi="SBL Hebrew" w:cs="SBL Hebrew"/>
+          <w:b/>
+          <w:bCs/>
+          <w:noProof/>
           <w:color w:val="E36C0A" w:themeColor="accent6" w:themeShade="BF"/>
           <w:sz w:val="32"/>
           <w:szCs w:val="32"/>
@@ -919,6 +1013,7 @@
       <w:r>
         <w:rPr>
           <w:rFonts w:ascii="SBL Hebrew" w:hAnsi="SBL Hebrew" w:cs="SBL Hebrew"/>
+          <w:noProof/>
           <w:color w:val="003300"/>
           <w:sz w:val="32"/>
           <w:szCs w:val="32"/>
@@ -934,16 +1029,18 @@
         <w:jc w:val="both"/>
         <w:rPr>
           <w:rFonts w:ascii="SBL Hebrew" w:hAnsi="SBL Hebrew" w:cs="SBL Hebrew"/>
-          <w:color w:val="003300"/>
-          <w:sz w:val="32"/>
-          <w:szCs w:val="32"/>
-        </w:rPr>
-      </w:pPr>
-      <w:r>
-        <w:rPr>
-          <w:rFonts w:ascii="SBL Hebrew" w:hAnsi="SBL Hebrew" w:cs="SBL Hebrew"/>
-          <w:b/>
-          <w:bCs/>
+          <w:noProof/>
+          <w:color w:val="003300"/>
+          <w:sz w:val="32"/>
+          <w:szCs w:val="32"/>
+        </w:rPr>
+      </w:pPr>
+      <w:r>
+        <w:rPr>
+          <w:rFonts w:ascii="SBL Hebrew" w:hAnsi="SBL Hebrew" w:cs="SBL Hebrew"/>
+          <w:b/>
+          <w:bCs/>
+          <w:noProof/>
           <w:color w:val="E36C0A" w:themeColor="accent6" w:themeShade="BF"/>
           <w:sz w:val="32"/>
           <w:szCs w:val="32"/>
@@ -955,6 +1052,7 @@
       <w:r>
         <w:rPr>
           <w:rFonts w:ascii="SBL Hebrew" w:hAnsi="SBL Hebrew" w:cs="SBL Hebrew"/>
+          <w:noProof/>
           <w:color w:val="003300"/>
           <w:sz w:val="32"/>
           <w:szCs w:val="32"/>
@@ -970,16 +1068,18 @@
         <w:jc w:val="both"/>
         <w:rPr>
           <w:rFonts w:ascii="SBL Hebrew" w:hAnsi="SBL Hebrew" w:cs="SBL Hebrew"/>
-          <w:color w:val="003300"/>
-          <w:sz w:val="32"/>
-          <w:szCs w:val="32"/>
-        </w:rPr>
-      </w:pPr>
-      <w:r>
-        <w:rPr>
-          <w:rFonts w:ascii="SBL Hebrew" w:hAnsi="SBL Hebrew" w:cs="SBL Hebrew"/>
-          <w:b/>
-          <w:bCs/>
+          <w:noProof/>
+          <w:color w:val="003300"/>
+          <w:sz w:val="32"/>
+          <w:szCs w:val="32"/>
+        </w:rPr>
+      </w:pPr>
+      <w:r>
+        <w:rPr>
+          <w:rFonts w:ascii="SBL Hebrew" w:hAnsi="SBL Hebrew" w:cs="SBL Hebrew"/>
+          <w:b/>
+          <w:bCs/>
+          <w:noProof/>
           <w:color w:val="E36C0A" w:themeColor="accent6" w:themeShade="BF"/>
           <w:sz w:val="32"/>
           <w:szCs w:val="32"/>
@@ -991,6 +1091,7 @@
       <w:r>
         <w:rPr>
           <w:rFonts w:ascii="SBL Hebrew" w:hAnsi="SBL Hebrew" w:cs="SBL Hebrew"/>
+          <w:noProof/>
           <w:color w:val="003300"/>
           <w:sz w:val="32"/>
           <w:szCs w:val="32"/>
@@ -1006,16 +1107,18 @@
         <w:jc w:val="both"/>
         <w:rPr>
           <w:rFonts w:ascii="SBL Hebrew" w:hAnsi="SBL Hebrew" w:cs="SBL Hebrew"/>
-          <w:color w:val="003300"/>
-          <w:sz w:val="32"/>
-          <w:szCs w:val="32"/>
-        </w:rPr>
-      </w:pPr>
-      <w:r>
-        <w:rPr>
-          <w:rFonts w:ascii="SBL Hebrew" w:hAnsi="SBL Hebrew" w:cs="SBL Hebrew"/>
-          <w:b/>
-          <w:bCs/>
+          <w:noProof/>
+          <w:color w:val="003300"/>
+          <w:sz w:val="32"/>
+          <w:szCs w:val="32"/>
+        </w:rPr>
+      </w:pPr>
+      <w:r>
+        <w:rPr>
+          <w:rFonts w:ascii="SBL Hebrew" w:hAnsi="SBL Hebrew" w:cs="SBL Hebrew"/>
+          <w:b/>
+          <w:bCs/>
+          <w:noProof/>
           <w:color w:val="E36C0A" w:themeColor="accent6" w:themeShade="BF"/>
           <w:sz w:val="32"/>
           <w:szCs w:val="32"/>
@@ -1027,6 +1130,7 @@
       <w:r>
         <w:rPr>
           <w:rFonts w:ascii="SBL Hebrew" w:hAnsi="SBL Hebrew" w:cs="SBL Hebrew"/>
+          <w:noProof/>
           <w:color w:val="003300"/>
           <w:sz w:val="32"/>
           <w:szCs w:val="32"/>
@@ -1042,16 +1146,18 @@
         <w:jc w:val="both"/>
         <w:rPr>
           <w:rFonts w:ascii="SBL Hebrew" w:hAnsi="SBL Hebrew" w:cs="SBL Hebrew"/>
-          <w:color w:val="003300"/>
-          <w:sz w:val="32"/>
-          <w:szCs w:val="32"/>
-        </w:rPr>
-      </w:pPr>
-      <w:r>
-        <w:rPr>
-          <w:rFonts w:ascii="SBL Hebrew" w:hAnsi="SBL Hebrew" w:cs="SBL Hebrew"/>
-          <w:b/>
-          <w:bCs/>
+          <w:noProof/>
+          <w:color w:val="003300"/>
+          <w:sz w:val="32"/>
+          <w:szCs w:val="32"/>
+        </w:rPr>
+      </w:pPr>
+      <w:r>
+        <w:rPr>
+          <w:rFonts w:ascii="SBL Hebrew" w:hAnsi="SBL Hebrew" w:cs="SBL Hebrew"/>
+          <w:b/>
+          <w:bCs/>
+          <w:noProof/>
           <w:color w:val="E36C0A" w:themeColor="accent6" w:themeShade="BF"/>
           <w:sz w:val="32"/>
           <w:szCs w:val="32"/>
@@ -1063,6 +1169,7 @@
       <w:r>
         <w:rPr>
           <w:rFonts w:ascii="SBL Hebrew" w:hAnsi="SBL Hebrew" w:cs="SBL Hebrew"/>
+          <w:noProof/>
           <w:color w:val="003300"/>
           <w:sz w:val="32"/>
           <w:szCs w:val="32"/>
@@ -1078,16 +1185,18 @@
         <w:jc w:val="both"/>
         <w:rPr>
           <w:rFonts w:ascii="SBL Hebrew" w:hAnsi="SBL Hebrew" w:cs="SBL Hebrew"/>
-          <w:color w:val="003300"/>
-          <w:sz w:val="32"/>
-          <w:szCs w:val="32"/>
-        </w:rPr>
-      </w:pPr>
-      <w:r>
-        <w:rPr>
-          <w:rFonts w:ascii="SBL Hebrew" w:hAnsi="SBL Hebrew" w:cs="SBL Hebrew"/>
-          <w:b/>
-          <w:bCs/>
+          <w:noProof/>
+          <w:color w:val="003300"/>
+          <w:sz w:val="32"/>
+          <w:szCs w:val="32"/>
+        </w:rPr>
+      </w:pPr>
+      <w:r>
+        <w:rPr>
+          <w:rFonts w:ascii="SBL Hebrew" w:hAnsi="SBL Hebrew" w:cs="SBL Hebrew"/>
+          <w:b/>
+          <w:bCs/>
+          <w:noProof/>
           <w:color w:val="E36C0A" w:themeColor="accent6" w:themeShade="BF"/>
           <w:sz w:val="32"/>
           <w:szCs w:val="32"/>
@@ -1099,6 +1208,7 @@
       <w:r>
         <w:rPr>
           <w:rFonts w:ascii="SBL Hebrew" w:hAnsi="SBL Hebrew" w:cs="SBL Hebrew"/>
+          <w:noProof/>
           <w:color w:val="003300"/>
           <w:sz w:val="32"/>
           <w:szCs w:val="32"/>
@@ -1114,16 +1224,18 @@
         <w:jc w:val="both"/>
         <w:rPr>
           <w:rFonts w:ascii="SBL Hebrew" w:hAnsi="SBL Hebrew" w:cs="SBL Hebrew"/>
-          <w:color w:val="003300"/>
-          <w:sz w:val="32"/>
-          <w:szCs w:val="32"/>
-        </w:rPr>
-      </w:pPr>
-      <w:r>
-        <w:rPr>
-          <w:rFonts w:ascii="SBL Hebrew" w:hAnsi="SBL Hebrew" w:cs="SBL Hebrew"/>
-          <w:b/>
-          <w:bCs/>
+          <w:noProof/>
+          <w:color w:val="003300"/>
+          <w:sz w:val="32"/>
+          <w:szCs w:val="32"/>
+        </w:rPr>
+      </w:pPr>
+      <w:r>
+        <w:rPr>
+          <w:rFonts w:ascii="SBL Hebrew" w:hAnsi="SBL Hebrew" w:cs="SBL Hebrew"/>
+          <w:b/>
+          <w:bCs/>
+          <w:noProof/>
           <w:color w:val="E36C0A" w:themeColor="accent6" w:themeShade="BF"/>
           <w:sz w:val="32"/>
           <w:szCs w:val="32"/>
@@ -1135,6 +1247,7 @@
       <w:r>
         <w:rPr>
           <w:rFonts w:ascii="SBL Hebrew" w:hAnsi="SBL Hebrew" w:cs="SBL Hebrew"/>
+          <w:noProof/>
           <w:color w:val="003300"/>
           <w:sz w:val="32"/>
           <w:szCs w:val="32"/>
@@ -1150,16 +1263,18 @@
         <w:jc w:val="both"/>
         <w:rPr>
           <w:rFonts w:ascii="SBL Hebrew" w:hAnsi="SBL Hebrew" w:cs="SBL Hebrew"/>
-          <w:color w:val="003300"/>
-          <w:sz w:val="32"/>
-          <w:szCs w:val="32"/>
-        </w:rPr>
-      </w:pPr>
-      <w:r>
-        <w:rPr>
-          <w:rFonts w:ascii="SBL Hebrew" w:hAnsi="SBL Hebrew" w:cs="SBL Hebrew"/>
-          <w:b/>
-          <w:bCs/>
+          <w:noProof/>
+          <w:color w:val="003300"/>
+          <w:sz w:val="32"/>
+          <w:szCs w:val="32"/>
+        </w:rPr>
+      </w:pPr>
+      <w:r>
+        <w:rPr>
+          <w:rFonts w:ascii="SBL Hebrew" w:hAnsi="SBL Hebrew" w:cs="SBL Hebrew"/>
+          <w:b/>
+          <w:bCs/>
+          <w:noProof/>
           <w:color w:val="E36C0A" w:themeColor="accent6" w:themeShade="BF"/>
           <w:sz w:val="32"/>
           <w:szCs w:val="32"/>
@@ -1172,6 +1287,7 @@
       <w:r>
         <w:rPr>
           <w:rFonts w:ascii="SBL Hebrew" w:hAnsi="SBL Hebrew" w:cs="SBL Hebrew"/>
+          <w:noProof/>
           <w:color w:val="003300"/>
           <w:sz w:val="32"/>
           <w:szCs w:val="32"/>
@@ -1187,16 +1303,18 @@
         <w:jc w:val="both"/>
         <w:rPr>
           <w:rFonts w:ascii="SBL Hebrew" w:hAnsi="SBL Hebrew" w:cs="SBL Hebrew"/>
-          <w:color w:val="003300"/>
-          <w:sz w:val="32"/>
-          <w:szCs w:val="32"/>
-        </w:rPr>
-      </w:pPr>
-      <w:r>
-        <w:rPr>
-          <w:rFonts w:ascii="SBL Hebrew" w:hAnsi="SBL Hebrew" w:cs="SBL Hebrew"/>
-          <w:b/>
-          <w:bCs/>
+          <w:noProof/>
+          <w:color w:val="003300"/>
+          <w:sz w:val="32"/>
+          <w:szCs w:val="32"/>
+        </w:rPr>
+      </w:pPr>
+      <w:r>
+        <w:rPr>
+          <w:rFonts w:ascii="SBL Hebrew" w:hAnsi="SBL Hebrew" w:cs="SBL Hebrew"/>
+          <w:b/>
+          <w:bCs/>
+          <w:noProof/>
           <w:color w:val="E36C0A" w:themeColor="accent6" w:themeShade="BF"/>
           <w:sz w:val="32"/>
           <w:szCs w:val="32"/>
@@ -1208,6 +1326,7 @@
       <w:r>
         <w:rPr>
           <w:rFonts w:ascii="SBL Hebrew" w:hAnsi="SBL Hebrew" w:cs="SBL Hebrew"/>
+          <w:noProof/>
           <w:color w:val="003300"/>
           <w:sz w:val="32"/>
           <w:szCs w:val="32"/>
@@ -1218,6 +1337,7 @@
       <w:r>
         <w:rPr>
           <w:rFonts w:ascii="SBL Hebrew" w:hAnsi="SBL Hebrew" w:cs="SBL Hebrew"/>
+          <w:noProof/>
           <w:color w:val="808080" w:themeColor="background1" w:themeShade="80"/>
           <w:sz w:val="32"/>
           <w:szCs w:val="32"/>
@@ -1228,6 +1348,7 @@
       <w:r>
         <w:rPr>
           <w:rFonts w:ascii="SBL Hebrew" w:hAnsi="SBL Hebrew" w:cs="SBL Hebrew"/>
+          <w:noProof/>
           <w:color w:val="003300"/>
           <w:sz w:val="32"/>
           <w:szCs w:val="32"/>
@@ -1243,16 +1364,18 @@
         <w:jc w:val="both"/>
         <w:rPr>
           <w:rFonts w:ascii="SBL Hebrew" w:hAnsi="SBL Hebrew" w:cs="SBL Hebrew"/>
-          <w:color w:val="003300"/>
-          <w:sz w:val="32"/>
-          <w:szCs w:val="32"/>
-        </w:rPr>
-      </w:pPr>
-      <w:r>
-        <w:rPr>
-          <w:rFonts w:ascii="SBL Hebrew" w:hAnsi="SBL Hebrew" w:cs="SBL Hebrew"/>
-          <w:b/>
-          <w:bCs/>
+          <w:noProof/>
+          <w:color w:val="003300"/>
+          <w:sz w:val="32"/>
+          <w:szCs w:val="32"/>
+        </w:rPr>
+      </w:pPr>
+      <w:r>
+        <w:rPr>
+          <w:rFonts w:ascii="SBL Hebrew" w:hAnsi="SBL Hebrew" w:cs="SBL Hebrew"/>
+          <w:b/>
+          <w:bCs/>
+          <w:noProof/>
           <w:color w:val="E36C0A" w:themeColor="accent6" w:themeShade="BF"/>
           <w:sz w:val="32"/>
           <w:szCs w:val="32"/>
@@ -1265,6 +1388,7 @@
       <w:r>
         <w:rPr>
           <w:rFonts w:ascii="SBL Hebrew" w:hAnsi="SBL Hebrew" w:cs="SBL Hebrew"/>
+          <w:noProof/>
           <w:color w:val="003300"/>
           <w:sz w:val="32"/>
           <w:szCs w:val="32"/>
@@ -1280,16 +1404,18 @@
         <w:jc w:val="both"/>
         <w:rPr>
           <w:rFonts w:ascii="SBL Hebrew" w:hAnsi="SBL Hebrew" w:cs="SBL Hebrew"/>
-          <w:color w:val="003300"/>
-          <w:sz w:val="32"/>
-          <w:szCs w:val="32"/>
-        </w:rPr>
-      </w:pPr>
-      <w:r>
-        <w:rPr>
-          <w:rFonts w:ascii="SBL Hebrew" w:hAnsi="SBL Hebrew" w:cs="SBL Hebrew"/>
-          <w:b/>
-          <w:bCs/>
+          <w:noProof/>
+          <w:color w:val="003300"/>
+          <w:sz w:val="32"/>
+          <w:szCs w:val="32"/>
+        </w:rPr>
+      </w:pPr>
+      <w:r>
+        <w:rPr>
+          <w:rFonts w:ascii="SBL Hebrew" w:hAnsi="SBL Hebrew" w:cs="SBL Hebrew"/>
+          <w:b/>
+          <w:bCs/>
+          <w:noProof/>
           <w:color w:val="E36C0A" w:themeColor="accent6" w:themeShade="BF"/>
           <w:sz w:val="32"/>
           <w:szCs w:val="32"/>
@@ -1302,6 +1428,7 @@
       <w:r>
         <w:rPr>
           <w:rFonts w:ascii="SBL Hebrew" w:hAnsi="SBL Hebrew" w:cs="SBL Hebrew"/>
+          <w:noProof/>
           <w:color w:val="003300"/>
           <w:sz w:val="32"/>
           <w:szCs w:val="32"/>
@@ -1317,16 +1444,18 @@
         <w:jc w:val="both"/>
         <w:rPr>
           <w:rFonts w:ascii="SBL Hebrew" w:hAnsi="SBL Hebrew" w:cs="SBL Hebrew"/>
-          <w:color w:val="003300"/>
-          <w:sz w:val="32"/>
-          <w:szCs w:val="32"/>
-        </w:rPr>
-      </w:pPr>
-      <w:r>
-        <w:rPr>
-          <w:rFonts w:ascii="SBL Hebrew" w:hAnsi="SBL Hebrew" w:cs="SBL Hebrew"/>
-          <w:b/>
-          <w:bCs/>
+          <w:noProof/>
+          <w:color w:val="003300"/>
+          <w:sz w:val="32"/>
+          <w:szCs w:val="32"/>
+        </w:rPr>
+      </w:pPr>
+      <w:r>
+        <w:rPr>
+          <w:rFonts w:ascii="SBL Hebrew" w:hAnsi="SBL Hebrew" w:cs="SBL Hebrew"/>
+          <w:b/>
+          <w:bCs/>
+          <w:noProof/>
           <w:color w:val="E36C0A" w:themeColor="accent6" w:themeShade="BF"/>
           <w:sz w:val="32"/>
           <w:szCs w:val="32"/>
@@ -1339,6 +1468,7 @@
       <w:r>
         <w:rPr>
           <w:rFonts w:ascii="SBL Hebrew" w:hAnsi="SBL Hebrew" w:cs="SBL Hebrew"/>
+          <w:noProof/>
           <w:color w:val="003300"/>
           <w:sz w:val="32"/>
           <w:szCs w:val="32"/>
@@ -1354,16 +1484,18 @@
         <w:jc w:val="both"/>
         <w:rPr>
           <w:rFonts w:ascii="SBL Hebrew" w:hAnsi="SBL Hebrew" w:cs="SBL Hebrew"/>
-          <w:color w:val="003300"/>
-          <w:sz w:val="32"/>
-          <w:szCs w:val="32"/>
-        </w:rPr>
-      </w:pPr>
-      <w:r>
-        <w:rPr>
-          <w:rFonts w:ascii="SBL Hebrew" w:hAnsi="SBL Hebrew" w:cs="SBL Hebrew"/>
-          <w:b/>
-          <w:bCs/>
+          <w:noProof/>
+          <w:color w:val="003300"/>
+          <w:sz w:val="32"/>
+          <w:szCs w:val="32"/>
+        </w:rPr>
+      </w:pPr>
+      <w:r>
+        <w:rPr>
+          <w:rFonts w:ascii="SBL Hebrew" w:hAnsi="SBL Hebrew" w:cs="SBL Hebrew"/>
+          <w:b/>
+          <w:bCs/>
+          <w:noProof/>
           <w:color w:val="E36C0A" w:themeColor="accent6" w:themeShade="BF"/>
           <w:sz w:val="32"/>
           <w:szCs w:val="32"/>
@@ -1377,6 +1509,7 @@
       <w:r>
         <w:rPr>
           <w:rFonts w:ascii="SBL Hebrew" w:hAnsi="SBL Hebrew" w:cs="SBL Hebrew"/>
+          <w:noProof/>
           <w:color w:val="003300"/>
           <w:sz w:val="32"/>
           <w:szCs w:val="32"/>
@@ -1387,6 +1520,7 @@
       <w:r>
         <w:rPr>
           <w:rFonts w:ascii="SBL Hebrew" w:hAnsi="SBL Hebrew" w:cs="SBL Hebrew"/>
+          <w:noProof/>
           <w:color w:val="808080" w:themeColor="background1" w:themeShade="80"/>
           <w:sz w:val="32"/>
           <w:szCs w:val="32"/>
@@ -1397,6 +1531,7 @@
       <w:r>
         <w:rPr>
           <w:rFonts w:ascii="SBL Hebrew" w:hAnsi="SBL Hebrew" w:cs="SBL Hebrew"/>
+          <w:noProof/>
           <w:color w:val="003300"/>
           <w:sz w:val="32"/>
           <w:szCs w:val="32"/>
@@ -1412,16 +1547,18 @@
         <w:jc w:val="both"/>
         <w:rPr>
           <w:rFonts w:ascii="SBL Hebrew" w:hAnsi="SBL Hebrew" w:cs="SBL Hebrew"/>
-          <w:color w:val="003300"/>
-          <w:sz w:val="32"/>
-          <w:szCs w:val="32"/>
-        </w:rPr>
-      </w:pPr>
-      <w:r>
-        <w:rPr>
-          <w:rFonts w:ascii="SBL Hebrew" w:hAnsi="SBL Hebrew" w:cs="SBL Hebrew"/>
-          <w:b/>
-          <w:bCs/>
+          <w:noProof/>
+          <w:color w:val="003300"/>
+          <w:sz w:val="32"/>
+          <w:szCs w:val="32"/>
+        </w:rPr>
+      </w:pPr>
+      <w:r>
+        <w:rPr>
+          <w:rFonts w:ascii="SBL Hebrew" w:hAnsi="SBL Hebrew" w:cs="SBL Hebrew"/>
+          <w:b/>
+          <w:bCs/>
+          <w:noProof/>
           <w:color w:val="E36C0A" w:themeColor="accent6" w:themeShade="BF"/>
           <w:sz w:val="32"/>
           <w:szCs w:val="32"/>
@@ -1434,6 +1571,7 @@
       <w:r>
         <w:rPr>
           <w:rFonts w:ascii="SBL Hebrew" w:hAnsi="SBL Hebrew" w:cs="SBL Hebrew"/>
+          <w:noProof/>
           <w:color w:val="003300"/>
           <w:sz w:val="32"/>
           <w:szCs w:val="32"/>
@@ -1449,16 +1587,18 @@
         <w:jc w:val="both"/>
         <w:rPr>
           <w:rFonts w:ascii="SBL Hebrew" w:hAnsi="SBL Hebrew" w:cs="SBL Hebrew"/>
-          <w:color w:val="003300"/>
-          <w:sz w:val="32"/>
-          <w:szCs w:val="32"/>
-        </w:rPr>
-      </w:pPr>
-      <w:r>
-        <w:rPr>
-          <w:rFonts w:ascii="SBL Hebrew" w:hAnsi="SBL Hebrew" w:cs="SBL Hebrew"/>
-          <w:b/>
-          <w:bCs/>
+          <w:noProof/>
+          <w:color w:val="003300"/>
+          <w:sz w:val="32"/>
+          <w:szCs w:val="32"/>
+        </w:rPr>
+      </w:pPr>
+      <w:r>
+        <w:rPr>
+          <w:rFonts w:ascii="SBL Hebrew" w:hAnsi="SBL Hebrew" w:cs="SBL Hebrew"/>
+          <w:b/>
+          <w:bCs/>
+          <w:noProof/>
           <w:color w:val="E36C0A" w:themeColor="accent6" w:themeShade="BF"/>
           <w:sz w:val="32"/>
           <w:szCs w:val="32"/>
@@ -1471,6 +1611,7 @@
       <w:r>
         <w:rPr>
           <w:rFonts w:ascii="SBL Hebrew" w:hAnsi="SBL Hebrew" w:cs="SBL Hebrew"/>
+          <w:noProof/>
           <w:color w:val="003300"/>
           <w:sz w:val="32"/>
           <w:szCs w:val="32"/>
@@ -1484,12 +1625,16 @@
         <w:bidi/>
         <w:spacing w:before="120" w:after="0" w:line="240" w:lineRule="auto"/>
         <w:jc w:val="both"/>
-      </w:pPr>
-      <w:r>
-        <w:rPr>
-          <w:rFonts w:ascii="SBL Hebrew" w:hAnsi="SBL Hebrew" w:cs="SBL Hebrew"/>
-          <w:b/>
-          <w:bCs/>
+        <w:rPr>
+          <w:noProof/>
+        </w:rPr>
+      </w:pPr>
+      <w:r>
+        <w:rPr>
+          <w:rFonts w:ascii="SBL Hebrew" w:hAnsi="SBL Hebrew" w:cs="SBL Hebrew"/>
+          <w:b/>
+          <w:bCs/>
+          <w:noProof/>
           <w:color w:val="E36C0A" w:themeColor="accent6" w:themeShade="BF"/>
           <w:sz w:val="32"/>
           <w:szCs w:val="32"/>
@@ -1502,6 +1647,7 @@
       <w:r>
         <w:rPr>
           <w:rFonts w:ascii="SBL Hebrew" w:hAnsi="SBL Hebrew" w:cs="SBL Hebrew"/>
+          <w:noProof/>
           <w:color w:val="003300"/>
           <w:sz w:val="32"/>
           <w:szCs w:val="32"/>
@@ -1512,6 +1658,9 @@
     </w:p>
     <w:p>
       <w:pPr>
+        <w:rPr>
+          <w:noProof/>
+        </w:rPr>
         <w:sectPr>
           <w:type w:val="continuous"/>
           <w:pgSz w:w="16838" w:h="11906" w:orient="landscape"/>
@@ -1531,6 +1680,7 @@
         <w:jc w:val="center"/>
         <w:rPr>
           <w:rFonts w:ascii="SBL Hebrew" w:hAnsi="SBL Hebrew" w:cs="SBL Hebrew"/>
+          <w:noProof/>
           <w:color w:val="000000"/>
           <w:sz w:val="36"/>
           <w:szCs w:val="36"/>
@@ -1541,6 +1691,7 @@
       <w:r>
         <w:rPr>
           <w:rFonts w:ascii="Arial Unicode MS" w:eastAsia="Arial Unicode MS" w:hAnsi="Arial Unicode MS" w:cs="SBL Hebrew"/>
+          <w:noProof/>
           <w:color w:val="000000"/>
           <w:sz w:val="40"/>
           <w:szCs w:val="40"/>
@@ -1557,16 +1708,18 @@
         <w:jc w:val="both"/>
         <w:rPr>
           <w:rFonts w:ascii="SBL Hebrew" w:hAnsi="SBL Hebrew" w:cs="SBL Hebrew"/>
-          <w:color w:val="003300"/>
-          <w:sz w:val="32"/>
-          <w:szCs w:val="32"/>
-        </w:rPr>
-      </w:pPr>
-      <w:r>
-        <w:rPr>
-          <w:rFonts w:ascii="SBL Hebrew" w:hAnsi="SBL Hebrew" w:cs="SBL Hebrew"/>
-          <w:b/>
-          <w:bCs/>
+          <w:noProof/>
+          <w:color w:val="003300"/>
+          <w:sz w:val="32"/>
+          <w:szCs w:val="32"/>
+        </w:rPr>
+      </w:pPr>
+      <w:r>
+        <w:rPr>
+          <w:rFonts w:ascii="SBL Hebrew" w:hAnsi="SBL Hebrew" w:cs="SBL Hebrew"/>
+          <w:b/>
+          <w:bCs/>
+          <w:noProof/>
           <w:color w:val="E36C0A" w:themeColor="accent6" w:themeShade="BF"/>
           <w:sz w:val="32"/>
           <w:szCs w:val="32"/>
@@ -1578,6 +1731,7 @@
       <w:r>
         <w:rPr>
           <w:rFonts w:ascii="SBL Hebrew" w:hAnsi="SBL Hebrew" w:cs="SBL Hebrew"/>
+          <w:noProof/>
           <w:color w:val="003300"/>
           <w:sz w:val="32"/>
           <w:szCs w:val="32"/>
@@ -1593,16 +1747,18 @@
         <w:jc w:val="both"/>
         <w:rPr>
           <w:rFonts w:ascii="SBL Hebrew" w:hAnsi="SBL Hebrew" w:cs="SBL Hebrew"/>
-          <w:color w:val="003300"/>
-          <w:sz w:val="32"/>
-          <w:szCs w:val="32"/>
-        </w:rPr>
-      </w:pPr>
-      <w:r>
-        <w:rPr>
-          <w:rFonts w:ascii="SBL Hebrew" w:hAnsi="SBL Hebrew" w:cs="SBL Hebrew"/>
-          <w:b/>
-          <w:bCs/>
+          <w:noProof/>
+          <w:color w:val="003300"/>
+          <w:sz w:val="32"/>
+          <w:szCs w:val="32"/>
+        </w:rPr>
+      </w:pPr>
+      <w:r>
+        <w:rPr>
+          <w:rFonts w:ascii="SBL Hebrew" w:hAnsi="SBL Hebrew" w:cs="SBL Hebrew"/>
+          <w:b/>
+          <w:bCs/>
+          <w:noProof/>
           <w:color w:val="E36C0A" w:themeColor="accent6" w:themeShade="BF"/>
           <w:sz w:val="32"/>
           <w:szCs w:val="32"/>
@@ -1614,6 +1770,7 @@
       <w:r>
         <w:rPr>
           <w:rFonts w:ascii="SBL Hebrew" w:hAnsi="SBL Hebrew" w:cs="SBL Hebrew"/>
+          <w:noProof/>
           <w:color w:val="003300"/>
           <w:sz w:val="32"/>
           <w:szCs w:val="32"/>
@@ -1624,6 +1781,7 @@
       <w:r>
         <w:rPr>
           <w:rFonts w:ascii="SBL Hebrew" w:hAnsi="SBL Hebrew" w:cs="SBL Hebrew"/>
+          <w:noProof/>
           <w:color w:val="808080" w:themeColor="background1" w:themeShade="80"/>
           <w:sz w:val="32"/>
           <w:szCs w:val="32"/>
@@ -1634,6 +1792,7 @@
       <w:r>
         <w:rPr>
           <w:rFonts w:ascii="SBL Hebrew" w:hAnsi="SBL Hebrew" w:cs="SBL Hebrew"/>
+          <w:noProof/>
           <w:color w:val="003300"/>
           <w:sz w:val="32"/>
           <w:szCs w:val="32"/>
@@ -1644,6 +1803,7 @@
       <w:r>
         <w:rPr>
           <w:rFonts w:ascii="SBL Hebrew" w:hAnsi="SBL Hebrew" w:cs="SBL Hebrew"/>
+          <w:noProof/>
           <w:color w:val="808080" w:themeColor="background1" w:themeShade="80"/>
           <w:sz w:val="32"/>
           <w:szCs w:val="32"/>
@@ -1654,6 +1814,7 @@
       <w:r>
         <w:rPr>
           <w:rFonts w:ascii="SBL Hebrew" w:hAnsi="SBL Hebrew" w:cs="SBL Hebrew"/>
+          <w:noProof/>
           <w:color w:val="003300"/>
           <w:sz w:val="32"/>
           <w:szCs w:val="32"/>
@@ -1664,6 +1825,7 @@
       <w:r>
         <w:rPr>
           <w:rFonts w:ascii="SBL Hebrew" w:hAnsi="SBL Hebrew" w:cs="SBL Hebrew"/>
+          <w:noProof/>
           <w:color w:val="808080" w:themeColor="background1" w:themeShade="80"/>
           <w:sz w:val="32"/>
           <w:szCs w:val="32"/>
@@ -1674,6 +1836,7 @@
       <w:r>
         <w:rPr>
           <w:rFonts w:ascii="SBL Hebrew" w:hAnsi="SBL Hebrew" w:cs="SBL Hebrew"/>
+          <w:noProof/>
           <w:color w:val="003300"/>
           <w:sz w:val="32"/>
           <w:szCs w:val="32"/>
@@ -1689,16 +1852,18 @@
         <w:jc w:val="both"/>
         <w:rPr>
           <w:rFonts w:ascii="SBL Hebrew" w:hAnsi="SBL Hebrew" w:cs="SBL Hebrew"/>
-          <w:color w:val="003300"/>
-          <w:sz w:val="32"/>
-          <w:szCs w:val="32"/>
-        </w:rPr>
-      </w:pPr>
-      <w:r>
-        <w:rPr>
-          <w:rFonts w:ascii="SBL Hebrew" w:hAnsi="SBL Hebrew" w:cs="SBL Hebrew"/>
-          <w:b/>
-          <w:bCs/>
+          <w:noProof/>
+          <w:color w:val="003300"/>
+          <w:sz w:val="32"/>
+          <w:szCs w:val="32"/>
+        </w:rPr>
+      </w:pPr>
+      <w:r>
+        <w:rPr>
+          <w:rFonts w:ascii="SBL Hebrew" w:hAnsi="SBL Hebrew" w:cs="SBL Hebrew"/>
+          <w:b/>
+          <w:bCs/>
+          <w:noProof/>
           <w:color w:val="E36C0A" w:themeColor="accent6" w:themeShade="BF"/>
           <w:sz w:val="32"/>
           <w:szCs w:val="32"/>
@@ -1711,6 +1876,7 @@
       <w:r>
         <w:rPr>
           <w:rFonts w:ascii="SBL Hebrew" w:hAnsi="SBL Hebrew" w:cs="SBL Hebrew"/>
+          <w:noProof/>
           <w:color w:val="003300"/>
           <w:sz w:val="32"/>
           <w:szCs w:val="32"/>
@@ -1721,6 +1887,7 @@
       <w:r>
         <w:rPr>
           <w:rFonts w:ascii="SBL Hebrew" w:hAnsi="SBL Hebrew" w:cs="SBL Hebrew"/>
+          <w:noProof/>
           <w:color w:val="808080" w:themeColor="background1" w:themeShade="80"/>
           <w:sz w:val="32"/>
           <w:szCs w:val="32"/>
@@ -1731,6 +1898,7 @@
       <w:r>
         <w:rPr>
           <w:rFonts w:ascii="SBL Hebrew" w:hAnsi="SBL Hebrew" w:cs="SBL Hebrew"/>
+          <w:noProof/>
           <w:color w:val="003300"/>
           <w:sz w:val="32"/>
           <w:szCs w:val="32"/>
@@ -1741,6 +1909,7 @@
       <w:r>
         <w:rPr>
           <w:rFonts w:ascii="SBL Hebrew" w:hAnsi="SBL Hebrew" w:cs="SBL Hebrew"/>
+          <w:noProof/>
           <w:color w:val="808080" w:themeColor="background1" w:themeShade="80"/>
           <w:sz w:val="32"/>
           <w:szCs w:val="32"/>
@@ -1751,6 +1920,7 @@
       <w:r>
         <w:rPr>
           <w:rFonts w:ascii="SBL Hebrew" w:hAnsi="SBL Hebrew" w:cs="SBL Hebrew"/>
+          <w:noProof/>
           <w:color w:val="003300"/>
           <w:sz w:val="32"/>
           <w:szCs w:val="32"/>
@@ -1766,16 +1936,18 @@
         <w:jc w:val="both"/>
         <w:rPr>
           <w:rFonts w:ascii="SBL Hebrew" w:hAnsi="SBL Hebrew" w:cs="SBL Hebrew"/>
-          <w:color w:val="003300"/>
-          <w:sz w:val="32"/>
-          <w:szCs w:val="32"/>
-        </w:rPr>
-      </w:pPr>
-      <w:r>
-        <w:rPr>
-          <w:rFonts w:ascii="SBL Hebrew" w:hAnsi="SBL Hebrew" w:cs="SBL Hebrew"/>
-          <w:b/>
-          <w:bCs/>
+          <w:noProof/>
+          <w:color w:val="003300"/>
+          <w:sz w:val="32"/>
+          <w:szCs w:val="32"/>
+        </w:rPr>
+      </w:pPr>
+      <w:r>
+        <w:rPr>
+          <w:rFonts w:ascii="SBL Hebrew" w:hAnsi="SBL Hebrew" w:cs="SBL Hebrew"/>
+          <w:b/>
+          <w:bCs/>
+          <w:noProof/>
           <w:color w:val="E36C0A" w:themeColor="accent6" w:themeShade="BF"/>
           <w:sz w:val="32"/>
           <w:szCs w:val="32"/>
@@ -1787,6 +1959,7 @@
       <w:r>
         <w:rPr>
           <w:rFonts w:ascii="SBL Hebrew" w:hAnsi="SBL Hebrew" w:cs="SBL Hebrew"/>
+          <w:noProof/>
           <w:color w:val="003300"/>
           <w:sz w:val="32"/>
           <w:szCs w:val="32"/>
@@ -1802,16 +1975,18 @@
         <w:jc w:val="both"/>
         <w:rPr>
           <w:rFonts w:ascii="SBL Hebrew" w:hAnsi="SBL Hebrew" w:cs="SBL Hebrew"/>
-          <w:color w:val="003300"/>
-          <w:sz w:val="32"/>
-          <w:szCs w:val="32"/>
-        </w:rPr>
-      </w:pPr>
-      <w:r>
-        <w:rPr>
-          <w:rFonts w:ascii="SBL Hebrew" w:hAnsi="SBL Hebrew" w:cs="SBL Hebrew"/>
-          <w:b/>
-          <w:bCs/>
+          <w:noProof/>
+          <w:color w:val="003300"/>
+          <w:sz w:val="32"/>
+          <w:szCs w:val="32"/>
+        </w:rPr>
+      </w:pPr>
+      <w:r>
+        <w:rPr>
+          <w:rFonts w:ascii="SBL Hebrew" w:hAnsi="SBL Hebrew" w:cs="SBL Hebrew"/>
+          <w:b/>
+          <w:bCs/>
+          <w:noProof/>
           <w:color w:val="E36C0A" w:themeColor="accent6" w:themeShade="BF"/>
           <w:sz w:val="32"/>
           <w:szCs w:val="32"/>
@@ -1823,6 +1998,7 @@
       <w:r>
         <w:rPr>
           <w:rFonts w:ascii="SBL Hebrew" w:hAnsi="SBL Hebrew" w:cs="SBL Hebrew"/>
+          <w:noProof/>
           <w:color w:val="003300"/>
           <w:sz w:val="32"/>
           <w:szCs w:val="32"/>
@@ -1838,16 +2014,18 @@
         <w:jc w:val="both"/>
         <w:rPr>
           <w:rFonts w:ascii="SBL Hebrew" w:hAnsi="SBL Hebrew" w:cs="SBL Hebrew"/>
-          <w:color w:val="003300"/>
-          <w:sz w:val="32"/>
-          <w:szCs w:val="32"/>
-        </w:rPr>
-      </w:pPr>
-      <w:r>
-        <w:rPr>
-          <w:rFonts w:ascii="SBL Hebrew" w:hAnsi="SBL Hebrew" w:cs="SBL Hebrew"/>
-          <w:b/>
-          <w:bCs/>
+          <w:noProof/>
+          <w:color w:val="003300"/>
+          <w:sz w:val="32"/>
+          <w:szCs w:val="32"/>
+        </w:rPr>
+      </w:pPr>
+      <w:r>
+        <w:rPr>
+          <w:rFonts w:ascii="SBL Hebrew" w:hAnsi="SBL Hebrew" w:cs="SBL Hebrew"/>
+          <w:b/>
+          <w:bCs/>
+          <w:noProof/>
           <w:color w:val="E36C0A" w:themeColor="accent6" w:themeShade="BF"/>
           <w:sz w:val="32"/>
           <w:szCs w:val="32"/>
@@ -1859,6 +2037,7 @@
       <w:r>
         <w:rPr>
           <w:rFonts w:ascii="SBL Hebrew" w:hAnsi="SBL Hebrew" w:cs="SBL Hebrew"/>
+          <w:noProof/>
           <w:color w:val="003300"/>
           <w:sz w:val="32"/>
           <w:szCs w:val="32"/>
@@ -1869,6 +2048,7 @@
       <w:r>
         <w:rPr>
           <w:rFonts w:ascii="SBL Hebrew" w:hAnsi="SBL Hebrew" w:cs="SBL Hebrew"/>
+          <w:noProof/>
           <w:color w:val="808080" w:themeColor="background1" w:themeShade="80"/>
           <w:sz w:val="32"/>
           <w:szCs w:val="32"/>
@@ -1879,6 +2059,7 @@
       <w:r>
         <w:rPr>
           <w:rFonts w:ascii="SBL Hebrew" w:hAnsi="SBL Hebrew" w:cs="SBL Hebrew"/>
+          <w:noProof/>
           <w:color w:val="003300"/>
           <w:sz w:val="32"/>
           <w:szCs w:val="32"/>
@@ -1889,6 +2070,7 @@
       <w:r>
         <w:rPr>
           <w:rFonts w:ascii="SBL Hebrew" w:hAnsi="SBL Hebrew" w:cs="SBL Hebrew"/>
+          <w:noProof/>
           <w:color w:val="808080" w:themeColor="background1" w:themeShade="80"/>
           <w:sz w:val="32"/>
           <w:szCs w:val="32"/>
@@ -1899,6 +2081,7 @@
       <w:r>
         <w:rPr>
           <w:rFonts w:ascii="SBL Hebrew" w:hAnsi="SBL Hebrew" w:cs="SBL Hebrew"/>
+          <w:noProof/>
           <w:color w:val="003300"/>
           <w:sz w:val="32"/>
           <w:szCs w:val="32"/>
@@ -1909,6 +2092,7 @@
       <w:r>
         <w:rPr>
           <w:rFonts w:ascii="SBL Hebrew" w:hAnsi="SBL Hebrew" w:cs="SBL Hebrew"/>
+          <w:noProof/>
           <w:color w:val="808080" w:themeColor="background1" w:themeShade="80"/>
           <w:sz w:val="32"/>
           <w:szCs w:val="32"/>
@@ -1919,6 +2103,7 @@
       <w:r>
         <w:rPr>
           <w:rFonts w:ascii="SBL Hebrew" w:hAnsi="SBL Hebrew" w:cs="SBL Hebrew"/>
+          <w:noProof/>
           <w:color w:val="003300"/>
           <w:sz w:val="32"/>
           <w:szCs w:val="32"/>
@@ -1929,6 +2114,7 @@
       <w:r>
         <w:rPr>
           <w:rFonts w:ascii="SBL Hebrew" w:hAnsi="SBL Hebrew" w:cs="SBL Hebrew"/>
+          <w:noProof/>
           <w:color w:val="808080" w:themeColor="background1" w:themeShade="80"/>
           <w:sz w:val="32"/>
           <w:szCs w:val="32"/>
@@ -1939,6 +2125,7 @@
       <w:r>
         <w:rPr>
           <w:rFonts w:ascii="SBL Hebrew" w:hAnsi="SBL Hebrew" w:cs="SBL Hebrew"/>
+          <w:noProof/>
           <w:color w:val="003300"/>
           <w:sz w:val="32"/>
           <w:szCs w:val="32"/>
@@ -1949,6 +2136,7 @@
       <w:r>
         <w:rPr>
           <w:rFonts w:ascii="SBL Hebrew" w:hAnsi="SBL Hebrew" w:cs="SBL Hebrew"/>
+          <w:noProof/>
           <w:color w:val="003300"/>
           <w:sz w:val="32"/>
           <w:szCs w:val="32"/>
@@ -1959,6 +2147,7 @@
       <w:r>
         <w:rPr>
           <w:rFonts w:ascii="SBL Hebrew" w:hAnsi="SBL Hebrew" w:cs="SBL Hebrew"/>
+          <w:noProof/>
           <w:color w:val="003300"/>
           <w:sz w:val="32"/>
           <w:szCs w:val="32"/>
@@ -1969,6 +2158,7 @@
       <w:r>
         <w:rPr>
           <w:rFonts w:ascii="SBL Hebrew" w:hAnsi="SBL Hebrew" w:cs="SBL Hebrew"/>
+          <w:noProof/>
           <w:color w:val="003300"/>
           <w:sz w:val="32"/>
           <w:szCs w:val="32"/>
@@ -1979,6 +2169,7 @@
       <w:r>
         <w:rPr>
           <w:rFonts w:ascii="SBL Hebrew" w:hAnsi="SBL Hebrew" w:cs="SBL Hebrew"/>
+          <w:noProof/>
           <w:color w:val="003300"/>
           <w:sz w:val="32"/>
           <w:szCs w:val="32"/>
@@ -1989,6 +2180,7 @@
       <w:r>
         <w:rPr>
           <w:rFonts w:ascii="SBL Hebrew" w:hAnsi="SBL Hebrew" w:cs="SBL Hebrew"/>
+          <w:noProof/>
           <w:color w:val="003300"/>
           <w:sz w:val="32"/>
           <w:szCs w:val="32"/>
@@ -1999,6 +2191,7 @@
       <w:r>
         <w:rPr>
           <w:rFonts w:ascii="SBL Hebrew" w:hAnsi="SBL Hebrew" w:cs="SBL Hebrew"/>
+          <w:noProof/>
           <w:color w:val="003300"/>
           <w:sz w:val="32"/>
           <w:szCs w:val="32"/>
@@ -2009,6 +2202,7 @@
       <w:r>
         <w:rPr>
           <w:rFonts w:ascii="SBL Hebrew" w:hAnsi="SBL Hebrew" w:cs="SBL Hebrew"/>
+          <w:noProof/>
           <w:color w:val="003300"/>
           <w:sz w:val="32"/>
           <w:szCs w:val="32"/>
@@ -2019,6 +2213,7 @@
       <w:r>
         <w:rPr>
           <w:rFonts w:ascii="SBL Hebrew" w:hAnsi="SBL Hebrew" w:cs="SBL Hebrew"/>
+          <w:noProof/>
           <w:color w:val="003300"/>
           <w:sz w:val="32"/>
           <w:szCs w:val="32"/>
@@ -2029,6 +2224,7 @@
       <w:r>
         <w:rPr>
           <w:rFonts w:ascii="SBL Hebrew" w:hAnsi="SBL Hebrew" w:cs="SBL Hebrew"/>
+          <w:noProof/>
           <w:color w:val="003300"/>
           <w:sz w:val="32"/>
           <w:szCs w:val="32"/>
@@ -2039,6 +2235,7 @@
       <w:r>
         <w:rPr>
           <w:rFonts w:ascii="SBL Hebrew" w:hAnsi="SBL Hebrew" w:cs="SBL Hebrew"/>
+          <w:noProof/>
           <w:color w:val="003300"/>
           <w:sz w:val="32"/>
           <w:szCs w:val="32"/>
@@ -2049,6 +2246,7 @@
       <w:r>
         <w:rPr>
           <w:rFonts w:ascii="SBL Hebrew" w:hAnsi="SBL Hebrew" w:cs="SBL Hebrew"/>
+          <w:noProof/>
           <w:color w:val="808080" w:themeColor="background1" w:themeShade="80"/>
           <w:sz w:val="32"/>
           <w:szCs w:val="32"/>
@@ -2059,6 +2257,7 @@
       <w:r>
         <w:rPr>
           <w:rFonts w:ascii="SBL Hebrew" w:hAnsi="SBL Hebrew" w:cs="SBL Hebrew"/>
+          <w:noProof/>
           <w:color w:val="003300"/>
           <w:sz w:val="32"/>
           <w:szCs w:val="32"/>
@@ -2074,16 +2273,18 @@
         <w:jc w:val="both"/>
         <w:rPr>
           <w:rFonts w:ascii="SBL Hebrew" w:hAnsi="SBL Hebrew" w:cs="SBL Hebrew"/>
-          <w:color w:val="003300"/>
-          <w:sz w:val="32"/>
-          <w:szCs w:val="32"/>
-        </w:rPr>
-      </w:pPr>
-      <w:r>
-        <w:rPr>
-          <w:rFonts w:ascii="SBL Hebrew" w:hAnsi="SBL Hebrew" w:cs="SBL Hebrew"/>
-          <w:b/>
-          <w:bCs/>
+          <w:noProof/>
+          <w:color w:val="003300"/>
+          <w:sz w:val="32"/>
+          <w:szCs w:val="32"/>
+        </w:rPr>
+      </w:pPr>
+      <w:r>
+        <w:rPr>
+          <w:rFonts w:ascii="SBL Hebrew" w:hAnsi="SBL Hebrew" w:cs="SBL Hebrew"/>
+          <w:b/>
+          <w:bCs/>
+          <w:noProof/>
           <w:color w:val="E36C0A" w:themeColor="accent6" w:themeShade="BF"/>
           <w:sz w:val="32"/>
           <w:szCs w:val="32"/>
@@ -2095,6 +2296,7 @@
       <w:r>
         <w:rPr>
           <w:rFonts w:ascii="SBL Hebrew" w:hAnsi="SBL Hebrew" w:cs="SBL Hebrew"/>
+          <w:noProof/>
           <w:color w:val="003300"/>
           <w:sz w:val="32"/>
           <w:szCs w:val="32"/>
@@ -2105,6 +2307,7 @@
       <w:r>
         <w:rPr>
           <w:rFonts w:ascii="SBL Hebrew" w:hAnsi="SBL Hebrew" w:cs="SBL Hebrew"/>
+          <w:noProof/>
           <w:color w:val="808080" w:themeColor="background1" w:themeShade="80"/>
           <w:sz w:val="32"/>
           <w:szCs w:val="32"/>
@@ -2115,6 +2318,7 @@
       <w:r>
         <w:rPr>
           <w:rFonts w:ascii="SBL Hebrew" w:hAnsi="SBL Hebrew" w:cs="SBL Hebrew"/>
+          <w:noProof/>
           <w:color w:val="003300"/>
           <w:sz w:val="32"/>
           <w:szCs w:val="32"/>
@@ -2130,16 +2334,18 @@
         <w:jc w:val="both"/>
         <w:rPr>
           <w:rFonts w:ascii="SBL Hebrew" w:hAnsi="SBL Hebrew" w:cs="SBL Hebrew"/>
-          <w:color w:val="003300"/>
-          <w:sz w:val="32"/>
-          <w:szCs w:val="32"/>
-        </w:rPr>
-      </w:pPr>
-      <w:r>
-        <w:rPr>
-          <w:rFonts w:ascii="SBL Hebrew" w:hAnsi="SBL Hebrew" w:cs="SBL Hebrew"/>
-          <w:b/>
-          <w:bCs/>
+          <w:noProof/>
+          <w:color w:val="003300"/>
+          <w:sz w:val="32"/>
+          <w:szCs w:val="32"/>
+        </w:rPr>
+      </w:pPr>
+      <w:r>
+        <w:rPr>
+          <w:rFonts w:ascii="SBL Hebrew" w:hAnsi="SBL Hebrew" w:cs="SBL Hebrew"/>
+          <w:b/>
+          <w:bCs/>
+          <w:noProof/>
           <w:color w:val="E36C0A" w:themeColor="accent6" w:themeShade="BF"/>
           <w:sz w:val="32"/>
           <w:szCs w:val="32"/>
@@ -2151,6 +2357,7 @@
       <w:r>
         <w:rPr>
           <w:rFonts w:ascii="SBL Hebrew" w:hAnsi="SBL Hebrew" w:cs="SBL Hebrew"/>
+          <w:noProof/>
           <w:color w:val="003300"/>
           <w:sz w:val="32"/>
           <w:szCs w:val="32"/>
@@ -2161,6 +2368,7 @@
       <w:r>
         <w:rPr>
           <w:rFonts w:ascii="SBL Hebrew" w:hAnsi="SBL Hebrew" w:cs="SBL Hebrew"/>
+          <w:noProof/>
           <w:color w:val="808080" w:themeColor="background1" w:themeShade="80"/>
           <w:sz w:val="32"/>
           <w:szCs w:val="32"/>
@@ -2171,6 +2379,7 @@
       <w:r>
         <w:rPr>
           <w:rFonts w:ascii="SBL Hebrew" w:hAnsi="SBL Hebrew" w:cs="SBL Hebrew"/>
+          <w:noProof/>
           <w:color w:val="003300"/>
           <w:sz w:val="32"/>
           <w:szCs w:val="32"/>
@@ -2181,6 +2390,7 @@
       <w:r>
         <w:rPr>
           <w:rFonts w:ascii="SBL Hebrew" w:hAnsi="SBL Hebrew" w:cs="SBL Hebrew"/>
+          <w:noProof/>
           <w:color w:val="808080" w:themeColor="background1" w:themeShade="80"/>
           <w:sz w:val="32"/>
           <w:szCs w:val="32"/>
@@ -2191,6 +2401,7 @@
       <w:r>
         <w:rPr>
           <w:rFonts w:ascii="SBL Hebrew" w:hAnsi="SBL Hebrew" w:cs="SBL Hebrew"/>
+          <w:noProof/>
           <w:color w:val="003300"/>
           <w:sz w:val="32"/>
           <w:szCs w:val="32"/>
@@ -2206,16 +2417,18 @@
         <w:jc w:val="both"/>
         <w:rPr>
           <w:rFonts w:ascii="SBL Hebrew" w:hAnsi="SBL Hebrew" w:cs="SBL Hebrew"/>
-          <w:color w:val="003300"/>
-          <w:sz w:val="32"/>
-          <w:szCs w:val="32"/>
-        </w:rPr>
-      </w:pPr>
-      <w:r>
-        <w:rPr>
-          <w:rFonts w:ascii="SBL Hebrew" w:hAnsi="SBL Hebrew" w:cs="SBL Hebrew"/>
-          <w:b/>
-          <w:bCs/>
+          <w:noProof/>
+          <w:color w:val="003300"/>
+          <w:sz w:val="32"/>
+          <w:szCs w:val="32"/>
+        </w:rPr>
+      </w:pPr>
+      <w:r>
+        <w:rPr>
+          <w:rFonts w:ascii="SBL Hebrew" w:hAnsi="SBL Hebrew" w:cs="SBL Hebrew"/>
+          <w:b/>
+          <w:bCs/>
+          <w:noProof/>
           <w:color w:val="E36C0A" w:themeColor="accent6" w:themeShade="BF"/>
           <w:sz w:val="32"/>
           <w:szCs w:val="32"/>
@@ -2228,6 +2441,7 @@
       <w:r>
         <w:rPr>
           <w:rFonts w:ascii="SBL Hebrew" w:hAnsi="SBL Hebrew" w:cs="SBL Hebrew"/>
+          <w:noProof/>
           <w:color w:val="003300"/>
           <w:sz w:val="32"/>
           <w:szCs w:val="32"/>
@@ -2243,16 +2457,18 @@
         <w:jc w:val="both"/>
         <w:rPr>
           <w:rFonts w:ascii="SBL Hebrew" w:hAnsi="SBL Hebrew" w:cs="SBL Hebrew"/>
-          <w:color w:val="003300"/>
-          <w:sz w:val="32"/>
-          <w:szCs w:val="32"/>
-        </w:rPr>
-      </w:pPr>
-      <w:r>
-        <w:rPr>
-          <w:rFonts w:ascii="SBL Hebrew" w:hAnsi="SBL Hebrew" w:cs="SBL Hebrew"/>
-          <w:b/>
-          <w:bCs/>
+          <w:noProof/>
+          <w:color w:val="003300"/>
+          <w:sz w:val="32"/>
+          <w:szCs w:val="32"/>
+        </w:rPr>
+      </w:pPr>
+      <w:r>
+        <w:rPr>
+          <w:rFonts w:ascii="SBL Hebrew" w:hAnsi="SBL Hebrew" w:cs="SBL Hebrew"/>
+          <w:b/>
+          <w:bCs/>
+          <w:noProof/>
           <w:color w:val="E36C0A" w:themeColor="accent6" w:themeShade="BF"/>
           <w:sz w:val="32"/>
           <w:szCs w:val="32"/>
@@ -2265,6 +2481,7 @@
       <w:r>
         <w:rPr>
           <w:rFonts w:ascii="SBL Hebrew" w:hAnsi="SBL Hebrew" w:cs="SBL Hebrew"/>
+          <w:noProof/>
           <w:color w:val="003300"/>
           <w:sz w:val="32"/>
           <w:szCs w:val="32"/>
@@ -2280,16 +2497,18 @@
         <w:jc w:val="both"/>
         <w:rPr>
           <w:rFonts w:ascii="SBL Hebrew" w:hAnsi="SBL Hebrew" w:cs="SBL Hebrew"/>
-          <w:color w:val="003300"/>
-          <w:sz w:val="32"/>
-          <w:szCs w:val="32"/>
-        </w:rPr>
-      </w:pPr>
-      <w:r>
-        <w:rPr>
-          <w:rFonts w:ascii="SBL Hebrew" w:hAnsi="SBL Hebrew" w:cs="SBL Hebrew"/>
-          <w:b/>
-          <w:bCs/>
+          <w:noProof/>
+          <w:color w:val="003300"/>
+          <w:sz w:val="32"/>
+          <w:szCs w:val="32"/>
+        </w:rPr>
+      </w:pPr>
+      <w:r>
+        <w:rPr>
+          <w:rFonts w:ascii="SBL Hebrew" w:hAnsi="SBL Hebrew" w:cs="SBL Hebrew"/>
+          <w:b/>
+          <w:bCs/>
+          <w:noProof/>
           <w:color w:val="E36C0A" w:themeColor="accent6" w:themeShade="BF"/>
           <w:sz w:val="32"/>
           <w:szCs w:val="32"/>
@@ -2302,6 +2521,7 @@
       <w:r>
         <w:rPr>
           <w:rFonts w:ascii="SBL Hebrew" w:hAnsi="SBL Hebrew" w:cs="SBL Hebrew"/>
+          <w:noProof/>
           <w:color w:val="003300"/>
           <w:sz w:val="32"/>
           <w:szCs w:val="32"/>
@@ -2317,16 +2537,18 @@
         <w:jc w:val="both"/>
         <w:rPr>
           <w:rFonts w:ascii="SBL Hebrew" w:hAnsi="SBL Hebrew" w:cs="SBL Hebrew"/>
-          <w:color w:val="003300"/>
-          <w:sz w:val="32"/>
-          <w:szCs w:val="32"/>
-        </w:rPr>
-      </w:pPr>
-      <w:r>
-        <w:rPr>
-          <w:rFonts w:ascii="SBL Hebrew" w:hAnsi="SBL Hebrew" w:cs="SBL Hebrew"/>
-          <w:b/>
-          <w:bCs/>
+          <w:noProof/>
+          <w:color w:val="003300"/>
+          <w:sz w:val="32"/>
+          <w:szCs w:val="32"/>
+        </w:rPr>
+      </w:pPr>
+      <w:r>
+        <w:rPr>
+          <w:rFonts w:ascii="SBL Hebrew" w:hAnsi="SBL Hebrew" w:cs="SBL Hebrew"/>
+          <w:b/>
+          <w:bCs/>
+          <w:noProof/>
           <w:color w:val="E36C0A" w:themeColor="accent6" w:themeShade="BF"/>
           <w:sz w:val="32"/>
           <w:szCs w:val="32"/>
@@ -2339,6 +2561,7 @@
       <w:r>
         <w:rPr>
           <w:rFonts w:ascii="SBL Hebrew" w:hAnsi="SBL Hebrew" w:cs="SBL Hebrew"/>
+          <w:noProof/>
           <w:color w:val="003300"/>
           <w:sz w:val="32"/>
           <w:szCs w:val="32"/>
@@ -2354,16 +2577,18 @@
         <w:jc w:val="both"/>
         <w:rPr>
           <w:rFonts w:ascii="SBL Hebrew" w:hAnsi="SBL Hebrew" w:cs="SBL Hebrew"/>
-          <w:color w:val="003300"/>
-          <w:sz w:val="32"/>
-          <w:szCs w:val="32"/>
-        </w:rPr>
-      </w:pPr>
-      <w:r>
-        <w:rPr>
-          <w:rFonts w:ascii="SBL Hebrew" w:hAnsi="SBL Hebrew" w:cs="SBL Hebrew"/>
-          <w:b/>
-          <w:bCs/>
+          <w:noProof/>
+          <w:color w:val="003300"/>
+          <w:sz w:val="32"/>
+          <w:szCs w:val="32"/>
+        </w:rPr>
+      </w:pPr>
+      <w:r>
+        <w:rPr>
+          <w:rFonts w:ascii="SBL Hebrew" w:hAnsi="SBL Hebrew" w:cs="SBL Hebrew"/>
+          <w:b/>
+          <w:bCs/>
+          <w:noProof/>
           <w:color w:val="E36C0A" w:themeColor="accent6" w:themeShade="BF"/>
           <w:sz w:val="32"/>
           <w:szCs w:val="32"/>
@@ -2376,6 +2601,7 @@
       <w:r>
         <w:rPr>
           <w:rFonts w:ascii="SBL Hebrew" w:hAnsi="SBL Hebrew" w:cs="SBL Hebrew"/>
+          <w:noProof/>
           <w:color w:val="003300"/>
           <w:sz w:val="32"/>
           <w:szCs w:val="32"/>
@@ -2391,16 +2617,18 @@
         <w:jc w:val="both"/>
         <w:rPr>
           <w:rFonts w:ascii="SBL Hebrew" w:hAnsi="SBL Hebrew" w:cs="SBL Hebrew"/>
-          <w:color w:val="003300"/>
-          <w:sz w:val="32"/>
-          <w:szCs w:val="32"/>
-        </w:rPr>
-      </w:pPr>
-      <w:r>
-        <w:rPr>
-          <w:rFonts w:ascii="SBL Hebrew" w:hAnsi="SBL Hebrew" w:cs="SBL Hebrew"/>
-          <w:b/>
-          <w:bCs/>
+          <w:noProof/>
+          <w:color w:val="003300"/>
+          <w:sz w:val="32"/>
+          <w:szCs w:val="32"/>
+        </w:rPr>
+      </w:pPr>
+      <w:r>
+        <w:rPr>
+          <w:rFonts w:ascii="SBL Hebrew" w:hAnsi="SBL Hebrew" w:cs="SBL Hebrew"/>
+          <w:b/>
+          <w:bCs/>
+          <w:noProof/>
           <w:color w:val="E36C0A" w:themeColor="accent6" w:themeShade="BF"/>
           <w:sz w:val="32"/>
           <w:szCs w:val="32"/>
@@ -2413,6 +2641,7 @@
       <w:r>
         <w:rPr>
           <w:rFonts w:ascii="SBL Hebrew" w:hAnsi="SBL Hebrew" w:cs="SBL Hebrew"/>
+          <w:noProof/>
           <w:color w:val="003300"/>
           <w:sz w:val="32"/>
           <w:szCs w:val="32"/>
@@ -2423,6 +2652,7 @@
       <w:r>
         <w:rPr>
           <w:rFonts w:ascii="SBL Hebrew" w:hAnsi="SBL Hebrew" w:cs="SBL Hebrew"/>
+          <w:noProof/>
           <w:color w:val="808080" w:themeColor="background1" w:themeShade="80"/>
           <w:sz w:val="32"/>
           <w:szCs w:val="32"/>
@@ -2433,6 +2663,7 @@
       <w:r>
         <w:rPr>
           <w:rFonts w:ascii="SBL Hebrew" w:hAnsi="SBL Hebrew" w:cs="SBL Hebrew"/>
+          <w:noProof/>
           <w:color w:val="003300"/>
           <w:sz w:val="32"/>
           <w:szCs w:val="32"/>
@@ -2443,6 +2674,7 @@
       <w:r>
         <w:rPr>
           <w:rFonts w:ascii="SBL Hebrew" w:hAnsi="SBL Hebrew" w:cs="SBL Hebrew"/>
+          <w:noProof/>
           <w:color w:val="808080" w:themeColor="background1" w:themeShade="80"/>
           <w:sz w:val="32"/>
           <w:szCs w:val="32"/>
@@ -2453,6 +2685,7 @@
       <w:r>
         <w:rPr>
           <w:rFonts w:ascii="SBL Hebrew" w:hAnsi="SBL Hebrew" w:cs="SBL Hebrew"/>
+          <w:noProof/>
           <w:color w:val="003300"/>
           <w:sz w:val="32"/>
           <w:szCs w:val="32"/>
@@ -2463,6 +2696,7 @@
       <w:r>
         <w:rPr>
           <w:rFonts w:ascii="SBL Hebrew" w:hAnsi="SBL Hebrew" w:cs="SBL Hebrew"/>
+          <w:noProof/>
           <w:color w:val="003300"/>
           <w:sz w:val="32"/>
           <w:szCs w:val="32"/>
@@ -2473,6 +2707,7 @@
       <w:r>
         <w:rPr>
           <w:rFonts w:ascii="SBL Hebrew" w:hAnsi="SBL Hebrew" w:cs="SBL Hebrew"/>
+          <w:noProof/>
           <w:color w:val="003300"/>
           <w:sz w:val="32"/>
           <w:szCs w:val="32"/>
@@ -2483,6 +2718,7 @@
       <w:r>
         <w:rPr>
           <w:rFonts w:ascii="SBL Hebrew" w:hAnsi="SBL Hebrew" w:cs="SBL Hebrew"/>
+          <w:noProof/>
           <w:color w:val="003300"/>
           <w:sz w:val="32"/>
           <w:szCs w:val="32"/>
@@ -2493,6 +2729,7 @@
       <w:r>
         <w:rPr>
           <w:rFonts w:ascii="SBL Hebrew" w:hAnsi="SBL Hebrew" w:cs="SBL Hebrew"/>
+          <w:noProof/>
           <w:color w:val="003300"/>
           <w:sz w:val="32"/>
           <w:szCs w:val="32"/>
@@ -2503,6 +2740,7 @@
       <w:r>
         <w:rPr>
           <w:rFonts w:ascii="SBL Hebrew" w:hAnsi="SBL Hebrew" w:cs="SBL Hebrew"/>
+          <w:noProof/>
           <w:color w:val="808080" w:themeColor="background1" w:themeShade="80"/>
           <w:sz w:val="32"/>
           <w:szCs w:val="32"/>
@@ -2513,6 +2751,7 @@
       <w:r>
         <w:rPr>
           <w:rFonts w:ascii="SBL Hebrew" w:hAnsi="SBL Hebrew" w:cs="SBL Hebrew"/>
+          <w:noProof/>
           <w:color w:val="003300"/>
           <w:sz w:val="32"/>
           <w:szCs w:val="32"/>
@@ -2528,16 +2767,18 @@
         <w:jc w:val="both"/>
         <w:rPr>
           <w:rFonts w:ascii="SBL Hebrew" w:hAnsi="SBL Hebrew" w:cs="SBL Hebrew"/>
-          <w:color w:val="003300"/>
-          <w:sz w:val="32"/>
-          <w:szCs w:val="32"/>
-        </w:rPr>
-      </w:pPr>
-      <w:r>
-        <w:rPr>
-          <w:rFonts w:ascii="SBL Hebrew" w:hAnsi="SBL Hebrew" w:cs="SBL Hebrew"/>
-          <w:b/>
-          <w:bCs/>
+          <w:noProof/>
+          <w:color w:val="003300"/>
+          <w:sz w:val="32"/>
+          <w:szCs w:val="32"/>
+        </w:rPr>
+      </w:pPr>
+      <w:r>
+        <w:rPr>
+          <w:rFonts w:ascii="SBL Hebrew" w:hAnsi="SBL Hebrew" w:cs="SBL Hebrew"/>
+          <w:b/>
+          <w:bCs/>
+          <w:noProof/>
           <w:color w:val="E36C0A" w:themeColor="accent6" w:themeShade="BF"/>
           <w:sz w:val="32"/>
           <w:szCs w:val="32"/>
@@ -2550,6 +2791,7 @@
       <w:r>
         <w:rPr>
           <w:rFonts w:ascii="SBL Hebrew" w:hAnsi="SBL Hebrew" w:cs="SBL Hebrew"/>
+          <w:noProof/>
           <w:color w:val="003300"/>
           <w:sz w:val="32"/>
           <w:szCs w:val="32"/>
@@ -2565,16 +2807,18 @@
         <w:jc w:val="both"/>
         <w:rPr>
           <w:rFonts w:ascii="SBL Hebrew" w:hAnsi="SBL Hebrew" w:cs="SBL Hebrew"/>
-          <w:color w:val="003300"/>
-          <w:sz w:val="32"/>
-          <w:szCs w:val="32"/>
-        </w:rPr>
-      </w:pPr>
-      <w:r>
-        <w:rPr>
-          <w:rFonts w:ascii="SBL Hebrew" w:hAnsi="SBL Hebrew" w:cs="SBL Hebrew"/>
-          <w:b/>
-          <w:bCs/>
+          <w:noProof/>
+          <w:color w:val="003300"/>
+          <w:sz w:val="32"/>
+          <w:szCs w:val="32"/>
+        </w:rPr>
+      </w:pPr>
+      <w:r>
+        <w:rPr>
+          <w:rFonts w:ascii="SBL Hebrew" w:hAnsi="SBL Hebrew" w:cs="SBL Hebrew"/>
+          <w:b/>
+          <w:bCs/>
+          <w:noProof/>
           <w:color w:val="E36C0A" w:themeColor="accent6" w:themeShade="BF"/>
           <w:sz w:val="32"/>
           <w:szCs w:val="32"/>
@@ -2588,6 +2832,7 @@
       <w:r>
         <w:rPr>
           <w:rFonts w:ascii="SBL Hebrew" w:hAnsi="SBL Hebrew" w:cs="SBL Hebrew"/>
+          <w:noProof/>
           <w:color w:val="003300"/>
           <w:sz w:val="32"/>
           <w:szCs w:val="32"/>
@@ -2603,16 +2848,18 @@
         <w:jc w:val="both"/>
         <w:rPr>
           <w:rFonts w:ascii="SBL Hebrew" w:hAnsi="SBL Hebrew" w:cs="SBL Hebrew"/>
-          <w:color w:val="003300"/>
-          <w:sz w:val="32"/>
-          <w:szCs w:val="32"/>
-        </w:rPr>
-      </w:pPr>
-      <w:r>
-        <w:rPr>
-          <w:rFonts w:ascii="SBL Hebrew" w:hAnsi="SBL Hebrew" w:cs="SBL Hebrew"/>
-          <w:b/>
-          <w:bCs/>
+          <w:noProof/>
+          <w:color w:val="003300"/>
+          <w:sz w:val="32"/>
+          <w:szCs w:val="32"/>
+        </w:rPr>
+      </w:pPr>
+      <w:r>
+        <w:rPr>
+          <w:rFonts w:ascii="SBL Hebrew" w:hAnsi="SBL Hebrew" w:cs="SBL Hebrew"/>
+          <w:b/>
+          <w:bCs/>
+          <w:noProof/>
           <w:color w:val="E36C0A" w:themeColor="accent6" w:themeShade="BF"/>
           <w:sz w:val="32"/>
           <w:szCs w:val="32"/>
@@ -2625,6 +2872,7 @@
       <w:r>
         <w:rPr>
           <w:rFonts w:ascii="SBL Hebrew" w:hAnsi="SBL Hebrew" w:cs="SBL Hebrew"/>
+          <w:noProof/>
           <w:color w:val="003300"/>
           <w:sz w:val="32"/>
           <w:szCs w:val="32"/>
@@ -2635,6 +2883,7 @@
       <w:r>
         <w:rPr>
           <w:rFonts w:ascii="SBL Hebrew" w:hAnsi="SBL Hebrew" w:cs="SBL Hebrew"/>
+          <w:noProof/>
           <w:color w:val="808080" w:themeColor="background1" w:themeShade="80"/>
           <w:sz w:val="32"/>
           <w:szCs w:val="32"/>
@@ -2645,6 +2894,7 @@
       <w:r>
         <w:rPr>
           <w:rFonts w:ascii="SBL Hebrew" w:hAnsi="SBL Hebrew" w:cs="SBL Hebrew"/>
+          <w:noProof/>
           <w:color w:val="003300"/>
           <w:sz w:val="32"/>
           <w:szCs w:val="32"/>
@@ -2655,6 +2905,7 @@
       <w:r>
         <w:rPr>
           <w:rFonts w:ascii="SBL Hebrew" w:hAnsi="SBL Hebrew" w:cs="SBL Hebrew"/>
+          <w:noProof/>
           <w:color w:val="808080" w:themeColor="background1" w:themeShade="80"/>
           <w:sz w:val="32"/>
           <w:szCs w:val="32"/>
@@ -2665,6 +2916,7 @@
       <w:r>
         <w:rPr>
           <w:rFonts w:ascii="SBL Hebrew" w:hAnsi="SBL Hebrew" w:cs="SBL Hebrew"/>
+          <w:noProof/>
           <w:color w:val="003300"/>
           <w:sz w:val="32"/>
           <w:szCs w:val="32"/>
@@ -2678,12 +2930,16 @@
         <w:bidi/>
         <w:spacing w:before="120" w:after="0" w:line="240" w:lineRule="auto"/>
         <w:jc w:val="both"/>
-      </w:pPr>
-      <w:r>
-        <w:rPr>
-          <w:rFonts w:ascii="SBL Hebrew" w:hAnsi="SBL Hebrew" w:cs="SBL Hebrew"/>
-          <w:b/>
-          <w:bCs/>
+        <w:rPr>
+          <w:noProof/>
+        </w:rPr>
+      </w:pPr>
+      <w:r>
+        <w:rPr>
+          <w:rFonts w:ascii="SBL Hebrew" w:hAnsi="SBL Hebrew" w:cs="SBL Hebrew"/>
+          <w:b/>
+          <w:bCs/>
+          <w:noProof/>
           <w:color w:val="E36C0A" w:themeColor="accent6" w:themeShade="BF"/>
           <w:sz w:val="32"/>
           <w:szCs w:val="32"/>
@@ -2696,6 +2952,7 @@
       <w:r>
         <w:rPr>
           <w:rFonts w:ascii="SBL Hebrew" w:hAnsi="SBL Hebrew" w:cs="SBL Hebrew"/>
+          <w:noProof/>
           <w:color w:val="003300"/>
           <w:sz w:val="32"/>
           <w:szCs w:val="32"/>
@@ -2706,6 +2963,9 @@
     </w:p>
     <w:p>
       <w:pPr>
+        <w:rPr>
+          <w:noProof/>
+        </w:rPr>
         <w:sectPr>
           <w:type w:val="continuous"/>
           <w:pgSz w:w="16838" w:h="11906" w:orient="landscape"/>
@@ -2725,6 +2985,7 @@
         <w:jc w:val="center"/>
         <w:rPr>
           <w:rFonts w:ascii="SBL Hebrew" w:hAnsi="SBL Hebrew" w:cs="SBL Hebrew"/>
+          <w:noProof/>
           <w:color w:val="000000"/>
           <w:sz w:val="36"/>
           <w:szCs w:val="36"/>
@@ -2735,6 +2996,7 @@
       <w:r>
         <w:rPr>
           <w:rFonts w:ascii="Arial Unicode MS" w:eastAsia="Arial Unicode MS" w:hAnsi="Arial Unicode MS" w:cs="SBL Hebrew"/>
+          <w:noProof/>
           <w:color w:val="000000"/>
           <w:sz w:val="40"/>
           <w:szCs w:val="40"/>
@@ -2751,16 +3013,18 @@
         <w:jc w:val="both"/>
         <w:rPr>
           <w:rFonts w:ascii="SBL Hebrew" w:hAnsi="SBL Hebrew" w:cs="SBL Hebrew"/>
-          <w:color w:val="003300"/>
-          <w:sz w:val="32"/>
-          <w:szCs w:val="32"/>
-        </w:rPr>
-      </w:pPr>
-      <w:r>
-        <w:rPr>
-          <w:rFonts w:ascii="SBL Hebrew" w:hAnsi="SBL Hebrew" w:cs="SBL Hebrew"/>
-          <w:b/>
-          <w:bCs/>
+          <w:noProof/>
+          <w:color w:val="003300"/>
+          <w:sz w:val="32"/>
+          <w:szCs w:val="32"/>
+        </w:rPr>
+      </w:pPr>
+      <w:r>
+        <w:rPr>
+          <w:rFonts w:ascii="SBL Hebrew" w:hAnsi="SBL Hebrew" w:cs="SBL Hebrew"/>
+          <w:b/>
+          <w:bCs/>
+          <w:noProof/>
           <w:color w:val="E36C0A" w:themeColor="accent6" w:themeShade="BF"/>
           <w:sz w:val="32"/>
           <w:szCs w:val="32"/>
@@ -2772,6 +3036,7 @@
       <w:r>
         <w:rPr>
           <w:rFonts w:ascii="SBL Hebrew" w:hAnsi="SBL Hebrew" w:cs="SBL Hebrew"/>
+          <w:noProof/>
           <w:color w:val="003300"/>
           <w:sz w:val="32"/>
           <w:szCs w:val="32"/>
@@ -2782,6 +3047,7 @@
       <w:r>
         <w:rPr>
           <w:rFonts w:ascii="SBL Hebrew" w:hAnsi="SBL Hebrew" w:cs="SBL Hebrew"/>
+          <w:noProof/>
           <w:color w:val="808080" w:themeColor="background1" w:themeShade="80"/>
           <w:sz w:val="32"/>
           <w:szCs w:val="32"/>
@@ -2792,6 +3058,7 @@
       <w:r>
         <w:rPr>
           <w:rFonts w:ascii="SBL Hebrew" w:hAnsi="SBL Hebrew" w:cs="SBL Hebrew"/>
+          <w:noProof/>
           <w:color w:val="003300"/>
           <w:sz w:val="32"/>
           <w:szCs w:val="32"/>
@@ -2802,6 +3069,7 @@
       <w:r>
         <w:rPr>
           <w:rFonts w:ascii="SBL Hebrew" w:hAnsi="SBL Hebrew" w:cs="SBL Hebrew"/>
+          <w:noProof/>
           <w:color w:val="808080" w:themeColor="background1" w:themeShade="80"/>
           <w:sz w:val="32"/>
           <w:szCs w:val="32"/>
@@ -2812,6 +3080,7 @@
       <w:r>
         <w:rPr>
           <w:rFonts w:ascii="SBL Hebrew" w:hAnsi="SBL Hebrew" w:cs="SBL Hebrew"/>
+          <w:noProof/>
           <w:color w:val="003300"/>
           <w:sz w:val="32"/>
           <w:szCs w:val="32"/>
@@ -2822,6 +3091,7 @@
       <w:r>
         <w:rPr>
           <w:rFonts w:ascii="SBL Hebrew" w:hAnsi="SBL Hebrew" w:cs="SBL Hebrew"/>
+          <w:noProof/>
           <w:color w:val="808080" w:themeColor="background1" w:themeShade="80"/>
           <w:sz w:val="32"/>
           <w:szCs w:val="32"/>
@@ -2832,6 +3102,7 @@
       <w:r>
         <w:rPr>
           <w:rFonts w:ascii="SBL Hebrew" w:hAnsi="SBL Hebrew" w:cs="SBL Hebrew"/>
+          <w:noProof/>
           <w:color w:val="003300"/>
           <w:sz w:val="32"/>
           <w:szCs w:val="32"/>
@@ -2842,6 +3113,7 @@
       <w:r>
         <w:rPr>
           <w:rFonts w:ascii="SBL Hebrew" w:hAnsi="SBL Hebrew" w:cs="SBL Hebrew"/>
+          <w:noProof/>
           <w:color w:val="808080" w:themeColor="background1" w:themeShade="80"/>
           <w:sz w:val="32"/>
           <w:szCs w:val="32"/>
@@ -2852,6 +3124,7 @@
       <w:r>
         <w:rPr>
           <w:rFonts w:ascii="SBL Hebrew" w:hAnsi="SBL Hebrew" w:cs="SBL Hebrew"/>
+          <w:noProof/>
           <w:color w:val="003300"/>
           <w:sz w:val="32"/>
           <w:szCs w:val="32"/>
@@ -2867,16 +3140,18 @@
         <w:jc w:val="both"/>
         <w:rPr>
           <w:rFonts w:ascii="SBL Hebrew" w:hAnsi="SBL Hebrew" w:cs="SBL Hebrew"/>
-          <w:color w:val="003300"/>
-          <w:sz w:val="32"/>
-          <w:szCs w:val="32"/>
-        </w:rPr>
-      </w:pPr>
-      <w:r>
-        <w:rPr>
-          <w:rFonts w:ascii="SBL Hebrew" w:hAnsi="SBL Hebrew" w:cs="SBL Hebrew"/>
-          <w:b/>
-          <w:bCs/>
+          <w:noProof/>
+          <w:color w:val="003300"/>
+          <w:sz w:val="32"/>
+          <w:szCs w:val="32"/>
+        </w:rPr>
+      </w:pPr>
+      <w:r>
+        <w:rPr>
+          <w:rFonts w:ascii="SBL Hebrew" w:hAnsi="SBL Hebrew" w:cs="SBL Hebrew"/>
+          <w:b/>
+          <w:bCs/>
+          <w:noProof/>
           <w:color w:val="E36C0A" w:themeColor="accent6" w:themeShade="BF"/>
           <w:sz w:val="32"/>
           <w:szCs w:val="32"/>
@@ -2889,6 +3164,7 @@
       <w:r>
         <w:rPr>
           <w:rFonts w:ascii="SBL Hebrew" w:hAnsi="SBL Hebrew" w:cs="SBL Hebrew"/>
+          <w:noProof/>
           <w:color w:val="003300"/>
           <w:sz w:val="32"/>
           <w:szCs w:val="32"/>
@@ -2904,16 +3180,18 @@
         <w:jc w:val="both"/>
         <w:rPr>
           <w:rFonts w:ascii="SBL Hebrew" w:hAnsi="SBL Hebrew" w:cs="SBL Hebrew"/>
-          <w:color w:val="003300"/>
-          <w:sz w:val="32"/>
-          <w:szCs w:val="32"/>
-        </w:rPr>
-      </w:pPr>
-      <w:r>
-        <w:rPr>
-          <w:rFonts w:ascii="SBL Hebrew" w:hAnsi="SBL Hebrew" w:cs="SBL Hebrew"/>
-          <w:b/>
-          <w:bCs/>
+          <w:noProof/>
+          <w:color w:val="003300"/>
+          <w:sz w:val="32"/>
+          <w:szCs w:val="32"/>
+        </w:rPr>
+      </w:pPr>
+      <w:r>
+        <w:rPr>
+          <w:rFonts w:ascii="SBL Hebrew" w:hAnsi="SBL Hebrew" w:cs="SBL Hebrew"/>
+          <w:b/>
+          <w:bCs/>
+          <w:noProof/>
           <w:color w:val="E36C0A" w:themeColor="accent6" w:themeShade="BF"/>
           <w:sz w:val="32"/>
           <w:szCs w:val="32"/>
@@ -2925,6 +3203,7 @@
       <w:r>
         <w:rPr>
           <w:rFonts w:ascii="SBL Hebrew" w:hAnsi="SBL Hebrew" w:cs="SBL Hebrew"/>
+          <w:noProof/>
           <w:color w:val="003300"/>
           <w:sz w:val="32"/>
           <w:szCs w:val="32"/>
@@ -2940,16 +3219,18 @@
         <w:jc w:val="both"/>
         <w:rPr>
           <w:rFonts w:ascii="SBL Hebrew" w:hAnsi="SBL Hebrew" w:cs="SBL Hebrew"/>
-          <w:color w:val="003300"/>
-          <w:sz w:val="32"/>
-          <w:szCs w:val="32"/>
-        </w:rPr>
-      </w:pPr>
-      <w:r>
-        <w:rPr>
-          <w:rFonts w:ascii="SBL Hebrew" w:hAnsi="SBL Hebrew" w:cs="SBL Hebrew"/>
-          <w:b/>
-          <w:bCs/>
+          <w:noProof/>
+          <w:color w:val="003300"/>
+          <w:sz w:val="32"/>
+          <w:szCs w:val="32"/>
+        </w:rPr>
+      </w:pPr>
+      <w:r>
+        <w:rPr>
+          <w:rFonts w:ascii="SBL Hebrew" w:hAnsi="SBL Hebrew" w:cs="SBL Hebrew"/>
+          <w:b/>
+          <w:bCs/>
+          <w:noProof/>
           <w:color w:val="E36C0A" w:themeColor="accent6" w:themeShade="BF"/>
           <w:sz w:val="32"/>
           <w:szCs w:val="32"/>
@@ -2961,6 +3242,7 @@
       <w:r>
         <w:rPr>
           <w:rFonts w:ascii="SBL Hebrew" w:hAnsi="SBL Hebrew" w:cs="SBL Hebrew"/>
+          <w:noProof/>
           <w:color w:val="003300"/>
           <w:sz w:val="32"/>
           <w:szCs w:val="32"/>
@@ -2976,16 +3258,18 @@
         <w:jc w:val="both"/>
         <w:rPr>
           <w:rFonts w:ascii="SBL Hebrew" w:hAnsi="SBL Hebrew" w:cs="SBL Hebrew"/>
-          <w:color w:val="003300"/>
-          <w:sz w:val="32"/>
-          <w:szCs w:val="32"/>
-        </w:rPr>
-      </w:pPr>
-      <w:r>
-        <w:rPr>
-          <w:rFonts w:ascii="SBL Hebrew" w:hAnsi="SBL Hebrew" w:cs="SBL Hebrew"/>
-          <w:b/>
-          <w:bCs/>
+          <w:noProof/>
+          <w:color w:val="003300"/>
+          <w:sz w:val="32"/>
+          <w:szCs w:val="32"/>
+        </w:rPr>
+      </w:pPr>
+      <w:r>
+        <w:rPr>
+          <w:rFonts w:ascii="SBL Hebrew" w:hAnsi="SBL Hebrew" w:cs="SBL Hebrew"/>
+          <w:b/>
+          <w:bCs/>
+          <w:noProof/>
           <w:color w:val="E36C0A" w:themeColor="accent6" w:themeShade="BF"/>
           <w:sz w:val="32"/>
           <w:szCs w:val="32"/>
@@ -2997,6 +3281,7 @@
       <w:r>
         <w:rPr>
           <w:rFonts w:ascii="SBL Hebrew" w:hAnsi="SBL Hebrew" w:cs="SBL Hebrew"/>
+          <w:noProof/>
           <w:color w:val="003300"/>
           <w:sz w:val="32"/>
           <w:szCs w:val="32"/>
@@ -3012,16 +3297,18 @@
         <w:jc w:val="both"/>
         <w:rPr>
           <w:rFonts w:ascii="SBL Hebrew" w:hAnsi="SBL Hebrew" w:cs="SBL Hebrew"/>
-          <w:color w:val="003300"/>
-          <w:sz w:val="32"/>
-          <w:szCs w:val="32"/>
-        </w:rPr>
-      </w:pPr>
-      <w:r>
-        <w:rPr>
-          <w:rFonts w:ascii="SBL Hebrew" w:hAnsi="SBL Hebrew" w:cs="SBL Hebrew"/>
-          <w:b/>
-          <w:bCs/>
+          <w:noProof/>
+          <w:color w:val="003300"/>
+          <w:sz w:val="32"/>
+          <w:szCs w:val="32"/>
+        </w:rPr>
+      </w:pPr>
+      <w:r>
+        <w:rPr>
+          <w:rFonts w:ascii="SBL Hebrew" w:hAnsi="SBL Hebrew" w:cs="SBL Hebrew"/>
+          <w:b/>
+          <w:bCs/>
+          <w:noProof/>
           <w:color w:val="E36C0A" w:themeColor="accent6" w:themeShade="BF"/>
           <w:sz w:val="32"/>
           <w:szCs w:val="32"/>
@@ -3033,6 +3320,7 @@
       <w:r>
         <w:rPr>
           <w:rFonts w:ascii="SBL Hebrew" w:hAnsi="SBL Hebrew" w:cs="SBL Hebrew"/>
+          <w:noProof/>
           <w:color w:val="003300"/>
           <w:sz w:val="32"/>
           <w:szCs w:val="32"/>
@@ -3048,16 +3336,18 @@
         <w:jc w:val="both"/>
         <w:rPr>
           <w:rFonts w:ascii="SBL Hebrew" w:hAnsi="SBL Hebrew" w:cs="SBL Hebrew"/>
-          <w:color w:val="003300"/>
-          <w:sz w:val="32"/>
-          <w:szCs w:val="32"/>
-        </w:rPr>
-      </w:pPr>
-      <w:r>
-        <w:rPr>
-          <w:rFonts w:ascii="SBL Hebrew" w:hAnsi="SBL Hebrew" w:cs="SBL Hebrew"/>
-          <w:b/>
-          <w:bCs/>
+          <w:noProof/>
+          <w:color w:val="003300"/>
+          <w:sz w:val="32"/>
+          <w:szCs w:val="32"/>
+        </w:rPr>
+      </w:pPr>
+      <w:r>
+        <w:rPr>
+          <w:rFonts w:ascii="SBL Hebrew" w:hAnsi="SBL Hebrew" w:cs="SBL Hebrew"/>
+          <w:b/>
+          <w:bCs/>
+          <w:noProof/>
           <w:color w:val="E36C0A" w:themeColor="accent6" w:themeShade="BF"/>
           <w:sz w:val="32"/>
           <w:szCs w:val="32"/>
@@ -3069,6 +3359,7 @@
       <w:r>
         <w:rPr>
           <w:rFonts w:ascii="SBL Hebrew" w:hAnsi="SBL Hebrew" w:cs="SBL Hebrew"/>
+          <w:noProof/>
           <w:color w:val="003300"/>
           <w:sz w:val="32"/>
           <w:szCs w:val="32"/>
@@ -3084,16 +3375,18 @@
         <w:jc w:val="both"/>
         <w:rPr>
           <w:rFonts w:ascii="SBL Hebrew" w:hAnsi="SBL Hebrew" w:cs="SBL Hebrew"/>
-          <w:color w:val="003300"/>
-          <w:sz w:val="32"/>
-          <w:szCs w:val="32"/>
-        </w:rPr>
-      </w:pPr>
-      <w:r>
-        <w:rPr>
-          <w:rFonts w:ascii="SBL Hebrew" w:hAnsi="SBL Hebrew" w:cs="SBL Hebrew"/>
-          <w:b/>
-          <w:bCs/>
+          <w:noProof/>
+          <w:color w:val="003300"/>
+          <w:sz w:val="32"/>
+          <w:szCs w:val="32"/>
+        </w:rPr>
+      </w:pPr>
+      <w:r>
+        <w:rPr>
+          <w:rFonts w:ascii="SBL Hebrew" w:hAnsi="SBL Hebrew" w:cs="SBL Hebrew"/>
+          <w:b/>
+          <w:bCs/>
+          <w:noProof/>
           <w:color w:val="E36C0A" w:themeColor="accent6" w:themeShade="BF"/>
           <w:sz w:val="32"/>
           <w:szCs w:val="32"/>
@@ -3105,6 +3398,7 @@
       <w:r>
         <w:rPr>
           <w:rFonts w:ascii="SBL Hebrew" w:hAnsi="SBL Hebrew" w:cs="SBL Hebrew"/>
+          <w:noProof/>
           <w:color w:val="003300"/>
           <w:sz w:val="32"/>
           <w:szCs w:val="32"/>
@@ -3120,16 +3414,18 @@
         <w:jc w:val="both"/>
         <w:rPr>
           <w:rFonts w:ascii="SBL Hebrew" w:hAnsi="SBL Hebrew" w:cs="SBL Hebrew"/>
-          <w:color w:val="003300"/>
-          <w:sz w:val="32"/>
-          <w:szCs w:val="32"/>
-        </w:rPr>
-      </w:pPr>
-      <w:r>
-        <w:rPr>
-          <w:rFonts w:ascii="SBL Hebrew" w:hAnsi="SBL Hebrew" w:cs="SBL Hebrew"/>
-          <w:b/>
-          <w:bCs/>
+          <w:noProof/>
+          <w:color w:val="003300"/>
+          <w:sz w:val="32"/>
+          <w:szCs w:val="32"/>
+        </w:rPr>
+      </w:pPr>
+      <w:r>
+        <w:rPr>
+          <w:rFonts w:ascii="SBL Hebrew" w:hAnsi="SBL Hebrew" w:cs="SBL Hebrew"/>
+          <w:b/>
+          <w:bCs/>
+          <w:noProof/>
           <w:color w:val="E36C0A" w:themeColor="accent6" w:themeShade="BF"/>
           <w:sz w:val="32"/>
           <w:szCs w:val="32"/>
@@ -3141,6 +3437,7 @@
       <w:r>
         <w:rPr>
           <w:rFonts w:ascii="SBL Hebrew" w:hAnsi="SBL Hebrew" w:cs="SBL Hebrew"/>
+          <w:noProof/>
           <w:color w:val="003300"/>
           <w:sz w:val="32"/>
           <w:szCs w:val="32"/>
@@ -3156,16 +3453,18 @@
         <w:jc w:val="both"/>
         <w:rPr>
           <w:rFonts w:ascii="SBL Hebrew" w:hAnsi="SBL Hebrew" w:cs="SBL Hebrew"/>
-          <w:color w:val="003300"/>
-          <w:sz w:val="32"/>
-          <w:szCs w:val="32"/>
-        </w:rPr>
-      </w:pPr>
-      <w:r>
-        <w:rPr>
-          <w:rFonts w:ascii="SBL Hebrew" w:hAnsi="SBL Hebrew" w:cs="SBL Hebrew"/>
-          <w:b/>
-          <w:bCs/>
+          <w:noProof/>
+          <w:color w:val="003300"/>
+          <w:sz w:val="32"/>
+          <w:szCs w:val="32"/>
+        </w:rPr>
+      </w:pPr>
+      <w:r>
+        <w:rPr>
+          <w:rFonts w:ascii="SBL Hebrew" w:hAnsi="SBL Hebrew" w:cs="SBL Hebrew"/>
+          <w:b/>
+          <w:bCs/>
+          <w:noProof/>
           <w:color w:val="E36C0A" w:themeColor="accent6" w:themeShade="BF"/>
           <w:sz w:val="32"/>
           <w:szCs w:val="32"/>
@@ -3178,6 +3477,7 @@
       <w:r>
         <w:rPr>
           <w:rFonts w:ascii="SBL Hebrew" w:hAnsi="SBL Hebrew" w:cs="SBL Hebrew"/>
+          <w:noProof/>
           <w:color w:val="003300"/>
           <w:sz w:val="32"/>
           <w:szCs w:val="32"/>
@@ -3193,16 +3493,18 @@
         <w:jc w:val="both"/>
         <w:rPr>
           <w:rFonts w:ascii="SBL Hebrew" w:hAnsi="SBL Hebrew" w:cs="SBL Hebrew"/>
-          <w:color w:val="003300"/>
-          <w:sz w:val="32"/>
-          <w:szCs w:val="32"/>
-        </w:rPr>
-      </w:pPr>
-      <w:r>
-        <w:rPr>
-          <w:rFonts w:ascii="SBL Hebrew" w:hAnsi="SBL Hebrew" w:cs="SBL Hebrew"/>
-          <w:b/>
-          <w:bCs/>
+          <w:noProof/>
+          <w:color w:val="003300"/>
+          <w:sz w:val="32"/>
+          <w:szCs w:val="32"/>
+        </w:rPr>
+      </w:pPr>
+      <w:r>
+        <w:rPr>
+          <w:rFonts w:ascii="SBL Hebrew" w:hAnsi="SBL Hebrew" w:cs="SBL Hebrew"/>
+          <w:b/>
+          <w:bCs/>
+          <w:noProof/>
           <w:color w:val="E36C0A" w:themeColor="accent6" w:themeShade="BF"/>
           <w:sz w:val="32"/>
           <w:szCs w:val="32"/>
@@ -3216,6 +3518,7 @@
       <w:r>
         <w:rPr>
           <w:rFonts w:ascii="SBL Hebrew" w:hAnsi="SBL Hebrew" w:cs="SBL Hebrew"/>
+          <w:noProof/>
           <w:color w:val="003300"/>
           <w:sz w:val="32"/>
           <w:szCs w:val="32"/>
@@ -3231,16 +3534,18 @@
         <w:jc w:val="both"/>
         <w:rPr>
           <w:rFonts w:ascii="SBL Hebrew" w:hAnsi="SBL Hebrew" w:cs="SBL Hebrew"/>
-          <w:color w:val="003300"/>
-          <w:sz w:val="32"/>
-          <w:szCs w:val="32"/>
-        </w:rPr>
-      </w:pPr>
-      <w:r>
-        <w:rPr>
-          <w:rFonts w:ascii="SBL Hebrew" w:hAnsi="SBL Hebrew" w:cs="SBL Hebrew"/>
-          <w:b/>
-          <w:bCs/>
+          <w:noProof/>
+          <w:color w:val="003300"/>
+          <w:sz w:val="32"/>
+          <w:szCs w:val="32"/>
+        </w:rPr>
+      </w:pPr>
+      <w:r>
+        <w:rPr>
+          <w:rFonts w:ascii="SBL Hebrew" w:hAnsi="SBL Hebrew" w:cs="SBL Hebrew"/>
+          <w:b/>
+          <w:bCs/>
+          <w:noProof/>
           <w:color w:val="E36C0A" w:themeColor="accent6" w:themeShade="BF"/>
           <w:sz w:val="32"/>
           <w:szCs w:val="32"/>
@@ -3253,6 +3558,7 @@
       <w:r>
         <w:rPr>
           <w:rFonts w:ascii="SBL Hebrew" w:hAnsi="SBL Hebrew" w:cs="SBL Hebrew"/>
+          <w:noProof/>
           <w:color w:val="003300"/>
           <w:sz w:val="32"/>
           <w:szCs w:val="32"/>
@@ -3268,16 +3574,18 @@
         <w:jc w:val="both"/>
         <w:rPr>
           <w:rFonts w:ascii="SBL Hebrew" w:hAnsi="SBL Hebrew" w:cs="SBL Hebrew"/>
-          <w:color w:val="003300"/>
-          <w:sz w:val="32"/>
-          <w:szCs w:val="32"/>
-        </w:rPr>
-      </w:pPr>
-      <w:r>
-        <w:rPr>
-          <w:rFonts w:ascii="SBL Hebrew" w:hAnsi="SBL Hebrew" w:cs="SBL Hebrew"/>
-          <w:b/>
-          <w:bCs/>
+          <w:noProof/>
+          <w:color w:val="003300"/>
+          <w:sz w:val="32"/>
+          <w:szCs w:val="32"/>
+        </w:rPr>
+      </w:pPr>
+      <w:r>
+        <w:rPr>
+          <w:rFonts w:ascii="SBL Hebrew" w:hAnsi="SBL Hebrew" w:cs="SBL Hebrew"/>
+          <w:b/>
+          <w:bCs/>
+          <w:noProof/>
           <w:color w:val="E36C0A" w:themeColor="accent6" w:themeShade="BF"/>
           <w:sz w:val="32"/>
           <w:szCs w:val="32"/>
@@ -3290,6 +3598,7 @@
       <w:r>
         <w:rPr>
           <w:rFonts w:ascii="SBL Hebrew" w:hAnsi="SBL Hebrew" w:cs="SBL Hebrew"/>
+          <w:noProof/>
           <w:color w:val="003300"/>
           <w:sz w:val="32"/>
           <w:szCs w:val="32"/>
@@ -3305,16 +3614,18 @@
         <w:jc w:val="both"/>
         <w:rPr>
           <w:rFonts w:ascii="SBL Hebrew" w:hAnsi="SBL Hebrew" w:cs="SBL Hebrew"/>
-          <w:color w:val="003300"/>
-          <w:sz w:val="32"/>
-          <w:szCs w:val="32"/>
-        </w:rPr>
-      </w:pPr>
-      <w:r>
-        <w:rPr>
-          <w:rFonts w:ascii="SBL Hebrew" w:hAnsi="SBL Hebrew" w:cs="SBL Hebrew"/>
-          <w:b/>
-          <w:bCs/>
+          <w:noProof/>
+          <w:color w:val="003300"/>
+          <w:sz w:val="32"/>
+          <w:szCs w:val="32"/>
+        </w:rPr>
+      </w:pPr>
+      <w:r>
+        <w:rPr>
+          <w:rFonts w:ascii="SBL Hebrew" w:hAnsi="SBL Hebrew" w:cs="SBL Hebrew"/>
+          <w:b/>
+          <w:bCs/>
+          <w:noProof/>
           <w:color w:val="E36C0A" w:themeColor="accent6" w:themeShade="BF"/>
           <w:sz w:val="32"/>
           <w:szCs w:val="32"/>
@@ -3327,6 +3638,7 @@
       <w:r>
         <w:rPr>
           <w:rFonts w:ascii="SBL Hebrew" w:hAnsi="SBL Hebrew" w:cs="SBL Hebrew"/>
+          <w:noProof/>
           <w:color w:val="003300"/>
           <w:sz w:val="32"/>
           <w:szCs w:val="32"/>
@@ -3337,6 +3649,7 @@
       <w:r>
         <w:rPr>
           <w:rFonts w:ascii="SBL Hebrew" w:hAnsi="SBL Hebrew" w:cs="SBL Hebrew"/>
+          <w:noProof/>
           <w:color w:val="808080" w:themeColor="background1" w:themeShade="80"/>
           <w:sz w:val="32"/>
           <w:szCs w:val="32"/>
@@ -3347,6 +3660,7 @@
       <w:r>
         <w:rPr>
           <w:rFonts w:ascii="SBL Hebrew" w:hAnsi="SBL Hebrew" w:cs="SBL Hebrew"/>
+          <w:noProof/>
           <w:color w:val="003300"/>
           <w:sz w:val="32"/>
           <w:szCs w:val="32"/>
@@ -3362,16 +3676,18 @@
         <w:jc w:val="both"/>
         <w:rPr>
           <w:rFonts w:ascii="SBL Hebrew" w:hAnsi="SBL Hebrew" w:cs="SBL Hebrew"/>
-          <w:color w:val="003300"/>
-          <w:sz w:val="32"/>
-          <w:szCs w:val="32"/>
-        </w:rPr>
-      </w:pPr>
-      <w:r>
-        <w:rPr>
-          <w:rFonts w:ascii="SBL Hebrew" w:hAnsi="SBL Hebrew" w:cs="SBL Hebrew"/>
-          <w:b/>
-          <w:bCs/>
+          <w:noProof/>
+          <w:color w:val="003300"/>
+          <w:sz w:val="32"/>
+          <w:szCs w:val="32"/>
+        </w:rPr>
+      </w:pPr>
+      <w:r>
+        <w:rPr>
+          <w:rFonts w:ascii="SBL Hebrew" w:hAnsi="SBL Hebrew" w:cs="SBL Hebrew"/>
+          <w:b/>
+          <w:bCs/>
+          <w:noProof/>
           <w:color w:val="E36C0A" w:themeColor="accent6" w:themeShade="BF"/>
           <w:sz w:val="32"/>
           <w:szCs w:val="32"/>
@@ -3384,6 +3700,7 @@
       <w:r>
         <w:rPr>
           <w:rFonts w:ascii="SBL Hebrew" w:hAnsi="SBL Hebrew" w:cs="SBL Hebrew"/>
+          <w:noProof/>
           <w:color w:val="003300"/>
           <w:sz w:val="32"/>
           <w:szCs w:val="32"/>
@@ -3399,16 +3716,18 @@
         <w:jc w:val="both"/>
         <w:rPr>
           <w:rFonts w:ascii="SBL Hebrew" w:hAnsi="SBL Hebrew" w:cs="SBL Hebrew"/>
-          <w:color w:val="003300"/>
-          <w:sz w:val="32"/>
-          <w:szCs w:val="32"/>
-        </w:rPr>
-      </w:pPr>
-      <w:r>
-        <w:rPr>
-          <w:rFonts w:ascii="SBL Hebrew" w:hAnsi="SBL Hebrew" w:cs="SBL Hebrew"/>
-          <w:b/>
-          <w:bCs/>
+          <w:noProof/>
+          <w:color w:val="003300"/>
+          <w:sz w:val="32"/>
+          <w:szCs w:val="32"/>
+        </w:rPr>
+      </w:pPr>
+      <w:r>
+        <w:rPr>
+          <w:rFonts w:ascii="SBL Hebrew" w:hAnsi="SBL Hebrew" w:cs="SBL Hebrew"/>
+          <w:b/>
+          <w:bCs/>
+          <w:noProof/>
           <w:color w:val="E36C0A" w:themeColor="accent6" w:themeShade="BF"/>
           <w:sz w:val="32"/>
           <w:szCs w:val="32"/>
@@ -3421,6 +3740,7 @@
       <w:r>
         <w:rPr>
           <w:rFonts w:ascii="SBL Hebrew" w:hAnsi="SBL Hebrew" w:cs="SBL Hebrew"/>
+          <w:noProof/>
           <w:color w:val="003300"/>
           <w:sz w:val="32"/>
           <w:szCs w:val="32"/>
@@ -3436,16 +3756,18 @@
         <w:jc w:val="both"/>
         <w:rPr>
           <w:rFonts w:ascii="SBL Hebrew" w:hAnsi="SBL Hebrew" w:cs="SBL Hebrew"/>
-          <w:color w:val="003300"/>
-          <w:sz w:val="32"/>
-          <w:szCs w:val="32"/>
-        </w:rPr>
-      </w:pPr>
-      <w:r>
-        <w:rPr>
-          <w:rFonts w:ascii="SBL Hebrew" w:hAnsi="SBL Hebrew" w:cs="SBL Hebrew"/>
-          <w:b/>
-          <w:bCs/>
+          <w:noProof/>
+          <w:color w:val="003300"/>
+          <w:sz w:val="32"/>
+          <w:szCs w:val="32"/>
+        </w:rPr>
+      </w:pPr>
+      <w:r>
+        <w:rPr>
+          <w:rFonts w:ascii="SBL Hebrew" w:hAnsi="SBL Hebrew" w:cs="SBL Hebrew"/>
+          <w:b/>
+          <w:bCs/>
+          <w:noProof/>
           <w:color w:val="E36C0A" w:themeColor="accent6" w:themeShade="BF"/>
           <w:sz w:val="32"/>
           <w:szCs w:val="32"/>
@@ -3458,6 +3780,7 @@
       <w:r>
         <w:rPr>
           <w:rFonts w:ascii="SBL Hebrew" w:hAnsi="SBL Hebrew" w:cs="SBL Hebrew"/>
+          <w:noProof/>
           <w:color w:val="003300"/>
           <w:sz w:val="32"/>
           <w:szCs w:val="32"/>
@@ -3473,16 +3796,18 @@
         <w:jc w:val="both"/>
         <w:rPr>
           <w:rFonts w:ascii="SBL Hebrew" w:hAnsi="SBL Hebrew" w:cs="SBL Hebrew"/>
-          <w:color w:val="003300"/>
-          <w:sz w:val="32"/>
-          <w:szCs w:val="32"/>
-        </w:rPr>
-      </w:pPr>
-      <w:r>
-        <w:rPr>
-          <w:rFonts w:ascii="SBL Hebrew" w:hAnsi="SBL Hebrew" w:cs="SBL Hebrew"/>
-          <w:b/>
-          <w:bCs/>
+          <w:noProof/>
+          <w:color w:val="003300"/>
+          <w:sz w:val="32"/>
+          <w:szCs w:val="32"/>
+        </w:rPr>
+      </w:pPr>
+      <w:r>
+        <w:rPr>
+          <w:rFonts w:ascii="SBL Hebrew" w:hAnsi="SBL Hebrew" w:cs="SBL Hebrew"/>
+          <w:b/>
+          <w:bCs/>
+          <w:noProof/>
           <w:color w:val="E36C0A" w:themeColor="accent6" w:themeShade="BF"/>
           <w:sz w:val="32"/>
           <w:szCs w:val="32"/>
@@ -3495,6 +3820,7 @@
       <w:r>
         <w:rPr>
           <w:rFonts w:ascii="SBL Hebrew" w:hAnsi="SBL Hebrew" w:cs="SBL Hebrew"/>
+          <w:noProof/>
           <w:color w:val="003300"/>
           <w:sz w:val="32"/>
           <w:szCs w:val="32"/>
@@ -3510,16 +3836,18 @@
         <w:jc w:val="both"/>
         <w:rPr>
           <w:rFonts w:ascii="SBL Hebrew" w:hAnsi="SBL Hebrew" w:cs="SBL Hebrew"/>
-          <w:color w:val="003300"/>
-          <w:sz w:val="32"/>
-          <w:szCs w:val="32"/>
-        </w:rPr>
-      </w:pPr>
-      <w:r>
-        <w:rPr>
-          <w:rFonts w:ascii="SBL Hebrew" w:hAnsi="SBL Hebrew" w:cs="SBL Hebrew"/>
-          <w:b/>
-          <w:bCs/>
+          <w:noProof/>
+          <w:color w:val="003300"/>
+          <w:sz w:val="32"/>
+          <w:szCs w:val="32"/>
+        </w:rPr>
+      </w:pPr>
+      <w:r>
+        <w:rPr>
+          <w:rFonts w:ascii="SBL Hebrew" w:hAnsi="SBL Hebrew" w:cs="SBL Hebrew"/>
+          <w:b/>
+          <w:bCs/>
+          <w:noProof/>
           <w:color w:val="E36C0A" w:themeColor="accent6" w:themeShade="BF"/>
           <w:sz w:val="32"/>
           <w:szCs w:val="32"/>
@@ -3532,6 +3860,7 @@
       <w:r>
         <w:rPr>
           <w:rFonts w:ascii="SBL Hebrew" w:hAnsi="SBL Hebrew" w:cs="SBL Hebrew"/>
+          <w:noProof/>
           <w:color w:val="003300"/>
           <w:sz w:val="32"/>
           <w:szCs w:val="32"/>
@@ -3542,6 +3871,7 @@
       <w:r>
         <w:rPr>
           <w:rFonts w:ascii="SBL Hebrew" w:hAnsi="SBL Hebrew" w:cs="SBL Hebrew"/>
+          <w:noProof/>
           <w:color w:val="808080" w:themeColor="background1" w:themeShade="80"/>
           <w:sz w:val="32"/>
           <w:szCs w:val="32"/>
@@ -3552,6 +3882,7 @@
       <w:r>
         <w:rPr>
           <w:rFonts w:ascii="SBL Hebrew" w:hAnsi="SBL Hebrew" w:cs="SBL Hebrew"/>
+          <w:noProof/>
           <w:color w:val="003300"/>
           <w:sz w:val="32"/>
           <w:szCs w:val="32"/>
@@ -3562,6 +3893,7 @@
       <w:r>
         <w:rPr>
           <w:rFonts w:ascii="SBL Hebrew" w:hAnsi="SBL Hebrew" w:cs="SBL Hebrew"/>
+          <w:noProof/>
           <w:color w:val="003300"/>
           <w:sz w:val="32"/>
           <w:szCs w:val="32"/>
@@ -3572,6 +3904,7 @@
       <w:r>
         <w:rPr>
           <w:rFonts w:ascii="SBL Hebrew" w:hAnsi="SBL Hebrew" w:cs="SBL Hebrew"/>
+          <w:noProof/>
           <w:color w:val="003300"/>
           <w:sz w:val="32"/>
           <w:szCs w:val="32"/>
@@ -3582,6 +3915,7 @@
       <w:r>
         <w:rPr>
           <w:rFonts w:ascii="SBL Hebrew" w:hAnsi="SBL Hebrew" w:cs="SBL Hebrew"/>
+          <w:noProof/>
           <w:color w:val="003300"/>
           <w:sz w:val="32"/>
           <w:szCs w:val="32"/>
@@ -3592,6 +3926,7 @@
       <w:r>
         <w:rPr>
           <w:rFonts w:ascii="SBL Hebrew" w:hAnsi="SBL Hebrew" w:cs="SBL Hebrew"/>
+          <w:noProof/>
           <w:color w:val="003300"/>
           <w:sz w:val="32"/>
           <w:szCs w:val="32"/>
@@ -3607,16 +3942,18 @@
         <w:jc w:val="both"/>
         <w:rPr>
           <w:rFonts w:ascii="SBL Hebrew" w:hAnsi="SBL Hebrew" w:cs="SBL Hebrew"/>
-          <w:color w:val="003300"/>
-          <w:sz w:val="32"/>
-          <w:szCs w:val="32"/>
-        </w:rPr>
-      </w:pPr>
-      <w:r>
-        <w:rPr>
-          <w:rFonts w:ascii="SBL Hebrew" w:hAnsi="SBL Hebrew" w:cs="SBL Hebrew"/>
-          <w:b/>
-          <w:bCs/>
+          <w:noProof/>
+          <w:color w:val="003300"/>
+          <w:sz w:val="32"/>
+          <w:szCs w:val="32"/>
+        </w:rPr>
+      </w:pPr>
+      <w:r>
+        <w:rPr>
+          <w:rFonts w:ascii="SBL Hebrew" w:hAnsi="SBL Hebrew" w:cs="SBL Hebrew"/>
+          <w:b/>
+          <w:bCs/>
+          <w:noProof/>
           <w:color w:val="E36C0A" w:themeColor="accent6" w:themeShade="BF"/>
           <w:sz w:val="32"/>
           <w:szCs w:val="32"/>
@@ -3630,6 +3967,7 @@
       <w:r>
         <w:rPr>
           <w:rFonts w:ascii="SBL Hebrew" w:hAnsi="SBL Hebrew" w:cs="SBL Hebrew"/>
+          <w:noProof/>
           <w:color w:val="003300"/>
           <w:sz w:val="32"/>
           <w:szCs w:val="32"/>
@@ -3645,16 +3983,18 @@
         <w:jc w:val="both"/>
         <w:rPr>
           <w:rFonts w:ascii="SBL Hebrew" w:hAnsi="SBL Hebrew" w:cs="SBL Hebrew"/>
-          <w:color w:val="003300"/>
-          <w:sz w:val="32"/>
-          <w:szCs w:val="32"/>
-        </w:rPr>
-      </w:pPr>
-      <w:r>
-        <w:rPr>
-          <w:rFonts w:ascii="SBL Hebrew" w:hAnsi="SBL Hebrew" w:cs="SBL Hebrew"/>
-          <w:b/>
-          <w:bCs/>
+          <w:noProof/>
+          <w:color w:val="003300"/>
+          <w:sz w:val="32"/>
+          <w:szCs w:val="32"/>
+        </w:rPr>
+      </w:pPr>
+      <w:r>
+        <w:rPr>
+          <w:rFonts w:ascii="SBL Hebrew" w:hAnsi="SBL Hebrew" w:cs="SBL Hebrew"/>
+          <w:b/>
+          <w:bCs/>
+          <w:noProof/>
           <w:color w:val="E36C0A" w:themeColor="accent6" w:themeShade="BF"/>
           <w:sz w:val="32"/>
           <w:szCs w:val="32"/>
@@ -3667,6 +4007,7 @@
       <w:r>
         <w:rPr>
           <w:rFonts w:ascii="SBL Hebrew" w:hAnsi="SBL Hebrew" w:cs="SBL Hebrew"/>
+          <w:noProof/>
           <w:color w:val="003300"/>
           <w:sz w:val="32"/>
           <w:szCs w:val="32"/>
@@ -3680,12 +4021,16 @@
         <w:bidi/>
         <w:spacing w:before="120" w:after="0" w:line="240" w:lineRule="auto"/>
         <w:jc w:val="both"/>
-      </w:pPr>
-      <w:r>
-        <w:rPr>
-          <w:rFonts w:ascii="SBL Hebrew" w:hAnsi="SBL Hebrew" w:cs="SBL Hebrew"/>
-          <w:b/>
-          <w:bCs/>
+        <w:rPr>
+          <w:noProof/>
+        </w:rPr>
+      </w:pPr>
+      <w:r>
+        <w:rPr>
+          <w:rFonts w:ascii="SBL Hebrew" w:hAnsi="SBL Hebrew" w:cs="SBL Hebrew"/>
+          <w:b/>
+          <w:bCs/>
+          <w:noProof/>
           <w:color w:val="E36C0A" w:themeColor="accent6" w:themeShade="BF"/>
           <w:sz w:val="32"/>
           <w:szCs w:val="32"/>
@@ -3698,6 +4043,7 @@
       <w:r>
         <w:rPr>
           <w:rFonts w:ascii="SBL Hebrew" w:hAnsi="SBL Hebrew" w:cs="SBL Hebrew"/>
+          <w:noProof/>
           <w:color w:val="003300"/>
           <w:sz w:val="32"/>
           <w:szCs w:val="32"/>
@@ -3708,6 +4054,9 @@
     </w:p>
     <w:p>
       <w:pPr>
+        <w:rPr>
+          <w:noProof/>
+        </w:rPr>
         <w:sectPr>
           <w:type w:val="continuous"/>
           <w:pgSz w:w="16838" w:h="11906" w:orient="landscape"/>
@@ -3727,6 +4076,7 @@
         <w:jc w:val="center"/>
         <w:rPr>
           <w:rFonts w:ascii="SBL Hebrew" w:hAnsi="SBL Hebrew" w:cs="SBL Hebrew"/>
+          <w:noProof/>
           <w:color w:val="000000"/>
           <w:sz w:val="36"/>
           <w:szCs w:val="36"/>
@@ -3737,6 +4087,7 @@
       <w:r>
         <w:rPr>
           <w:rFonts w:ascii="Arial Unicode MS" w:eastAsia="Arial Unicode MS" w:hAnsi="Arial Unicode MS" w:cs="SBL Hebrew"/>
+          <w:noProof/>
           <w:color w:val="000000"/>
           <w:sz w:val="40"/>
           <w:szCs w:val="40"/>
@@ -3753,16 +4104,18 @@
         <w:jc w:val="both"/>
         <w:rPr>
           <w:rFonts w:ascii="SBL Hebrew" w:hAnsi="SBL Hebrew" w:cs="SBL Hebrew"/>
-          <w:color w:val="003300"/>
-          <w:sz w:val="32"/>
-          <w:szCs w:val="32"/>
-        </w:rPr>
-      </w:pPr>
-      <w:r>
-        <w:rPr>
-          <w:rFonts w:ascii="SBL Hebrew" w:hAnsi="SBL Hebrew" w:cs="SBL Hebrew"/>
-          <w:b/>
-          <w:bCs/>
+          <w:noProof/>
+          <w:color w:val="003300"/>
+          <w:sz w:val="32"/>
+          <w:szCs w:val="32"/>
+        </w:rPr>
+      </w:pPr>
+      <w:r>
+        <w:rPr>
+          <w:rFonts w:ascii="SBL Hebrew" w:hAnsi="SBL Hebrew" w:cs="SBL Hebrew"/>
+          <w:b/>
+          <w:bCs/>
+          <w:noProof/>
           <w:color w:val="E36C0A" w:themeColor="accent6" w:themeShade="BF"/>
           <w:sz w:val="32"/>
           <w:szCs w:val="32"/>
@@ -3774,6 +4127,7 @@
       <w:r>
         <w:rPr>
           <w:rFonts w:ascii="SBL Hebrew" w:hAnsi="SBL Hebrew" w:cs="SBL Hebrew"/>
+          <w:noProof/>
           <w:color w:val="003300"/>
           <w:sz w:val="32"/>
           <w:szCs w:val="32"/>
@@ -3789,16 +4143,18 @@
         <w:jc w:val="both"/>
         <w:rPr>
           <w:rFonts w:ascii="SBL Hebrew" w:hAnsi="SBL Hebrew" w:cs="SBL Hebrew"/>
-          <w:color w:val="003300"/>
-          <w:sz w:val="32"/>
-          <w:szCs w:val="32"/>
-        </w:rPr>
-      </w:pPr>
-      <w:r>
-        <w:rPr>
-          <w:rFonts w:ascii="SBL Hebrew" w:hAnsi="SBL Hebrew" w:cs="SBL Hebrew"/>
-          <w:b/>
-          <w:bCs/>
+          <w:noProof/>
+          <w:color w:val="003300"/>
+          <w:sz w:val="32"/>
+          <w:szCs w:val="32"/>
+        </w:rPr>
+      </w:pPr>
+      <w:r>
+        <w:rPr>
+          <w:rFonts w:ascii="SBL Hebrew" w:hAnsi="SBL Hebrew" w:cs="SBL Hebrew"/>
+          <w:b/>
+          <w:bCs/>
+          <w:noProof/>
           <w:color w:val="E36C0A" w:themeColor="accent6" w:themeShade="BF"/>
           <w:sz w:val="32"/>
           <w:szCs w:val="32"/>
@@ -3810,6 +4166,7 @@
       <w:r>
         <w:rPr>
           <w:rFonts w:ascii="SBL Hebrew" w:hAnsi="SBL Hebrew" w:cs="SBL Hebrew"/>
+          <w:noProof/>
           <w:color w:val="003300"/>
           <w:sz w:val="32"/>
           <w:szCs w:val="32"/>
@@ -3825,16 +4182,18 @@
         <w:jc w:val="both"/>
         <w:rPr>
           <w:rFonts w:ascii="SBL Hebrew" w:hAnsi="SBL Hebrew" w:cs="SBL Hebrew"/>
-          <w:color w:val="003300"/>
-          <w:sz w:val="32"/>
-          <w:szCs w:val="32"/>
-        </w:rPr>
-      </w:pPr>
-      <w:r>
-        <w:rPr>
-          <w:rFonts w:ascii="SBL Hebrew" w:hAnsi="SBL Hebrew" w:cs="SBL Hebrew"/>
-          <w:b/>
-          <w:bCs/>
+          <w:noProof/>
+          <w:color w:val="003300"/>
+          <w:sz w:val="32"/>
+          <w:szCs w:val="32"/>
+        </w:rPr>
+      </w:pPr>
+      <w:r>
+        <w:rPr>
+          <w:rFonts w:ascii="SBL Hebrew" w:hAnsi="SBL Hebrew" w:cs="SBL Hebrew"/>
+          <w:b/>
+          <w:bCs/>
+          <w:noProof/>
           <w:color w:val="E36C0A" w:themeColor="accent6" w:themeShade="BF"/>
           <w:sz w:val="32"/>
           <w:szCs w:val="32"/>
@@ -3847,6 +4206,7 @@
       <w:r>
         <w:rPr>
           <w:rFonts w:ascii="SBL Hebrew" w:hAnsi="SBL Hebrew" w:cs="SBL Hebrew"/>
+          <w:noProof/>
           <w:color w:val="003300"/>
           <w:sz w:val="32"/>
           <w:szCs w:val="32"/>
@@ -3862,16 +4222,18 @@
         <w:jc w:val="both"/>
         <w:rPr>
           <w:rFonts w:ascii="SBL Hebrew" w:hAnsi="SBL Hebrew" w:cs="SBL Hebrew"/>
-          <w:color w:val="003300"/>
-          <w:sz w:val="32"/>
-          <w:szCs w:val="32"/>
-        </w:rPr>
-      </w:pPr>
-      <w:r>
-        <w:rPr>
-          <w:rFonts w:ascii="SBL Hebrew" w:hAnsi="SBL Hebrew" w:cs="SBL Hebrew"/>
-          <w:b/>
-          <w:bCs/>
+          <w:noProof/>
+          <w:color w:val="003300"/>
+          <w:sz w:val="32"/>
+          <w:szCs w:val="32"/>
+        </w:rPr>
+      </w:pPr>
+      <w:r>
+        <w:rPr>
+          <w:rFonts w:ascii="SBL Hebrew" w:hAnsi="SBL Hebrew" w:cs="SBL Hebrew"/>
+          <w:b/>
+          <w:bCs/>
+          <w:noProof/>
           <w:color w:val="E36C0A" w:themeColor="accent6" w:themeShade="BF"/>
           <w:sz w:val="32"/>
           <w:szCs w:val="32"/>
@@ -3883,6 +4245,7 @@
       <w:r>
         <w:rPr>
           <w:rFonts w:ascii="SBL Hebrew" w:hAnsi="SBL Hebrew" w:cs="SBL Hebrew"/>
+          <w:noProof/>
           <w:color w:val="003300"/>
           <w:sz w:val="32"/>
           <w:szCs w:val="32"/>
@@ -3893,6 +4256,7 @@
       <w:r>
         <w:rPr>
           <w:rFonts w:ascii="SBL Hebrew" w:hAnsi="SBL Hebrew" w:cs="SBL Hebrew"/>
+          <w:noProof/>
           <w:color w:val="808080" w:themeColor="background1" w:themeShade="80"/>
           <w:sz w:val="32"/>
           <w:szCs w:val="32"/>
@@ -3903,6 +4267,7 @@
       <w:r>
         <w:rPr>
           <w:rFonts w:ascii="SBL Hebrew" w:hAnsi="SBL Hebrew" w:cs="SBL Hebrew"/>
+          <w:noProof/>
           <w:color w:val="003300"/>
           <w:sz w:val="32"/>
           <w:szCs w:val="32"/>
@@ -3918,16 +4283,18 @@
         <w:jc w:val="both"/>
         <w:rPr>
           <w:rFonts w:ascii="SBL Hebrew" w:hAnsi="SBL Hebrew" w:cs="SBL Hebrew"/>
-          <w:color w:val="003300"/>
-          <w:sz w:val="32"/>
-          <w:szCs w:val="32"/>
-        </w:rPr>
-      </w:pPr>
-      <w:r>
-        <w:rPr>
-          <w:rFonts w:ascii="SBL Hebrew" w:hAnsi="SBL Hebrew" w:cs="SBL Hebrew"/>
-          <w:b/>
-          <w:bCs/>
+          <w:noProof/>
+          <w:color w:val="003300"/>
+          <w:sz w:val="32"/>
+          <w:szCs w:val="32"/>
+        </w:rPr>
+      </w:pPr>
+      <w:r>
+        <w:rPr>
+          <w:rFonts w:ascii="SBL Hebrew" w:hAnsi="SBL Hebrew" w:cs="SBL Hebrew"/>
+          <w:b/>
+          <w:bCs/>
+          <w:noProof/>
           <w:color w:val="E36C0A" w:themeColor="accent6" w:themeShade="BF"/>
           <w:sz w:val="32"/>
           <w:szCs w:val="32"/>
@@ -3939,6 +4306,7 @@
       <w:r>
         <w:rPr>
           <w:rFonts w:ascii="SBL Hebrew" w:hAnsi="SBL Hebrew" w:cs="SBL Hebrew"/>
+          <w:noProof/>
           <w:color w:val="003300"/>
           <w:sz w:val="32"/>
           <w:szCs w:val="32"/>
@@ -3954,16 +4322,18 @@
         <w:jc w:val="both"/>
         <w:rPr>
           <w:rFonts w:ascii="SBL Hebrew" w:hAnsi="SBL Hebrew" w:cs="SBL Hebrew"/>
-          <w:color w:val="003300"/>
-          <w:sz w:val="32"/>
-          <w:szCs w:val="32"/>
-        </w:rPr>
-      </w:pPr>
-      <w:r>
-        <w:rPr>
-          <w:rFonts w:ascii="SBL Hebrew" w:hAnsi="SBL Hebrew" w:cs="SBL Hebrew"/>
-          <w:b/>
-          <w:bCs/>
+          <w:noProof/>
+          <w:color w:val="003300"/>
+          <w:sz w:val="32"/>
+          <w:szCs w:val="32"/>
+        </w:rPr>
+      </w:pPr>
+      <w:r>
+        <w:rPr>
+          <w:rFonts w:ascii="SBL Hebrew" w:hAnsi="SBL Hebrew" w:cs="SBL Hebrew"/>
+          <w:b/>
+          <w:bCs/>
+          <w:noProof/>
           <w:color w:val="E36C0A" w:themeColor="accent6" w:themeShade="BF"/>
           <w:sz w:val="32"/>
           <w:szCs w:val="32"/>
@@ -3975,6 +4345,7 @@
       <w:r>
         <w:rPr>
           <w:rFonts w:ascii="SBL Hebrew" w:hAnsi="SBL Hebrew" w:cs="SBL Hebrew"/>
+          <w:noProof/>
           <w:color w:val="003300"/>
           <w:sz w:val="32"/>
           <w:szCs w:val="32"/>
@@ -3990,16 +4361,18 @@
         <w:jc w:val="both"/>
         <w:rPr>
           <w:rFonts w:ascii="SBL Hebrew" w:hAnsi="SBL Hebrew" w:cs="SBL Hebrew"/>
-          <w:color w:val="003300"/>
-          <w:sz w:val="32"/>
-          <w:szCs w:val="32"/>
-        </w:rPr>
-      </w:pPr>
-      <w:r>
-        <w:rPr>
-          <w:rFonts w:ascii="SBL Hebrew" w:hAnsi="SBL Hebrew" w:cs="SBL Hebrew"/>
-          <w:b/>
-          <w:bCs/>
+          <w:noProof/>
+          <w:color w:val="003300"/>
+          <w:sz w:val="32"/>
+          <w:szCs w:val="32"/>
+        </w:rPr>
+      </w:pPr>
+      <w:r>
+        <w:rPr>
+          <w:rFonts w:ascii="SBL Hebrew" w:hAnsi="SBL Hebrew" w:cs="SBL Hebrew"/>
+          <w:b/>
+          <w:bCs/>
+          <w:noProof/>
           <w:color w:val="E36C0A" w:themeColor="accent6" w:themeShade="BF"/>
           <w:sz w:val="32"/>
           <w:szCs w:val="32"/>
@@ -4011,6 +4384,7 @@
       <w:r>
         <w:rPr>
           <w:rFonts w:ascii="SBL Hebrew" w:hAnsi="SBL Hebrew" w:cs="SBL Hebrew"/>
+          <w:noProof/>
           <w:color w:val="003300"/>
           <w:sz w:val="32"/>
           <w:szCs w:val="32"/>
@@ -4026,16 +4400,18 @@
         <w:jc w:val="both"/>
         <w:rPr>
           <w:rFonts w:ascii="SBL Hebrew" w:hAnsi="SBL Hebrew" w:cs="SBL Hebrew"/>
-          <w:color w:val="003300"/>
-          <w:sz w:val="32"/>
-          <w:szCs w:val="32"/>
-        </w:rPr>
-      </w:pPr>
-      <w:r>
-        <w:rPr>
-          <w:rFonts w:ascii="SBL Hebrew" w:hAnsi="SBL Hebrew" w:cs="SBL Hebrew"/>
-          <w:b/>
-          <w:bCs/>
+          <w:noProof/>
+          <w:color w:val="003300"/>
+          <w:sz w:val="32"/>
+          <w:szCs w:val="32"/>
+        </w:rPr>
+      </w:pPr>
+      <w:r>
+        <w:rPr>
+          <w:rFonts w:ascii="SBL Hebrew" w:hAnsi="SBL Hebrew" w:cs="SBL Hebrew"/>
+          <w:b/>
+          <w:bCs/>
+          <w:noProof/>
           <w:color w:val="E36C0A" w:themeColor="accent6" w:themeShade="BF"/>
           <w:sz w:val="32"/>
           <w:szCs w:val="32"/>
@@ -4047,6 +4423,7 @@
       <w:r>
         <w:rPr>
           <w:rFonts w:ascii="SBL Hebrew" w:hAnsi="SBL Hebrew" w:cs="SBL Hebrew"/>
+          <w:noProof/>
           <w:color w:val="003300"/>
           <w:sz w:val="32"/>
           <w:szCs w:val="32"/>
@@ -4057,6 +4434,7 @@
       <w:r>
         <w:rPr>
           <w:rFonts w:ascii="SBL Hebrew" w:hAnsi="SBL Hebrew" w:cs="SBL Hebrew"/>
+          <w:noProof/>
           <w:color w:val="003300"/>
           <w:sz w:val="32"/>
           <w:szCs w:val="32"/>
@@ -4073,16 +4451,18 @@
         <w:jc w:val="both"/>
         <w:rPr>
           <w:rFonts w:ascii="SBL Hebrew" w:hAnsi="SBL Hebrew" w:cs="SBL Hebrew"/>
-          <w:color w:val="003300"/>
-          <w:sz w:val="32"/>
-          <w:szCs w:val="32"/>
-        </w:rPr>
-      </w:pPr>
-      <w:r>
-        <w:rPr>
-          <w:rFonts w:ascii="SBL Hebrew" w:hAnsi="SBL Hebrew" w:cs="SBL Hebrew"/>
-          <w:b/>
-          <w:bCs/>
+          <w:noProof/>
+          <w:color w:val="003300"/>
+          <w:sz w:val="32"/>
+          <w:szCs w:val="32"/>
+        </w:rPr>
+      </w:pPr>
+      <w:r>
+        <w:rPr>
+          <w:rFonts w:ascii="SBL Hebrew" w:hAnsi="SBL Hebrew" w:cs="SBL Hebrew"/>
+          <w:b/>
+          <w:bCs/>
+          <w:noProof/>
           <w:color w:val="E36C0A" w:themeColor="accent6" w:themeShade="BF"/>
           <w:sz w:val="32"/>
           <w:szCs w:val="32"/>
@@ -4094,6 +4474,7 @@
       <w:r>
         <w:rPr>
           <w:rFonts w:ascii="SBL Hebrew" w:hAnsi="SBL Hebrew" w:cs="SBL Hebrew"/>
+          <w:noProof/>
           <w:color w:val="003300"/>
           <w:sz w:val="32"/>
           <w:szCs w:val="32"/>
@@ -4109,16 +4490,18 @@
         <w:jc w:val="both"/>
         <w:rPr>
           <w:rFonts w:ascii="SBL Hebrew" w:hAnsi="SBL Hebrew" w:cs="SBL Hebrew"/>
-          <w:color w:val="003300"/>
-          <w:sz w:val="32"/>
-          <w:szCs w:val="32"/>
-        </w:rPr>
-      </w:pPr>
-      <w:r>
-        <w:rPr>
-          <w:rFonts w:ascii="SBL Hebrew" w:hAnsi="SBL Hebrew" w:cs="SBL Hebrew"/>
-          <w:b/>
-          <w:bCs/>
+          <w:noProof/>
+          <w:color w:val="003300"/>
+          <w:sz w:val="32"/>
+          <w:szCs w:val="32"/>
+        </w:rPr>
+      </w:pPr>
+      <w:r>
+        <w:rPr>
+          <w:rFonts w:ascii="SBL Hebrew" w:hAnsi="SBL Hebrew" w:cs="SBL Hebrew"/>
+          <w:b/>
+          <w:bCs/>
+          <w:noProof/>
           <w:color w:val="E36C0A" w:themeColor="accent6" w:themeShade="BF"/>
           <w:sz w:val="32"/>
           <w:szCs w:val="32"/>
@@ -4131,6 +4514,7 @@
       <w:r>
         <w:rPr>
           <w:rFonts w:ascii="SBL Hebrew" w:hAnsi="SBL Hebrew" w:cs="SBL Hebrew"/>
+          <w:noProof/>
           <w:color w:val="003300"/>
           <w:sz w:val="32"/>
           <w:szCs w:val="32"/>
@@ -4146,16 +4530,18 @@
         <w:jc w:val="both"/>
         <w:rPr>
           <w:rFonts w:ascii="SBL Hebrew" w:hAnsi="SBL Hebrew" w:cs="SBL Hebrew"/>
-          <w:color w:val="003300"/>
-          <w:sz w:val="32"/>
-          <w:szCs w:val="32"/>
-        </w:rPr>
-      </w:pPr>
-      <w:r>
-        <w:rPr>
-          <w:rFonts w:ascii="SBL Hebrew" w:hAnsi="SBL Hebrew" w:cs="SBL Hebrew"/>
-          <w:b/>
-          <w:bCs/>
+          <w:noProof/>
+          <w:color w:val="003300"/>
+          <w:sz w:val="32"/>
+          <w:szCs w:val="32"/>
+        </w:rPr>
+      </w:pPr>
+      <w:r>
+        <w:rPr>
+          <w:rFonts w:ascii="SBL Hebrew" w:hAnsi="SBL Hebrew" w:cs="SBL Hebrew"/>
+          <w:b/>
+          <w:bCs/>
+          <w:noProof/>
           <w:color w:val="E36C0A" w:themeColor="accent6" w:themeShade="BF"/>
           <w:sz w:val="32"/>
           <w:szCs w:val="32"/>
@@ -4168,6 +4554,7 @@
       <w:r>
         <w:rPr>
           <w:rFonts w:ascii="SBL Hebrew" w:hAnsi="SBL Hebrew" w:cs="SBL Hebrew"/>
+          <w:noProof/>
           <w:color w:val="003300"/>
           <w:sz w:val="32"/>
           <w:szCs w:val="32"/>
@@ -4183,16 +4570,18 @@
         <w:jc w:val="both"/>
         <w:rPr>
           <w:rFonts w:ascii="SBL Hebrew" w:hAnsi="SBL Hebrew" w:cs="SBL Hebrew"/>
-          <w:color w:val="003300"/>
-          <w:sz w:val="32"/>
-          <w:szCs w:val="32"/>
-        </w:rPr>
-      </w:pPr>
-      <w:r>
-        <w:rPr>
-          <w:rFonts w:ascii="SBL Hebrew" w:hAnsi="SBL Hebrew" w:cs="SBL Hebrew"/>
-          <w:b/>
-          <w:bCs/>
+          <w:noProof/>
+          <w:color w:val="003300"/>
+          <w:sz w:val="32"/>
+          <w:szCs w:val="32"/>
+        </w:rPr>
+      </w:pPr>
+      <w:r>
+        <w:rPr>
+          <w:rFonts w:ascii="SBL Hebrew" w:hAnsi="SBL Hebrew" w:cs="SBL Hebrew"/>
+          <w:b/>
+          <w:bCs/>
+          <w:noProof/>
           <w:color w:val="E36C0A" w:themeColor="accent6" w:themeShade="BF"/>
           <w:sz w:val="32"/>
           <w:szCs w:val="32"/>
@@ -4205,6 +4594,7 @@
       <w:r>
         <w:rPr>
           <w:rFonts w:ascii="SBL Hebrew" w:hAnsi="SBL Hebrew" w:cs="SBL Hebrew"/>
+          <w:noProof/>
           <w:color w:val="003300"/>
           <w:sz w:val="32"/>
           <w:szCs w:val="32"/>
@@ -4220,16 +4610,18 @@
         <w:jc w:val="both"/>
         <w:rPr>
           <w:rFonts w:ascii="SBL Hebrew" w:hAnsi="SBL Hebrew" w:cs="SBL Hebrew"/>
-          <w:color w:val="003300"/>
-          <w:sz w:val="32"/>
-          <w:szCs w:val="32"/>
-        </w:rPr>
-      </w:pPr>
-      <w:r>
-        <w:rPr>
-          <w:rFonts w:ascii="SBL Hebrew" w:hAnsi="SBL Hebrew" w:cs="SBL Hebrew"/>
-          <w:b/>
-          <w:bCs/>
+          <w:noProof/>
+          <w:color w:val="003300"/>
+          <w:sz w:val="32"/>
+          <w:szCs w:val="32"/>
+        </w:rPr>
+      </w:pPr>
+      <w:r>
+        <w:rPr>
+          <w:rFonts w:ascii="SBL Hebrew" w:hAnsi="SBL Hebrew" w:cs="SBL Hebrew"/>
+          <w:b/>
+          <w:bCs/>
+          <w:noProof/>
           <w:color w:val="E36C0A" w:themeColor="accent6" w:themeShade="BF"/>
           <w:sz w:val="32"/>
           <w:szCs w:val="32"/>
@@ -4242,6 +4634,7 @@
       <w:r>
         <w:rPr>
           <w:rFonts w:ascii="SBL Hebrew" w:hAnsi="SBL Hebrew" w:cs="SBL Hebrew"/>
+          <w:noProof/>
           <w:color w:val="003300"/>
           <w:sz w:val="32"/>
           <w:szCs w:val="32"/>
@@ -4257,16 +4650,18 @@
         <w:jc w:val="both"/>
         <w:rPr>
           <w:rFonts w:ascii="SBL Hebrew" w:hAnsi="SBL Hebrew" w:cs="SBL Hebrew"/>
-          <w:color w:val="003300"/>
-          <w:sz w:val="32"/>
-          <w:szCs w:val="32"/>
-        </w:rPr>
-      </w:pPr>
-      <w:r>
-        <w:rPr>
-          <w:rFonts w:ascii="SBL Hebrew" w:hAnsi="SBL Hebrew" w:cs="SBL Hebrew"/>
-          <w:b/>
-          <w:bCs/>
+          <w:noProof/>
+          <w:color w:val="003300"/>
+          <w:sz w:val="32"/>
+          <w:szCs w:val="32"/>
+        </w:rPr>
+      </w:pPr>
+      <w:r>
+        <w:rPr>
+          <w:rFonts w:ascii="SBL Hebrew" w:hAnsi="SBL Hebrew" w:cs="SBL Hebrew"/>
+          <w:b/>
+          <w:bCs/>
+          <w:noProof/>
           <w:color w:val="E36C0A" w:themeColor="accent6" w:themeShade="BF"/>
           <w:sz w:val="32"/>
           <w:szCs w:val="32"/>
@@ -4279,6 +4674,7 @@
       <w:r>
         <w:rPr>
           <w:rFonts w:ascii="SBL Hebrew" w:hAnsi="SBL Hebrew" w:cs="SBL Hebrew"/>
+          <w:noProof/>
           <w:color w:val="003300"/>
           <w:sz w:val="32"/>
           <w:szCs w:val="32"/>
@@ -4294,16 +4690,18 @@
         <w:jc w:val="both"/>
         <w:rPr>
           <w:rFonts w:ascii="SBL Hebrew" w:hAnsi="SBL Hebrew" w:cs="SBL Hebrew"/>
-          <w:color w:val="003300"/>
-          <w:sz w:val="32"/>
-          <w:szCs w:val="32"/>
-        </w:rPr>
-      </w:pPr>
-      <w:r>
-        <w:rPr>
-          <w:rFonts w:ascii="SBL Hebrew" w:hAnsi="SBL Hebrew" w:cs="SBL Hebrew"/>
-          <w:b/>
-          <w:bCs/>
+          <w:noProof/>
+          <w:color w:val="003300"/>
+          <w:sz w:val="32"/>
+          <w:szCs w:val="32"/>
+        </w:rPr>
+      </w:pPr>
+      <w:r>
+        <w:rPr>
+          <w:rFonts w:ascii="SBL Hebrew" w:hAnsi="SBL Hebrew" w:cs="SBL Hebrew"/>
+          <w:b/>
+          <w:bCs/>
+          <w:noProof/>
           <w:color w:val="E36C0A" w:themeColor="accent6" w:themeShade="BF"/>
           <w:sz w:val="32"/>
           <w:szCs w:val="32"/>
@@ -4317,6 +4715,7 @@
       <w:r>
         <w:rPr>
           <w:rFonts w:ascii="SBL Hebrew" w:hAnsi="SBL Hebrew" w:cs="SBL Hebrew"/>
+          <w:noProof/>
           <w:color w:val="003300"/>
           <w:sz w:val="32"/>
           <w:szCs w:val="32"/>
@@ -4332,16 +4731,18 @@
         <w:jc w:val="both"/>
         <w:rPr>
           <w:rFonts w:ascii="SBL Hebrew" w:hAnsi="SBL Hebrew" w:cs="SBL Hebrew"/>
-          <w:color w:val="003300"/>
-          <w:sz w:val="32"/>
-          <w:szCs w:val="32"/>
-        </w:rPr>
-      </w:pPr>
-      <w:r>
-        <w:rPr>
-          <w:rFonts w:ascii="SBL Hebrew" w:hAnsi="SBL Hebrew" w:cs="SBL Hebrew"/>
-          <w:b/>
-          <w:bCs/>
+          <w:noProof/>
+          <w:color w:val="003300"/>
+          <w:sz w:val="32"/>
+          <w:szCs w:val="32"/>
+        </w:rPr>
+      </w:pPr>
+      <w:r>
+        <w:rPr>
+          <w:rFonts w:ascii="SBL Hebrew" w:hAnsi="SBL Hebrew" w:cs="SBL Hebrew"/>
+          <w:b/>
+          <w:bCs/>
+          <w:noProof/>
           <w:color w:val="E36C0A" w:themeColor="accent6" w:themeShade="BF"/>
           <w:sz w:val="32"/>
           <w:szCs w:val="32"/>
@@ -4354,6 +4755,7 @@
       <w:r>
         <w:rPr>
           <w:rFonts w:ascii="SBL Hebrew" w:hAnsi="SBL Hebrew" w:cs="SBL Hebrew"/>
+          <w:noProof/>
           <w:color w:val="003300"/>
           <w:sz w:val="32"/>
           <w:szCs w:val="32"/>
@@ -4369,16 +4771,18 @@
         <w:jc w:val="both"/>
         <w:rPr>
           <w:rFonts w:ascii="SBL Hebrew" w:hAnsi="SBL Hebrew" w:cs="SBL Hebrew"/>
-          <w:color w:val="003300"/>
-          <w:sz w:val="32"/>
-          <w:szCs w:val="32"/>
-        </w:rPr>
-      </w:pPr>
-      <w:r>
-        <w:rPr>
-          <w:rFonts w:ascii="SBL Hebrew" w:hAnsi="SBL Hebrew" w:cs="SBL Hebrew"/>
-          <w:b/>
-          <w:bCs/>
+          <w:noProof/>
+          <w:color w:val="003300"/>
+          <w:sz w:val="32"/>
+          <w:szCs w:val="32"/>
+        </w:rPr>
+      </w:pPr>
+      <w:r>
+        <w:rPr>
+          <w:rFonts w:ascii="SBL Hebrew" w:hAnsi="SBL Hebrew" w:cs="SBL Hebrew"/>
+          <w:b/>
+          <w:bCs/>
+          <w:noProof/>
           <w:color w:val="E36C0A" w:themeColor="accent6" w:themeShade="BF"/>
           <w:sz w:val="32"/>
           <w:szCs w:val="32"/>
@@ -4391,6 +4795,7 @@
       <w:r>
         <w:rPr>
           <w:rFonts w:ascii="SBL Hebrew" w:hAnsi="SBL Hebrew" w:cs="SBL Hebrew"/>
+          <w:noProof/>
           <w:color w:val="003300"/>
           <w:sz w:val="32"/>
           <w:szCs w:val="32"/>
@@ -4406,16 +4811,18 @@
         <w:jc w:val="both"/>
         <w:rPr>
           <w:rFonts w:ascii="SBL Hebrew" w:hAnsi="SBL Hebrew" w:cs="SBL Hebrew"/>
-          <w:color w:val="003300"/>
-          <w:sz w:val="32"/>
-          <w:szCs w:val="32"/>
-        </w:rPr>
-      </w:pPr>
-      <w:r>
-        <w:rPr>
-          <w:rFonts w:ascii="SBL Hebrew" w:hAnsi="SBL Hebrew" w:cs="SBL Hebrew"/>
-          <w:b/>
-          <w:bCs/>
+          <w:noProof/>
+          <w:color w:val="003300"/>
+          <w:sz w:val="32"/>
+          <w:szCs w:val="32"/>
+        </w:rPr>
+      </w:pPr>
+      <w:r>
+        <w:rPr>
+          <w:rFonts w:ascii="SBL Hebrew" w:hAnsi="SBL Hebrew" w:cs="SBL Hebrew"/>
+          <w:b/>
+          <w:bCs/>
+          <w:noProof/>
           <w:color w:val="E36C0A" w:themeColor="accent6" w:themeShade="BF"/>
           <w:sz w:val="32"/>
           <w:szCs w:val="32"/>
@@ -4428,6 +4835,7 @@
       <w:r>
         <w:rPr>
           <w:rFonts w:ascii="SBL Hebrew" w:hAnsi="SBL Hebrew" w:cs="SBL Hebrew"/>
+          <w:noProof/>
           <w:color w:val="003300"/>
           <w:sz w:val="32"/>
           <w:szCs w:val="32"/>
@@ -4438,6 +4846,7 @@
       <w:r>
         <w:rPr>
           <w:rFonts w:ascii="SBL Hebrew" w:hAnsi="SBL Hebrew" w:cs="SBL Hebrew"/>
+          <w:noProof/>
           <w:color w:val="808080" w:themeColor="background1" w:themeShade="80"/>
           <w:sz w:val="32"/>
           <w:szCs w:val="32"/>
@@ -4448,6 +4857,7 @@
       <w:r>
         <w:rPr>
           <w:rFonts w:ascii="SBL Hebrew" w:hAnsi="SBL Hebrew" w:cs="SBL Hebrew"/>
+          <w:noProof/>
           <w:color w:val="003300"/>
           <w:sz w:val="32"/>
           <w:szCs w:val="32"/>
@@ -4458,6 +4868,7 @@
       <w:r>
         <w:rPr>
           <w:rFonts w:ascii="SBL Hebrew" w:hAnsi="SBL Hebrew" w:cs="SBL Hebrew"/>
+          <w:noProof/>
           <w:color w:val="003300"/>
           <w:sz w:val="32"/>
           <w:szCs w:val="32"/>
@@ -4468,6 +4879,7 @@
       <w:r>
         <w:rPr>
           <w:rFonts w:ascii="SBL Hebrew" w:hAnsi="SBL Hebrew" w:cs="SBL Hebrew"/>
+          <w:noProof/>
           <w:color w:val="003300"/>
           <w:sz w:val="32"/>
           <w:szCs w:val="32"/>
@@ -4478,6 +4890,7 @@
       <w:r>
         <w:rPr>
           <w:rFonts w:ascii="SBL Hebrew" w:hAnsi="SBL Hebrew" w:cs="SBL Hebrew"/>
+          <w:noProof/>
           <w:color w:val="003300"/>
           <w:sz w:val="32"/>
           <w:szCs w:val="32"/>
@@ -4488,6 +4901,7 @@
       <w:r>
         <w:rPr>
           <w:rFonts w:ascii="SBL Hebrew" w:hAnsi="SBL Hebrew" w:cs="SBL Hebrew"/>
+          <w:noProof/>
           <w:color w:val="003300"/>
           <w:sz w:val="32"/>
           <w:szCs w:val="32"/>
@@ -4498,6 +4912,7 @@
       <w:r>
         <w:rPr>
           <w:rFonts w:ascii="SBL Hebrew" w:hAnsi="SBL Hebrew" w:cs="SBL Hebrew"/>
+          <w:noProof/>
           <w:color w:val="808080" w:themeColor="background1" w:themeShade="80"/>
           <w:sz w:val="32"/>
           <w:szCs w:val="32"/>
@@ -4508,6 +4923,7 @@
       <w:r>
         <w:rPr>
           <w:rFonts w:ascii="SBL Hebrew" w:hAnsi="SBL Hebrew" w:cs="SBL Hebrew"/>
+          <w:noProof/>
           <w:color w:val="003300"/>
           <w:sz w:val="32"/>
           <w:szCs w:val="32"/>
@@ -4523,16 +4939,18 @@
         <w:jc w:val="both"/>
         <w:rPr>
           <w:rFonts w:ascii="SBL Hebrew" w:hAnsi="SBL Hebrew" w:cs="SBL Hebrew"/>
-          <w:color w:val="003300"/>
-          <w:sz w:val="32"/>
-          <w:szCs w:val="32"/>
-        </w:rPr>
-      </w:pPr>
-      <w:r>
-        <w:rPr>
-          <w:rFonts w:ascii="SBL Hebrew" w:hAnsi="SBL Hebrew" w:cs="SBL Hebrew"/>
-          <w:b/>
-          <w:bCs/>
+          <w:noProof/>
+          <w:color w:val="003300"/>
+          <w:sz w:val="32"/>
+          <w:szCs w:val="32"/>
+        </w:rPr>
+      </w:pPr>
+      <w:r>
+        <w:rPr>
+          <w:rFonts w:ascii="SBL Hebrew" w:hAnsi="SBL Hebrew" w:cs="SBL Hebrew"/>
+          <w:b/>
+          <w:bCs/>
+          <w:noProof/>
           <w:color w:val="E36C0A" w:themeColor="accent6" w:themeShade="BF"/>
           <w:sz w:val="32"/>
           <w:szCs w:val="32"/>
@@ -4545,6 +4963,7 @@
       <w:r>
         <w:rPr>
           <w:rFonts w:ascii="SBL Hebrew" w:hAnsi="SBL Hebrew" w:cs="SBL Hebrew"/>
+          <w:noProof/>
           <w:color w:val="003300"/>
           <w:sz w:val="32"/>
           <w:szCs w:val="32"/>
@@ -4555,6 +4974,7 @@
       <w:r>
         <w:rPr>
           <w:rFonts w:ascii="SBL Hebrew" w:hAnsi="SBL Hebrew" w:cs="SBL Hebrew"/>
+          <w:noProof/>
           <w:color w:val="808080" w:themeColor="background1" w:themeShade="80"/>
           <w:sz w:val="32"/>
           <w:szCs w:val="32"/>
@@ -4565,6 +4985,7 @@
       <w:r>
         <w:rPr>
           <w:rFonts w:ascii="SBL Hebrew" w:hAnsi="SBL Hebrew" w:cs="SBL Hebrew"/>
+          <w:noProof/>
           <w:color w:val="003300"/>
           <w:sz w:val="32"/>
           <w:szCs w:val="32"/>
@@ -4575,6 +4996,7 @@
       <w:r>
         <w:rPr>
           <w:rFonts w:ascii="SBL Hebrew" w:hAnsi="SBL Hebrew" w:cs="SBL Hebrew"/>
+          <w:noProof/>
           <w:color w:val="808080" w:themeColor="background1" w:themeShade="80"/>
           <w:sz w:val="32"/>
           <w:szCs w:val="32"/>
@@ -4585,6 +5007,7 @@
       <w:r>
         <w:rPr>
           <w:rFonts w:ascii="SBL Hebrew" w:hAnsi="SBL Hebrew" w:cs="SBL Hebrew"/>
+          <w:noProof/>
           <w:color w:val="003300"/>
           <w:sz w:val="32"/>
           <w:szCs w:val="32"/>
@@ -4600,16 +5023,18 @@
         <w:jc w:val="both"/>
         <w:rPr>
           <w:rFonts w:ascii="SBL Hebrew" w:hAnsi="SBL Hebrew" w:cs="SBL Hebrew"/>
-          <w:color w:val="003300"/>
-          <w:sz w:val="32"/>
-          <w:szCs w:val="32"/>
-        </w:rPr>
-      </w:pPr>
-      <w:r>
-        <w:rPr>
-          <w:rFonts w:ascii="SBL Hebrew" w:hAnsi="SBL Hebrew" w:cs="SBL Hebrew"/>
-          <w:b/>
-          <w:bCs/>
+          <w:noProof/>
+          <w:color w:val="003300"/>
+          <w:sz w:val="32"/>
+          <w:szCs w:val="32"/>
+        </w:rPr>
+      </w:pPr>
+      <w:r>
+        <w:rPr>
+          <w:rFonts w:ascii="SBL Hebrew" w:hAnsi="SBL Hebrew" w:cs="SBL Hebrew"/>
+          <w:b/>
+          <w:bCs/>
+          <w:noProof/>
           <w:color w:val="E36C0A" w:themeColor="accent6" w:themeShade="BF"/>
           <w:sz w:val="32"/>
           <w:szCs w:val="32"/>
@@ -4622,6 +5047,7 @@
       <w:r>
         <w:rPr>
           <w:rFonts w:ascii="SBL Hebrew" w:hAnsi="SBL Hebrew" w:cs="SBL Hebrew"/>
+          <w:noProof/>
           <w:color w:val="003300"/>
           <w:sz w:val="32"/>
           <w:szCs w:val="32"/>
@@ -4637,16 +5063,18 @@
         <w:jc w:val="both"/>
         <w:rPr>
           <w:rFonts w:ascii="SBL Hebrew" w:hAnsi="SBL Hebrew" w:cs="SBL Hebrew"/>
-          <w:color w:val="003300"/>
-          <w:sz w:val="32"/>
-          <w:szCs w:val="32"/>
-        </w:rPr>
-      </w:pPr>
-      <w:r>
-        <w:rPr>
-          <w:rFonts w:ascii="SBL Hebrew" w:hAnsi="SBL Hebrew" w:cs="SBL Hebrew"/>
-          <w:b/>
-          <w:bCs/>
+          <w:noProof/>
+          <w:color w:val="003300"/>
+          <w:sz w:val="32"/>
+          <w:szCs w:val="32"/>
+        </w:rPr>
+      </w:pPr>
+      <w:r>
+        <w:rPr>
+          <w:rFonts w:ascii="SBL Hebrew" w:hAnsi="SBL Hebrew" w:cs="SBL Hebrew"/>
+          <w:b/>
+          <w:bCs/>
+          <w:noProof/>
           <w:color w:val="E36C0A" w:themeColor="accent6" w:themeShade="BF"/>
           <w:sz w:val="32"/>
           <w:szCs w:val="32"/>
@@ -4660,6 +5088,7 @@
       <w:r>
         <w:rPr>
           <w:rFonts w:ascii="SBL Hebrew" w:hAnsi="SBL Hebrew" w:cs="SBL Hebrew"/>
+          <w:noProof/>
           <w:color w:val="003300"/>
           <w:sz w:val="32"/>
           <w:szCs w:val="32"/>
@@ -4675,16 +5104,18 @@
         <w:jc w:val="both"/>
         <w:rPr>
           <w:rFonts w:ascii="SBL Hebrew" w:hAnsi="SBL Hebrew" w:cs="SBL Hebrew"/>
-          <w:color w:val="003300"/>
-          <w:sz w:val="32"/>
-          <w:szCs w:val="32"/>
-        </w:rPr>
-      </w:pPr>
-      <w:r>
-        <w:rPr>
-          <w:rFonts w:ascii="SBL Hebrew" w:hAnsi="SBL Hebrew" w:cs="SBL Hebrew"/>
-          <w:b/>
-          <w:bCs/>
+          <w:noProof/>
+          <w:color w:val="003300"/>
+          <w:sz w:val="32"/>
+          <w:szCs w:val="32"/>
+        </w:rPr>
+      </w:pPr>
+      <w:r>
+        <w:rPr>
+          <w:rFonts w:ascii="SBL Hebrew" w:hAnsi="SBL Hebrew" w:cs="SBL Hebrew"/>
+          <w:b/>
+          <w:bCs/>
+          <w:noProof/>
           <w:color w:val="E36C0A" w:themeColor="accent6" w:themeShade="BF"/>
           <w:sz w:val="32"/>
           <w:szCs w:val="32"/>
@@ -4697,6 +5128,7 @@
       <w:r>
         <w:rPr>
           <w:rFonts w:ascii="SBL Hebrew" w:hAnsi="SBL Hebrew" w:cs="SBL Hebrew"/>
+          <w:noProof/>
           <w:color w:val="003300"/>
           <w:sz w:val="32"/>
           <w:szCs w:val="32"/>
@@ -4710,12 +5142,16 @@
         <w:bidi/>
         <w:spacing w:before="120" w:after="0" w:line="240" w:lineRule="auto"/>
         <w:jc w:val="both"/>
-      </w:pPr>
-      <w:r>
-        <w:rPr>
-          <w:rFonts w:ascii="SBL Hebrew" w:hAnsi="SBL Hebrew" w:cs="SBL Hebrew"/>
-          <w:b/>
-          <w:bCs/>
+        <w:rPr>
+          <w:noProof/>
+        </w:rPr>
+      </w:pPr>
+      <w:r>
+        <w:rPr>
+          <w:rFonts w:ascii="SBL Hebrew" w:hAnsi="SBL Hebrew" w:cs="SBL Hebrew"/>
+          <w:b/>
+          <w:bCs/>
+          <w:noProof/>
           <w:color w:val="E36C0A" w:themeColor="accent6" w:themeShade="BF"/>
           <w:sz w:val="32"/>
           <w:szCs w:val="32"/>
@@ -4728,6 +5164,7 @@
       <w:r>
         <w:rPr>
           <w:rFonts w:ascii="SBL Hebrew" w:hAnsi="SBL Hebrew" w:cs="SBL Hebrew"/>
+          <w:noProof/>
           <w:color w:val="003300"/>
           <w:sz w:val="32"/>
           <w:szCs w:val="32"/>
@@ -4738,6 +5175,9 @@
     </w:p>
     <w:p>
       <w:pPr>
+        <w:rPr>
+          <w:noProof/>
+        </w:rPr>
         <w:sectPr>
           <w:type w:val="continuous"/>
           <w:pgSz w:w="16838" w:h="11906" w:orient="landscape"/>
@@ -4757,6 +5197,7 @@
         <w:jc w:val="center"/>
         <w:rPr>
           <w:rFonts w:ascii="SBL Hebrew" w:hAnsi="SBL Hebrew" w:cs="SBL Hebrew"/>
+          <w:noProof/>
           <w:color w:val="000000"/>
           <w:sz w:val="36"/>
           <w:szCs w:val="36"/>
@@ -4767,6 +5208,7 @@
       <w:r>
         <w:rPr>
           <w:rFonts w:ascii="Arial Unicode MS" w:eastAsia="Arial Unicode MS" w:hAnsi="Arial Unicode MS" w:cs="SBL Hebrew"/>
+          <w:noProof/>
           <w:color w:val="000000"/>
           <w:sz w:val="40"/>
           <w:szCs w:val="40"/>
@@ -4783,16 +5225,18 @@
         <w:jc w:val="both"/>
         <w:rPr>
           <w:rFonts w:ascii="SBL Hebrew" w:hAnsi="SBL Hebrew" w:cs="SBL Hebrew"/>
-          <w:color w:val="003300"/>
-          <w:sz w:val="32"/>
-          <w:szCs w:val="32"/>
-        </w:rPr>
-      </w:pPr>
-      <w:r>
-        <w:rPr>
-          <w:rFonts w:ascii="SBL Hebrew" w:hAnsi="SBL Hebrew" w:cs="SBL Hebrew"/>
-          <w:b/>
-          <w:bCs/>
+          <w:noProof/>
+          <w:color w:val="003300"/>
+          <w:sz w:val="32"/>
+          <w:szCs w:val="32"/>
+        </w:rPr>
+      </w:pPr>
+      <w:r>
+        <w:rPr>
+          <w:rFonts w:ascii="SBL Hebrew" w:hAnsi="SBL Hebrew" w:cs="SBL Hebrew"/>
+          <w:b/>
+          <w:bCs/>
+          <w:noProof/>
           <w:color w:val="E36C0A" w:themeColor="accent6" w:themeShade="BF"/>
           <w:sz w:val="32"/>
           <w:szCs w:val="32"/>
@@ -4804,6 +5248,7 @@
       <w:r>
         <w:rPr>
           <w:rFonts w:ascii="SBL Hebrew" w:hAnsi="SBL Hebrew" w:cs="SBL Hebrew"/>
+          <w:noProof/>
           <w:color w:val="003300"/>
           <w:sz w:val="32"/>
           <w:szCs w:val="32"/>
@@ -4814,6 +5259,7 @@
       <w:r>
         <w:rPr>
           <w:rFonts w:ascii="SBL Hebrew" w:hAnsi="SBL Hebrew" w:cs="SBL Hebrew"/>
+          <w:noProof/>
           <w:color w:val="808080" w:themeColor="background1" w:themeShade="80"/>
           <w:sz w:val="32"/>
           <w:szCs w:val="32"/>
@@ -4824,6 +5270,7 @@
       <w:r>
         <w:rPr>
           <w:rFonts w:ascii="SBL Hebrew" w:hAnsi="SBL Hebrew" w:cs="SBL Hebrew"/>
+          <w:noProof/>
           <w:color w:val="003300"/>
           <w:sz w:val="32"/>
           <w:szCs w:val="32"/>
@@ -4839,16 +5286,18 @@
         <w:jc w:val="both"/>
         <w:rPr>
           <w:rFonts w:ascii="SBL Hebrew" w:hAnsi="SBL Hebrew" w:cs="SBL Hebrew"/>
-          <w:color w:val="003300"/>
-          <w:sz w:val="32"/>
-          <w:szCs w:val="32"/>
-        </w:rPr>
-      </w:pPr>
-      <w:r>
-        <w:rPr>
-          <w:rFonts w:ascii="SBL Hebrew" w:hAnsi="SBL Hebrew" w:cs="SBL Hebrew"/>
-          <w:b/>
-          <w:bCs/>
+          <w:noProof/>
+          <w:color w:val="003300"/>
+          <w:sz w:val="32"/>
+          <w:szCs w:val="32"/>
+        </w:rPr>
+      </w:pPr>
+      <w:r>
+        <w:rPr>
+          <w:rFonts w:ascii="SBL Hebrew" w:hAnsi="SBL Hebrew" w:cs="SBL Hebrew"/>
+          <w:b/>
+          <w:bCs/>
+          <w:noProof/>
           <w:color w:val="E36C0A" w:themeColor="accent6" w:themeShade="BF"/>
           <w:sz w:val="32"/>
           <w:szCs w:val="32"/>
@@ -4860,6 +5309,7 @@
       <w:r>
         <w:rPr>
           <w:rFonts w:ascii="SBL Hebrew" w:hAnsi="SBL Hebrew" w:cs="SBL Hebrew"/>
+          <w:noProof/>
           <w:color w:val="003300"/>
           <w:sz w:val="32"/>
           <w:szCs w:val="32"/>
@@ -4870,6 +5320,7 @@
       <w:r>
         <w:rPr>
           <w:rFonts w:ascii="SBL Hebrew" w:hAnsi="SBL Hebrew" w:cs="SBL Hebrew"/>
+          <w:noProof/>
           <w:color w:val="808080" w:themeColor="background1" w:themeShade="80"/>
           <w:sz w:val="32"/>
           <w:szCs w:val="32"/>
@@ -4880,6 +5331,7 @@
       <w:r>
         <w:rPr>
           <w:rFonts w:ascii="SBL Hebrew" w:hAnsi="SBL Hebrew" w:cs="SBL Hebrew"/>
+          <w:noProof/>
           <w:color w:val="003300"/>
           <w:sz w:val="32"/>
           <w:szCs w:val="32"/>
@@ -4890,6 +5342,7 @@
       <w:r>
         <w:rPr>
           <w:rFonts w:ascii="SBL Hebrew" w:hAnsi="SBL Hebrew" w:cs="SBL Hebrew"/>
+          <w:noProof/>
           <w:color w:val="808080" w:themeColor="background1" w:themeShade="80"/>
           <w:sz w:val="32"/>
           <w:szCs w:val="32"/>
@@ -4900,6 +5353,7 @@
       <w:r>
         <w:rPr>
           <w:rFonts w:ascii="SBL Hebrew" w:hAnsi="SBL Hebrew" w:cs="SBL Hebrew"/>
+          <w:noProof/>
           <w:color w:val="003300"/>
           <w:sz w:val="32"/>
           <w:szCs w:val="32"/>
@@ -4910,6 +5364,7 @@
       <w:r>
         <w:rPr>
           <w:rFonts w:ascii="SBL Hebrew" w:hAnsi="SBL Hebrew" w:cs="SBL Hebrew"/>
+          <w:noProof/>
           <w:color w:val="808080" w:themeColor="background1" w:themeShade="80"/>
           <w:sz w:val="32"/>
           <w:szCs w:val="32"/>
@@ -4920,6 +5375,7 @@
       <w:r>
         <w:rPr>
           <w:rFonts w:ascii="SBL Hebrew" w:hAnsi="SBL Hebrew" w:cs="SBL Hebrew"/>
+          <w:noProof/>
           <w:color w:val="003300"/>
           <w:sz w:val="32"/>
           <w:szCs w:val="32"/>
@@ -4935,16 +5391,18 @@
         <w:jc w:val="both"/>
         <w:rPr>
           <w:rFonts w:ascii="SBL Hebrew" w:hAnsi="SBL Hebrew" w:cs="SBL Hebrew"/>
-          <w:color w:val="003300"/>
-          <w:sz w:val="32"/>
-          <w:szCs w:val="32"/>
-        </w:rPr>
-      </w:pPr>
-      <w:r>
-        <w:rPr>
-          <w:rFonts w:ascii="SBL Hebrew" w:hAnsi="SBL Hebrew" w:cs="SBL Hebrew"/>
-          <w:b/>
-          <w:bCs/>
+          <w:noProof/>
+          <w:color w:val="003300"/>
+          <w:sz w:val="32"/>
+          <w:szCs w:val="32"/>
+        </w:rPr>
+      </w:pPr>
+      <w:r>
+        <w:rPr>
+          <w:rFonts w:ascii="SBL Hebrew" w:hAnsi="SBL Hebrew" w:cs="SBL Hebrew"/>
+          <w:b/>
+          <w:bCs/>
+          <w:noProof/>
           <w:color w:val="E36C0A" w:themeColor="accent6" w:themeShade="BF"/>
           <w:sz w:val="32"/>
           <w:szCs w:val="32"/>
@@ -4957,6 +5415,7 @@
       <w:r>
         <w:rPr>
           <w:rFonts w:ascii="SBL Hebrew" w:hAnsi="SBL Hebrew" w:cs="SBL Hebrew"/>
+          <w:noProof/>
           <w:color w:val="003300"/>
           <w:sz w:val="32"/>
           <w:szCs w:val="32"/>
@@ -4967,6 +5426,7 @@
       <w:r>
         <w:rPr>
           <w:rFonts w:ascii="SBL Hebrew" w:hAnsi="SBL Hebrew" w:cs="SBL Hebrew"/>
+          <w:noProof/>
           <w:color w:val="808080" w:themeColor="background1" w:themeShade="80"/>
           <w:sz w:val="32"/>
           <w:szCs w:val="32"/>
@@ -4977,6 +5437,7 @@
       <w:r>
         <w:rPr>
           <w:rFonts w:ascii="SBL Hebrew" w:hAnsi="SBL Hebrew" w:cs="SBL Hebrew"/>
+          <w:noProof/>
           <w:color w:val="003300"/>
           <w:sz w:val="32"/>
           <w:szCs w:val="32"/>
@@ -4987,6 +5448,7 @@
       <w:r>
         <w:rPr>
           <w:rFonts w:ascii="SBL Hebrew" w:hAnsi="SBL Hebrew" w:cs="SBL Hebrew"/>
+          <w:noProof/>
           <w:color w:val="808080" w:themeColor="background1" w:themeShade="80"/>
           <w:sz w:val="32"/>
           <w:szCs w:val="32"/>
@@ -4997,6 +5459,7 @@
       <w:r>
         <w:rPr>
           <w:rFonts w:ascii="SBL Hebrew" w:hAnsi="SBL Hebrew" w:cs="SBL Hebrew"/>
+          <w:noProof/>
           <w:color w:val="003300"/>
           <w:sz w:val="32"/>
           <w:szCs w:val="32"/>
@@ -5007,6 +5470,7 @@
       <w:r>
         <w:rPr>
           <w:rFonts w:ascii="SBL Hebrew" w:hAnsi="SBL Hebrew" w:cs="SBL Hebrew"/>
+          <w:noProof/>
           <w:color w:val="808080" w:themeColor="background1" w:themeShade="80"/>
           <w:sz w:val="32"/>
           <w:szCs w:val="32"/>
@@ -5017,6 +5481,7 @@
       <w:r>
         <w:rPr>
           <w:rFonts w:ascii="SBL Hebrew" w:hAnsi="SBL Hebrew" w:cs="SBL Hebrew"/>
+          <w:noProof/>
           <w:color w:val="003300"/>
           <w:sz w:val="32"/>
           <w:szCs w:val="32"/>
@@ -5027,6 +5492,7 @@
       <w:r>
         <w:rPr>
           <w:rFonts w:ascii="SBL Hebrew" w:hAnsi="SBL Hebrew" w:cs="SBL Hebrew"/>
+          <w:noProof/>
           <w:color w:val="808080" w:themeColor="background1" w:themeShade="80"/>
           <w:sz w:val="32"/>
           <w:szCs w:val="32"/>
@@ -5037,6 +5503,7 @@
       <w:r>
         <w:rPr>
           <w:rFonts w:ascii="SBL Hebrew" w:hAnsi="SBL Hebrew" w:cs="SBL Hebrew"/>
+          <w:noProof/>
           <w:color w:val="003300"/>
           <w:sz w:val="32"/>
           <w:szCs w:val="32"/>
@@ -5052,16 +5519,18 @@
         <w:jc w:val="both"/>
         <w:rPr>
           <w:rFonts w:ascii="SBL Hebrew" w:hAnsi="SBL Hebrew" w:cs="SBL Hebrew"/>
-          <w:color w:val="003300"/>
-          <w:sz w:val="32"/>
-          <w:szCs w:val="32"/>
-        </w:rPr>
-      </w:pPr>
-      <w:r>
-        <w:rPr>
-          <w:rFonts w:ascii="SBL Hebrew" w:hAnsi="SBL Hebrew" w:cs="SBL Hebrew"/>
-          <w:b/>
-          <w:bCs/>
+          <w:noProof/>
+          <w:color w:val="003300"/>
+          <w:sz w:val="32"/>
+          <w:szCs w:val="32"/>
+        </w:rPr>
+      </w:pPr>
+      <w:r>
+        <w:rPr>
+          <w:rFonts w:ascii="SBL Hebrew" w:hAnsi="SBL Hebrew" w:cs="SBL Hebrew"/>
+          <w:b/>
+          <w:bCs/>
+          <w:noProof/>
           <w:color w:val="E36C0A" w:themeColor="accent6" w:themeShade="BF"/>
           <w:sz w:val="32"/>
           <w:szCs w:val="32"/>
@@ -5073,6 +5542,7 @@
       <w:r>
         <w:rPr>
           <w:rFonts w:ascii="SBL Hebrew" w:hAnsi="SBL Hebrew" w:cs="SBL Hebrew"/>
+          <w:noProof/>
           <w:color w:val="003300"/>
           <w:sz w:val="32"/>
           <w:szCs w:val="32"/>
@@ -5083,6 +5553,7 @@
       <w:r>
         <w:rPr>
           <w:rFonts w:ascii="SBL Hebrew" w:hAnsi="SBL Hebrew" w:cs="SBL Hebrew"/>
+          <w:noProof/>
           <w:color w:val="808080" w:themeColor="background1" w:themeShade="80"/>
           <w:sz w:val="32"/>
           <w:szCs w:val="32"/>
@@ -5093,6 +5564,7 @@
       <w:r>
         <w:rPr>
           <w:rFonts w:ascii="SBL Hebrew" w:hAnsi="SBL Hebrew" w:cs="SBL Hebrew"/>
+          <w:noProof/>
           <w:color w:val="003300"/>
           <w:sz w:val="32"/>
           <w:szCs w:val="32"/>
@@ -5108,16 +5580,18 @@
         <w:jc w:val="both"/>
         <w:rPr>
           <w:rFonts w:ascii="SBL Hebrew" w:hAnsi="SBL Hebrew" w:cs="SBL Hebrew"/>
-          <w:color w:val="003300"/>
-          <w:sz w:val="32"/>
-          <w:szCs w:val="32"/>
-        </w:rPr>
-      </w:pPr>
-      <w:r>
-        <w:rPr>
-          <w:rFonts w:ascii="SBL Hebrew" w:hAnsi="SBL Hebrew" w:cs="SBL Hebrew"/>
-          <w:b/>
-          <w:bCs/>
+          <w:noProof/>
+          <w:color w:val="003300"/>
+          <w:sz w:val="32"/>
+          <w:szCs w:val="32"/>
+        </w:rPr>
+      </w:pPr>
+      <w:r>
+        <w:rPr>
+          <w:rFonts w:ascii="SBL Hebrew" w:hAnsi="SBL Hebrew" w:cs="SBL Hebrew"/>
+          <w:b/>
+          <w:bCs/>
+          <w:noProof/>
           <w:color w:val="E36C0A" w:themeColor="accent6" w:themeShade="BF"/>
           <w:sz w:val="32"/>
           <w:szCs w:val="32"/>
@@ -5129,6 +5603,7 @@
       <w:r>
         <w:rPr>
           <w:rFonts w:ascii="SBL Hebrew" w:hAnsi="SBL Hebrew" w:cs="SBL Hebrew"/>
+          <w:noProof/>
           <w:color w:val="003300"/>
           <w:sz w:val="32"/>
           <w:szCs w:val="32"/>
@@ -5144,16 +5619,18 @@
         <w:jc w:val="both"/>
         <w:rPr>
           <w:rFonts w:ascii="SBL Hebrew" w:hAnsi="SBL Hebrew" w:cs="SBL Hebrew"/>
-          <w:color w:val="003300"/>
-          <w:sz w:val="32"/>
-          <w:szCs w:val="32"/>
-        </w:rPr>
-      </w:pPr>
-      <w:r>
-        <w:rPr>
-          <w:rFonts w:ascii="SBL Hebrew" w:hAnsi="SBL Hebrew" w:cs="SBL Hebrew"/>
-          <w:b/>
-          <w:bCs/>
+          <w:noProof/>
+          <w:color w:val="003300"/>
+          <w:sz w:val="32"/>
+          <w:szCs w:val="32"/>
+        </w:rPr>
+      </w:pPr>
+      <w:r>
+        <w:rPr>
+          <w:rFonts w:ascii="SBL Hebrew" w:hAnsi="SBL Hebrew" w:cs="SBL Hebrew"/>
+          <w:b/>
+          <w:bCs/>
+          <w:noProof/>
           <w:color w:val="E36C0A" w:themeColor="accent6" w:themeShade="BF"/>
           <w:sz w:val="32"/>
           <w:szCs w:val="32"/>
@@ -5165,6 +5642,7 @@
       <w:r>
         <w:rPr>
           <w:rFonts w:ascii="SBL Hebrew" w:hAnsi="SBL Hebrew" w:cs="SBL Hebrew"/>
+          <w:noProof/>
           <w:color w:val="003300"/>
           <w:sz w:val="32"/>
           <w:szCs w:val="32"/>
@@ -5175,6 +5653,7 @@
       <w:r>
         <w:rPr>
           <w:rFonts w:ascii="SBL Hebrew" w:hAnsi="SBL Hebrew" w:cs="SBL Hebrew"/>
+          <w:noProof/>
           <w:color w:val="003300"/>
           <w:sz w:val="32"/>
           <w:szCs w:val="32"/>
@@ -5186,6 +5665,7 @@
       <w:r>
         <w:rPr>
           <w:rFonts w:ascii="SBL Hebrew" w:hAnsi="SBL Hebrew" w:cs="SBL Hebrew"/>
+          <w:noProof/>
           <w:color w:val="808080" w:themeColor="background1" w:themeShade="80"/>
           <w:sz w:val="32"/>
           <w:szCs w:val="32"/>
@@ -5196,6 +5676,7 @@
       <w:r>
         <w:rPr>
           <w:rFonts w:ascii="SBL Hebrew" w:hAnsi="SBL Hebrew" w:cs="SBL Hebrew"/>
+          <w:noProof/>
           <w:color w:val="003300"/>
           <w:sz w:val="32"/>
           <w:szCs w:val="32"/>
@@ -5211,16 +5692,18 @@
         <w:jc w:val="both"/>
         <w:rPr>
           <w:rFonts w:ascii="SBL Hebrew" w:hAnsi="SBL Hebrew" w:cs="SBL Hebrew"/>
-          <w:color w:val="003300"/>
-          <w:sz w:val="32"/>
-          <w:szCs w:val="32"/>
-        </w:rPr>
-      </w:pPr>
-      <w:r>
-        <w:rPr>
-          <w:rFonts w:ascii="SBL Hebrew" w:hAnsi="SBL Hebrew" w:cs="SBL Hebrew"/>
-          <w:b/>
-          <w:bCs/>
+          <w:noProof/>
+          <w:color w:val="003300"/>
+          <w:sz w:val="32"/>
+          <w:szCs w:val="32"/>
+        </w:rPr>
+      </w:pPr>
+      <w:r>
+        <w:rPr>
+          <w:rFonts w:ascii="SBL Hebrew" w:hAnsi="SBL Hebrew" w:cs="SBL Hebrew"/>
+          <w:b/>
+          <w:bCs/>
+          <w:noProof/>
           <w:color w:val="E36C0A" w:themeColor="accent6" w:themeShade="BF"/>
           <w:sz w:val="32"/>
           <w:szCs w:val="32"/>
@@ -5232,6 +5715,7 @@
       <w:r>
         <w:rPr>
           <w:rFonts w:ascii="SBL Hebrew" w:hAnsi="SBL Hebrew" w:cs="SBL Hebrew"/>
+          <w:noProof/>
           <w:color w:val="003300"/>
           <w:sz w:val="32"/>
           <w:szCs w:val="32"/>
@@ -5242,6 +5726,7 @@
       <w:r>
         <w:rPr>
           <w:rFonts w:ascii="SBL Hebrew" w:hAnsi="SBL Hebrew" w:cs="SBL Hebrew"/>
+          <w:noProof/>
           <w:color w:val="808080" w:themeColor="background1" w:themeShade="80"/>
           <w:sz w:val="32"/>
           <w:szCs w:val="32"/>
@@ -5252,6 +5737,7 @@
       <w:r>
         <w:rPr>
           <w:rFonts w:ascii="SBL Hebrew" w:hAnsi="SBL Hebrew" w:cs="SBL Hebrew"/>
+          <w:noProof/>
           <w:color w:val="003300"/>
           <w:sz w:val="32"/>
           <w:szCs w:val="32"/>
@@ -5262,6 +5748,7 @@
       <w:r>
         <w:rPr>
           <w:rFonts w:ascii="SBL Hebrew" w:hAnsi="SBL Hebrew" w:cs="SBL Hebrew"/>
+          <w:noProof/>
           <w:color w:val="808080" w:themeColor="background1" w:themeShade="80"/>
           <w:sz w:val="32"/>
           <w:szCs w:val="32"/>
@@ -5272,6 +5759,7 @@
       <w:r>
         <w:rPr>
           <w:rFonts w:ascii="SBL Hebrew" w:hAnsi="SBL Hebrew" w:cs="SBL Hebrew"/>
+          <w:noProof/>
           <w:color w:val="003300"/>
           <w:sz w:val="32"/>
           <w:szCs w:val="32"/>
@@ -5282,6 +5770,7 @@
       <w:r>
         <w:rPr>
           <w:rFonts w:ascii="SBL Hebrew" w:hAnsi="SBL Hebrew" w:cs="SBL Hebrew"/>
+          <w:noProof/>
           <w:color w:val="808080" w:themeColor="background1" w:themeShade="80"/>
           <w:sz w:val="32"/>
           <w:szCs w:val="32"/>
@@ -5292,6 +5781,7 @@
       <w:r>
         <w:rPr>
           <w:rFonts w:ascii="SBL Hebrew" w:hAnsi="SBL Hebrew" w:cs="SBL Hebrew"/>
+          <w:noProof/>
           <w:color w:val="003300"/>
           <w:sz w:val="32"/>
           <w:szCs w:val="32"/>
@@ -5302,6 +5792,7 @@
       <w:r>
         <w:rPr>
           <w:rFonts w:ascii="SBL Hebrew" w:hAnsi="SBL Hebrew" w:cs="SBL Hebrew"/>
+          <w:noProof/>
           <w:color w:val="808080" w:themeColor="background1" w:themeShade="80"/>
           <w:sz w:val="32"/>
           <w:szCs w:val="32"/>
@@ -5312,6 +5803,7 @@
       <w:r>
         <w:rPr>
           <w:rFonts w:ascii="SBL Hebrew" w:hAnsi="SBL Hebrew" w:cs="SBL Hebrew"/>
+          <w:noProof/>
           <w:color w:val="003300"/>
           <w:sz w:val="32"/>
           <w:szCs w:val="32"/>
@@ -5322,6 +5814,7 @@
       <w:r>
         <w:rPr>
           <w:rFonts w:ascii="SBL Hebrew" w:hAnsi="SBL Hebrew" w:cs="SBL Hebrew"/>
+          <w:noProof/>
           <w:color w:val="808080" w:themeColor="background1" w:themeShade="80"/>
           <w:sz w:val="32"/>
           <w:szCs w:val="32"/>
@@ -5332,6 +5825,7 @@
       <w:r>
         <w:rPr>
           <w:rFonts w:ascii="SBL Hebrew" w:hAnsi="SBL Hebrew" w:cs="SBL Hebrew"/>
+          <w:noProof/>
           <w:color w:val="003300"/>
           <w:sz w:val="32"/>
           <w:szCs w:val="32"/>
@@ -5342,6 +5836,7 @@
       <w:r>
         <w:rPr>
           <w:rFonts w:ascii="SBL Hebrew" w:hAnsi="SBL Hebrew" w:cs="SBL Hebrew"/>
+          <w:noProof/>
           <w:color w:val="808080" w:themeColor="background1" w:themeShade="80"/>
           <w:sz w:val="32"/>
           <w:szCs w:val="32"/>
@@ -5352,6 +5847,7 @@
       <w:r>
         <w:rPr>
           <w:rFonts w:ascii="SBL Hebrew" w:hAnsi="SBL Hebrew" w:cs="SBL Hebrew"/>
+          <w:noProof/>
           <w:color w:val="003300"/>
           <w:sz w:val="32"/>
           <w:szCs w:val="32"/>
@@ -5362,6 +5858,7 @@
       <w:r>
         <w:rPr>
           <w:rFonts w:ascii="SBL Hebrew" w:hAnsi="SBL Hebrew" w:cs="SBL Hebrew"/>
+          <w:noProof/>
           <w:color w:val="808080" w:themeColor="background1" w:themeShade="80"/>
           <w:sz w:val="32"/>
           <w:szCs w:val="32"/>
@@ -5372,6 +5869,7 @@
       <w:r>
         <w:rPr>
           <w:rFonts w:ascii="SBL Hebrew" w:hAnsi="SBL Hebrew" w:cs="SBL Hebrew"/>
+          <w:noProof/>
           <w:color w:val="003300"/>
           <w:sz w:val="32"/>
           <w:szCs w:val="32"/>
@@ -5382,6 +5880,7 @@
       <w:r>
         <w:rPr>
           <w:rFonts w:ascii="SBL Hebrew" w:hAnsi="SBL Hebrew" w:cs="SBL Hebrew"/>
+          <w:noProof/>
           <w:color w:val="808080" w:themeColor="background1" w:themeShade="80"/>
           <w:sz w:val="32"/>
           <w:szCs w:val="32"/>
@@ -5392,6 +5891,7 @@
       <w:r>
         <w:rPr>
           <w:rFonts w:ascii="SBL Hebrew" w:hAnsi="SBL Hebrew" w:cs="SBL Hebrew"/>
+          <w:noProof/>
           <w:color w:val="003300"/>
           <w:sz w:val="32"/>
           <w:szCs w:val="32"/>
@@ -5402,6 +5902,7 @@
       <w:r>
         <w:rPr>
           <w:rFonts w:ascii="SBL Hebrew" w:hAnsi="SBL Hebrew" w:cs="SBL Hebrew"/>
+          <w:noProof/>
           <w:color w:val="808080" w:themeColor="background1" w:themeShade="80"/>
           <w:sz w:val="32"/>
           <w:szCs w:val="32"/>
@@ -5412,6 +5913,7 @@
       <w:r>
         <w:rPr>
           <w:rFonts w:ascii="SBL Hebrew" w:hAnsi="SBL Hebrew" w:cs="SBL Hebrew"/>
+          <w:noProof/>
           <w:color w:val="003300"/>
           <w:sz w:val="32"/>
           <w:szCs w:val="32"/>
@@ -5427,16 +5929,18 @@
         <w:jc w:val="both"/>
         <w:rPr>
           <w:rFonts w:ascii="SBL Hebrew" w:hAnsi="SBL Hebrew" w:cs="SBL Hebrew"/>
-          <w:color w:val="003300"/>
-          <w:sz w:val="32"/>
-          <w:szCs w:val="32"/>
-        </w:rPr>
-      </w:pPr>
-      <w:r>
-        <w:rPr>
-          <w:rFonts w:ascii="SBL Hebrew" w:hAnsi="SBL Hebrew" w:cs="SBL Hebrew"/>
-          <w:b/>
-          <w:bCs/>
+          <w:noProof/>
+          <w:color w:val="003300"/>
+          <w:sz w:val="32"/>
+          <w:szCs w:val="32"/>
+        </w:rPr>
+      </w:pPr>
+      <w:r>
+        <w:rPr>
+          <w:rFonts w:ascii="SBL Hebrew" w:hAnsi="SBL Hebrew" w:cs="SBL Hebrew"/>
+          <w:b/>
+          <w:bCs/>
+          <w:noProof/>
           <w:color w:val="E36C0A" w:themeColor="accent6" w:themeShade="BF"/>
           <w:sz w:val="32"/>
           <w:szCs w:val="32"/>
@@ -5448,6 +5952,7 @@
       <w:r>
         <w:rPr>
           <w:rFonts w:ascii="SBL Hebrew" w:hAnsi="SBL Hebrew" w:cs="SBL Hebrew"/>
+          <w:noProof/>
           <w:color w:val="003300"/>
           <w:sz w:val="32"/>
           <w:szCs w:val="32"/>
@@ -5458,6 +5963,7 @@
       <w:r>
         <w:rPr>
           <w:rFonts w:ascii="SBL Hebrew" w:hAnsi="SBL Hebrew" w:cs="SBL Hebrew"/>
+          <w:noProof/>
           <w:color w:val="808080" w:themeColor="background1" w:themeShade="80"/>
           <w:sz w:val="32"/>
           <w:szCs w:val="32"/>
@@ -5468,6 +5974,7 @@
       <w:r>
         <w:rPr>
           <w:rFonts w:ascii="SBL Hebrew" w:hAnsi="SBL Hebrew" w:cs="SBL Hebrew"/>
+          <w:noProof/>
           <w:color w:val="003300"/>
           <w:sz w:val="32"/>
           <w:szCs w:val="32"/>
@@ -5478,6 +5985,7 @@
       <w:r>
         <w:rPr>
           <w:rFonts w:ascii="SBL Hebrew" w:hAnsi="SBL Hebrew" w:cs="SBL Hebrew"/>
+          <w:noProof/>
           <w:color w:val="808080" w:themeColor="background1" w:themeShade="80"/>
           <w:sz w:val="32"/>
           <w:szCs w:val="32"/>
@@ -5488,6 +5996,7 @@
       <w:r>
         <w:rPr>
           <w:rFonts w:ascii="SBL Hebrew" w:hAnsi="SBL Hebrew" w:cs="SBL Hebrew"/>
+          <w:noProof/>
           <w:color w:val="003300"/>
           <w:sz w:val="32"/>
           <w:szCs w:val="32"/>
@@ -5498,6 +6007,7 @@
       <w:r>
         <w:rPr>
           <w:rFonts w:ascii="SBL Hebrew" w:hAnsi="SBL Hebrew" w:cs="SBL Hebrew"/>
+          <w:noProof/>
           <w:color w:val="808080" w:themeColor="background1" w:themeShade="80"/>
           <w:sz w:val="32"/>
           <w:szCs w:val="32"/>
@@ -5508,6 +6018,7 @@
       <w:r>
         <w:rPr>
           <w:rFonts w:ascii="SBL Hebrew" w:hAnsi="SBL Hebrew" w:cs="SBL Hebrew"/>
+          <w:noProof/>
           <w:color w:val="003300"/>
           <w:sz w:val="32"/>
           <w:szCs w:val="32"/>
@@ -5518,6 +6029,7 @@
       <w:r>
         <w:rPr>
           <w:rFonts w:ascii="SBL Hebrew" w:hAnsi="SBL Hebrew" w:cs="SBL Hebrew"/>
+          <w:noProof/>
           <w:color w:val="808080" w:themeColor="background1" w:themeShade="80"/>
           <w:sz w:val="32"/>
           <w:szCs w:val="32"/>
@@ -5528,6 +6040,7 @@
       <w:r>
         <w:rPr>
           <w:rFonts w:ascii="SBL Hebrew" w:hAnsi="SBL Hebrew" w:cs="SBL Hebrew"/>
+          <w:noProof/>
           <w:color w:val="003300"/>
           <w:sz w:val="32"/>
           <w:szCs w:val="32"/>
@@ -5538,6 +6051,7 @@
       <w:r>
         <w:rPr>
           <w:rFonts w:ascii="SBL Hebrew" w:hAnsi="SBL Hebrew" w:cs="SBL Hebrew"/>
+          <w:noProof/>
           <w:color w:val="808080" w:themeColor="background1" w:themeShade="80"/>
           <w:sz w:val="32"/>
           <w:szCs w:val="32"/>
@@ -5548,6 +6062,7 @@
       <w:r>
         <w:rPr>
           <w:rFonts w:ascii="SBL Hebrew" w:hAnsi="SBL Hebrew" w:cs="SBL Hebrew"/>
+          <w:noProof/>
           <w:color w:val="003300"/>
           <w:sz w:val="32"/>
           <w:szCs w:val="32"/>
@@ -5558,6 +6073,7 @@
       <w:r>
         <w:rPr>
           <w:rFonts w:ascii="SBL Hebrew" w:hAnsi="SBL Hebrew" w:cs="SBL Hebrew"/>
+          <w:noProof/>
           <w:color w:val="003300"/>
           <w:sz w:val="32"/>
           <w:szCs w:val="32"/>
@@ -5568,6 +6084,7 @@
       <w:r>
         <w:rPr>
           <w:rFonts w:ascii="SBL Hebrew" w:hAnsi="SBL Hebrew" w:cs="SBL Hebrew"/>
+          <w:noProof/>
           <w:color w:val="003300"/>
           <w:sz w:val="32"/>
           <w:szCs w:val="32"/>
@@ -5578,6 +6095,7 @@
       <w:r>
         <w:rPr>
           <w:rFonts w:ascii="SBL Hebrew" w:hAnsi="SBL Hebrew" w:cs="SBL Hebrew"/>
+          <w:noProof/>
           <w:color w:val="003300"/>
           <w:sz w:val="32"/>
           <w:szCs w:val="32"/>
@@ -5588,6 +6106,7 @@
       <w:r>
         <w:rPr>
           <w:rFonts w:ascii="SBL Hebrew" w:hAnsi="SBL Hebrew" w:cs="SBL Hebrew"/>
+          <w:noProof/>
           <w:color w:val="003300"/>
           <w:sz w:val="32"/>
           <w:szCs w:val="32"/>
@@ -5598,6 +6117,7 @@
       <w:r>
         <w:rPr>
           <w:rFonts w:ascii="SBL Hebrew" w:hAnsi="SBL Hebrew" w:cs="SBL Hebrew"/>
+          <w:noProof/>
           <w:color w:val="003300"/>
           <w:sz w:val="32"/>
           <w:szCs w:val="32"/>
@@ -5613,16 +6133,18 @@
         <w:jc w:val="both"/>
         <w:rPr>
           <w:rFonts w:ascii="SBL Hebrew" w:hAnsi="SBL Hebrew" w:cs="SBL Hebrew"/>
-          <w:color w:val="003300"/>
-          <w:sz w:val="32"/>
-          <w:szCs w:val="32"/>
-        </w:rPr>
-      </w:pPr>
-      <w:r>
-        <w:rPr>
-          <w:rFonts w:ascii="SBL Hebrew" w:hAnsi="SBL Hebrew" w:cs="SBL Hebrew"/>
-          <w:b/>
-          <w:bCs/>
+          <w:noProof/>
+          <w:color w:val="003300"/>
+          <w:sz w:val="32"/>
+          <w:szCs w:val="32"/>
+        </w:rPr>
+      </w:pPr>
+      <w:r>
+        <w:rPr>
+          <w:rFonts w:ascii="SBL Hebrew" w:hAnsi="SBL Hebrew" w:cs="SBL Hebrew"/>
+          <w:b/>
+          <w:bCs/>
+          <w:noProof/>
           <w:color w:val="E36C0A" w:themeColor="accent6" w:themeShade="BF"/>
           <w:sz w:val="32"/>
           <w:szCs w:val="32"/>
@@ -5634,6 +6156,7 @@
       <w:r>
         <w:rPr>
           <w:rFonts w:ascii="SBL Hebrew" w:hAnsi="SBL Hebrew" w:cs="SBL Hebrew"/>
+          <w:noProof/>
           <w:color w:val="003300"/>
           <w:sz w:val="32"/>
           <w:szCs w:val="32"/>
@@ -5644,6 +6167,7 @@
       <w:r>
         <w:rPr>
           <w:rFonts w:ascii="SBL Hebrew" w:hAnsi="SBL Hebrew" w:cs="SBL Hebrew"/>
+          <w:noProof/>
           <w:color w:val="808080" w:themeColor="background1" w:themeShade="80"/>
           <w:sz w:val="32"/>
           <w:szCs w:val="32"/>
@@ -5654,6 +6178,7 @@
       <w:r>
         <w:rPr>
           <w:rFonts w:ascii="SBL Hebrew" w:hAnsi="SBL Hebrew" w:cs="SBL Hebrew"/>
+          <w:noProof/>
           <w:color w:val="003300"/>
           <w:sz w:val="32"/>
           <w:szCs w:val="32"/>
@@ -5664,6 +6189,7 @@
       <w:r>
         <w:rPr>
           <w:rFonts w:ascii="SBL Hebrew" w:hAnsi="SBL Hebrew" w:cs="SBL Hebrew"/>
+          <w:noProof/>
           <w:color w:val="003300"/>
           <w:sz w:val="32"/>
           <w:szCs w:val="32"/>
@@ -5675,6 +6201,7 @@
       <w:r>
         <w:rPr>
           <w:rFonts w:ascii="SBL Hebrew" w:hAnsi="SBL Hebrew" w:cs="SBL Hebrew"/>
+          <w:noProof/>
           <w:color w:val="808080" w:themeColor="background1" w:themeShade="80"/>
           <w:sz w:val="32"/>
           <w:szCs w:val="32"/>
@@ -5685,6 +6212,7 @@
       <w:r>
         <w:rPr>
           <w:rFonts w:ascii="SBL Hebrew" w:hAnsi="SBL Hebrew" w:cs="SBL Hebrew"/>
+          <w:noProof/>
           <w:color w:val="003300"/>
           <w:sz w:val="32"/>
           <w:szCs w:val="32"/>
@@ -5695,6 +6223,7 @@
       <w:r>
         <w:rPr>
           <w:rFonts w:ascii="SBL Hebrew" w:hAnsi="SBL Hebrew" w:cs="SBL Hebrew"/>
+          <w:noProof/>
           <w:color w:val="808080" w:themeColor="background1" w:themeShade="80"/>
           <w:sz w:val="32"/>
           <w:szCs w:val="32"/>
@@ -5705,6 +6234,7 @@
       <w:r>
         <w:rPr>
           <w:rFonts w:ascii="SBL Hebrew" w:hAnsi="SBL Hebrew" w:cs="SBL Hebrew"/>
+          <w:noProof/>
           <w:color w:val="003300"/>
           <w:sz w:val="32"/>
           <w:szCs w:val="32"/>
@@ -5715,6 +6245,7 @@
       <w:r>
         <w:rPr>
           <w:rFonts w:ascii="SBL Hebrew" w:hAnsi="SBL Hebrew" w:cs="SBL Hebrew"/>
+          <w:noProof/>
           <w:color w:val="003300"/>
           <w:sz w:val="32"/>
           <w:szCs w:val="32"/>
@@ -5725,6 +6256,7 @@
       <w:r>
         <w:rPr>
           <w:rFonts w:ascii="SBL Hebrew" w:hAnsi="SBL Hebrew" w:cs="SBL Hebrew"/>
+          <w:noProof/>
           <w:color w:val="003300"/>
           <w:sz w:val="32"/>
           <w:szCs w:val="32"/>
@@ -5735,6 +6267,7 @@
       <w:r>
         <w:rPr>
           <w:rFonts w:ascii="SBL Hebrew" w:hAnsi="SBL Hebrew" w:cs="SBL Hebrew"/>
+          <w:noProof/>
           <w:color w:val="003300"/>
           <w:sz w:val="32"/>
           <w:szCs w:val="32"/>
@@ -5745,6 +6278,7 @@
       <w:r>
         <w:rPr>
           <w:rFonts w:ascii="SBL Hebrew" w:hAnsi="SBL Hebrew" w:cs="SBL Hebrew"/>
+          <w:noProof/>
           <w:color w:val="003300"/>
           <w:sz w:val="32"/>
           <w:szCs w:val="32"/>
@@ -5760,16 +6294,18 @@
         <w:jc w:val="both"/>
         <w:rPr>
           <w:rFonts w:ascii="SBL Hebrew" w:hAnsi="SBL Hebrew" w:cs="SBL Hebrew"/>
-          <w:color w:val="003300"/>
-          <w:sz w:val="32"/>
-          <w:szCs w:val="32"/>
-        </w:rPr>
-      </w:pPr>
-      <w:r>
-        <w:rPr>
-          <w:rFonts w:ascii="SBL Hebrew" w:hAnsi="SBL Hebrew" w:cs="SBL Hebrew"/>
-          <w:b/>
-          <w:bCs/>
+          <w:noProof/>
+          <w:color w:val="003300"/>
+          <w:sz w:val="32"/>
+          <w:szCs w:val="32"/>
+        </w:rPr>
+      </w:pPr>
+      <w:r>
+        <w:rPr>
+          <w:rFonts w:ascii="SBL Hebrew" w:hAnsi="SBL Hebrew" w:cs="SBL Hebrew"/>
+          <w:b/>
+          <w:bCs/>
+          <w:noProof/>
           <w:color w:val="E36C0A" w:themeColor="accent6" w:themeShade="BF"/>
           <w:sz w:val="32"/>
           <w:szCs w:val="32"/>
@@ -5782,6 +6318,7 @@
       <w:r>
         <w:rPr>
           <w:rFonts w:ascii="SBL Hebrew" w:hAnsi="SBL Hebrew" w:cs="SBL Hebrew"/>
+          <w:noProof/>
           <w:color w:val="003300"/>
           <w:sz w:val="32"/>
           <w:szCs w:val="32"/>
@@ -5792,6 +6329,7 @@
       <w:r>
         <w:rPr>
           <w:rFonts w:ascii="SBL Hebrew" w:hAnsi="SBL Hebrew" w:cs="SBL Hebrew"/>
+          <w:noProof/>
           <w:color w:val="808080" w:themeColor="background1" w:themeShade="80"/>
           <w:sz w:val="32"/>
           <w:szCs w:val="32"/>
@@ -5802,6 +6340,7 @@
       <w:r>
         <w:rPr>
           <w:rFonts w:ascii="SBL Hebrew" w:hAnsi="SBL Hebrew" w:cs="SBL Hebrew"/>
+          <w:noProof/>
           <w:color w:val="003300"/>
           <w:sz w:val="32"/>
           <w:szCs w:val="32"/>
@@ -5812,6 +6351,7 @@
       <w:r>
         <w:rPr>
           <w:rFonts w:ascii="SBL Hebrew" w:hAnsi="SBL Hebrew" w:cs="SBL Hebrew"/>
+          <w:noProof/>
           <w:color w:val="003300"/>
           <w:sz w:val="32"/>
           <w:szCs w:val="32"/>
@@ -5822,6 +6362,7 @@
       <w:r>
         <w:rPr>
           <w:rFonts w:ascii="SBL Hebrew" w:hAnsi="SBL Hebrew" w:cs="SBL Hebrew"/>
+          <w:noProof/>
           <w:color w:val="003300"/>
           <w:sz w:val="32"/>
           <w:szCs w:val="32"/>
@@ -5832,6 +6373,7 @@
       <w:r>
         <w:rPr>
           <w:rFonts w:ascii="SBL Hebrew" w:hAnsi="SBL Hebrew" w:cs="SBL Hebrew"/>
+          <w:noProof/>
           <w:color w:val="003300"/>
           <w:sz w:val="32"/>
           <w:szCs w:val="32"/>
@@ -5842,6 +6384,7 @@
       <w:r>
         <w:rPr>
           <w:rFonts w:ascii="SBL Hebrew" w:hAnsi="SBL Hebrew" w:cs="SBL Hebrew"/>
+          <w:noProof/>
           <w:color w:val="808080" w:themeColor="background1" w:themeShade="80"/>
           <w:sz w:val="32"/>
           <w:szCs w:val="32"/>
@@ -5852,6 +6395,7 @@
       <w:r>
         <w:rPr>
           <w:rFonts w:ascii="SBL Hebrew" w:hAnsi="SBL Hebrew" w:cs="SBL Hebrew"/>
+          <w:noProof/>
           <w:color w:val="003300"/>
           <w:sz w:val="32"/>
           <w:szCs w:val="32"/>
@@ -5862,6 +6406,7 @@
       <w:r>
         <w:rPr>
           <w:rFonts w:ascii="SBL Hebrew" w:hAnsi="SBL Hebrew" w:cs="SBL Hebrew"/>
+          <w:noProof/>
           <w:color w:val="003300"/>
           <w:sz w:val="32"/>
           <w:szCs w:val="32"/>
@@ -5872,6 +6417,7 @@
       <w:r>
         <w:rPr>
           <w:rFonts w:ascii="SBL Hebrew" w:hAnsi="SBL Hebrew" w:cs="SBL Hebrew"/>
+          <w:noProof/>
           <w:color w:val="003300"/>
           <w:sz w:val="32"/>
           <w:szCs w:val="32"/>
@@ -5882,6 +6428,7 @@
       <w:r>
         <w:rPr>
           <w:rFonts w:ascii="SBL Hebrew" w:hAnsi="SBL Hebrew" w:cs="SBL Hebrew"/>
+          <w:noProof/>
           <w:color w:val="003300"/>
           <w:sz w:val="32"/>
           <w:szCs w:val="32"/>
@@ -5892,6 +6439,7 @@
       <w:r>
         <w:rPr>
           <w:rFonts w:ascii="SBL Hebrew" w:hAnsi="SBL Hebrew" w:cs="SBL Hebrew"/>
+          <w:noProof/>
           <w:color w:val="003300"/>
           <w:sz w:val="32"/>
           <w:szCs w:val="32"/>
@@ -5902,6 +6450,7 @@
       <w:r>
         <w:rPr>
           <w:rFonts w:ascii="SBL Hebrew" w:hAnsi="SBL Hebrew" w:cs="SBL Hebrew"/>
+          <w:noProof/>
           <w:color w:val="808080" w:themeColor="background1" w:themeShade="80"/>
           <w:sz w:val="32"/>
           <w:szCs w:val="32"/>
@@ -5912,6 +6461,7 @@
       <w:r>
         <w:rPr>
           <w:rFonts w:ascii="SBL Hebrew" w:hAnsi="SBL Hebrew" w:cs="SBL Hebrew"/>
+          <w:noProof/>
           <w:color w:val="003300"/>
           <w:sz w:val="32"/>
           <w:szCs w:val="32"/>
@@ -5922,6 +6472,7 @@
       <w:r>
         <w:rPr>
           <w:rFonts w:ascii="SBL Hebrew" w:hAnsi="SBL Hebrew" w:cs="SBL Hebrew"/>
+          <w:noProof/>
           <w:color w:val="003300"/>
           <w:sz w:val="32"/>
           <w:szCs w:val="32"/>
@@ -5932,6 +6483,7 @@
       <w:r>
         <w:rPr>
           <w:rFonts w:ascii="SBL Hebrew" w:hAnsi="SBL Hebrew" w:cs="SBL Hebrew"/>
+          <w:noProof/>
           <w:color w:val="003300"/>
           <w:sz w:val="32"/>
           <w:szCs w:val="32"/>
@@ -5942,6 +6494,7 @@
       <w:r>
         <w:rPr>
           <w:rFonts w:ascii="SBL Hebrew" w:hAnsi="SBL Hebrew" w:cs="SBL Hebrew"/>
+          <w:noProof/>
           <w:color w:val="003300"/>
           <w:sz w:val="32"/>
           <w:szCs w:val="32"/>
@@ -5952,6 +6505,7 @@
       <w:r>
         <w:rPr>
           <w:rFonts w:ascii="SBL Hebrew" w:hAnsi="SBL Hebrew" w:cs="SBL Hebrew"/>
+          <w:noProof/>
           <w:color w:val="003300"/>
           <w:sz w:val="32"/>
           <w:szCs w:val="32"/>
@@ -5962,6 +6516,7 @@
       <w:r>
         <w:rPr>
           <w:rFonts w:ascii="SBL Hebrew" w:hAnsi="SBL Hebrew" w:cs="SBL Hebrew"/>
+          <w:noProof/>
           <w:color w:val="808080" w:themeColor="background1" w:themeShade="80"/>
           <w:sz w:val="32"/>
           <w:szCs w:val="32"/>
@@ -5972,6 +6527,7 @@
       <w:r>
         <w:rPr>
           <w:rFonts w:ascii="SBL Hebrew" w:hAnsi="SBL Hebrew" w:cs="SBL Hebrew"/>
+          <w:noProof/>
           <w:color w:val="003300"/>
           <w:sz w:val="32"/>
           <w:szCs w:val="32"/>
@@ -5982,6 +6538,7 @@
       <w:r>
         <w:rPr>
           <w:rFonts w:ascii="SBL Hebrew" w:hAnsi="SBL Hebrew" w:cs="SBL Hebrew"/>
+          <w:noProof/>
           <w:color w:val="808080" w:themeColor="background1" w:themeShade="80"/>
           <w:sz w:val="32"/>
           <w:szCs w:val="32"/>
@@ -5992,6 +6549,7 @@
       <w:r>
         <w:rPr>
           <w:rFonts w:ascii="SBL Hebrew" w:hAnsi="SBL Hebrew" w:cs="SBL Hebrew"/>
+          <w:noProof/>
           <w:color w:val="003300"/>
           <w:sz w:val="32"/>
           <w:szCs w:val="32"/>
@@ -6002,6 +6560,7 @@
       <w:r>
         <w:rPr>
           <w:rFonts w:ascii="SBL Hebrew" w:hAnsi="SBL Hebrew" w:cs="SBL Hebrew"/>
+          <w:noProof/>
           <w:color w:val="003300"/>
           <w:sz w:val="32"/>
           <w:szCs w:val="32"/>
@@ -6012,6 +6571,7 @@
       <w:r>
         <w:rPr>
           <w:rFonts w:ascii="SBL Hebrew" w:hAnsi="SBL Hebrew" w:cs="SBL Hebrew"/>
+          <w:noProof/>
           <w:color w:val="003300"/>
           <w:sz w:val="32"/>
           <w:szCs w:val="32"/>
@@ -6022,6 +6582,7 @@
       <w:r>
         <w:rPr>
           <w:rFonts w:ascii="SBL Hebrew" w:hAnsi="SBL Hebrew" w:cs="SBL Hebrew"/>
+          <w:noProof/>
           <w:color w:val="003300"/>
           <w:sz w:val="32"/>
           <w:szCs w:val="32"/>
@@ -6032,6 +6593,7 @@
       <w:r>
         <w:rPr>
           <w:rFonts w:ascii="SBL Hebrew" w:hAnsi="SBL Hebrew" w:cs="SBL Hebrew"/>
+          <w:noProof/>
           <w:color w:val="003300"/>
           <w:sz w:val="32"/>
           <w:szCs w:val="32"/>
@@ -6042,6 +6604,7 @@
       <w:r>
         <w:rPr>
           <w:rFonts w:ascii="SBL Hebrew" w:hAnsi="SBL Hebrew" w:cs="SBL Hebrew"/>
+          <w:noProof/>
           <w:color w:val="808080" w:themeColor="background1" w:themeShade="80"/>
           <w:sz w:val="32"/>
           <w:szCs w:val="32"/>
@@ -6052,6 +6615,7 @@
       <w:r>
         <w:rPr>
           <w:rFonts w:ascii="SBL Hebrew" w:hAnsi="SBL Hebrew" w:cs="SBL Hebrew"/>
+          <w:noProof/>
           <w:color w:val="003300"/>
           <w:sz w:val="32"/>
           <w:szCs w:val="32"/>
@@ -6062,6 +6626,7 @@
       <w:r>
         <w:rPr>
           <w:rFonts w:ascii="SBL Hebrew" w:hAnsi="SBL Hebrew" w:cs="SBL Hebrew"/>
+          <w:noProof/>
           <w:color w:val="808080" w:themeColor="background1" w:themeShade="80"/>
           <w:sz w:val="32"/>
           <w:szCs w:val="32"/>
@@ -6072,6 +6637,7 @@
       <w:r>
         <w:rPr>
           <w:rFonts w:ascii="SBL Hebrew" w:hAnsi="SBL Hebrew" w:cs="SBL Hebrew"/>
+          <w:noProof/>
           <w:color w:val="003300"/>
           <w:sz w:val="32"/>
           <w:szCs w:val="32"/>
@@ -6082,6 +6648,7 @@
       <w:r>
         <w:rPr>
           <w:rFonts w:ascii="SBL Hebrew" w:hAnsi="SBL Hebrew" w:cs="SBL Hebrew"/>
+          <w:noProof/>
           <w:color w:val="003300"/>
           <w:sz w:val="32"/>
           <w:szCs w:val="32"/>
@@ -6092,6 +6659,7 @@
       <w:r>
         <w:rPr>
           <w:rFonts w:ascii="SBL Hebrew" w:hAnsi="SBL Hebrew" w:cs="SBL Hebrew"/>
+          <w:noProof/>
           <w:color w:val="003300"/>
           <w:sz w:val="32"/>
           <w:szCs w:val="32"/>
@@ -6102,6 +6670,7 @@
       <w:r>
         <w:rPr>
           <w:rFonts w:ascii="SBL Hebrew" w:hAnsi="SBL Hebrew" w:cs="SBL Hebrew"/>
+          <w:noProof/>
           <w:color w:val="003300"/>
           <w:sz w:val="32"/>
           <w:szCs w:val="32"/>
@@ -6112,6 +6681,7 @@
       <w:r>
         <w:rPr>
           <w:rFonts w:ascii="SBL Hebrew" w:hAnsi="SBL Hebrew" w:cs="SBL Hebrew"/>
+          <w:noProof/>
           <w:color w:val="003300"/>
           <w:sz w:val="32"/>
           <w:szCs w:val="32"/>
@@ -6122,6 +6692,7 @@
       <w:r>
         <w:rPr>
           <w:rFonts w:ascii="SBL Hebrew" w:hAnsi="SBL Hebrew" w:cs="SBL Hebrew"/>
+          <w:noProof/>
           <w:color w:val="003300"/>
           <w:sz w:val="32"/>
           <w:szCs w:val="32"/>
@@ -6132,6 +6703,7 @@
       <w:r>
         <w:rPr>
           <w:rFonts w:ascii="SBL Hebrew" w:hAnsi="SBL Hebrew" w:cs="SBL Hebrew"/>
+          <w:noProof/>
           <w:color w:val="003300"/>
           <w:sz w:val="32"/>
           <w:szCs w:val="32"/>
@@ -6142,6 +6714,7 @@
       <w:r>
         <w:rPr>
           <w:rFonts w:ascii="SBL Hebrew" w:hAnsi="SBL Hebrew" w:cs="SBL Hebrew"/>
+          <w:noProof/>
           <w:color w:val="003300"/>
           <w:sz w:val="32"/>
           <w:szCs w:val="32"/>
@@ -6152,6 +6725,7 @@
       <w:r>
         <w:rPr>
           <w:rFonts w:ascii="SBL Hebrew" w:hAnsi="SBL Hebrew" w:cs="SBL Hebrew"/>
+          <w:noProof/>
           <w:color w:val="003300"/>
           <w:sz w:val="32"/>
           <w:szCs w:val="32"/>
@@ -6162,6 +6736,7 @@
       <w:r>
         <w:rPr>
           <w:rFonts w:ascii="SBL Hebrew" w:hAnsi="SBL Hebrew" w:cs="SBL Hebrew"/>
+          <w:noProof/>
           <w:color w:val="808080" w:themeColor="background1" w:themeShade="80"/>
           <w:sz w:val="32"/>
           <w:szCs w:val="32"/>
@@ -6172,6 +6747,7 @@
       <w:r>
         <w:rPr>
           <w:rFonts w:ascii="SBL Hebrew" w:hAnsi="SBL Hebrew" w:cs="SBL Hebrew"/>
+          <w:noProof/>
           <w:color w:val="003300"/>
           <w:sz w:val="32"/>
           <w:szCs w:val="32"/>
@@ -6185,12 +6761,16 @@
         <w:bidi/>
         <w:spacing w:before="120" w:after="0" w:line="240" w:lineRule="auto"/>
         <w:jc w:val="both"/>
-      </w:pPr>
-      <w:r>
-        <w:rPr>
-          <w:rFonts w:ascii="SBL Hebrew" w:hAnsi="SBL Hebrew" w:cs="SBL Hebrew"/>
-          <w:b/>
-          <w:bCs/>
+        <w:rPr>
+          <w:noProof/>
+        </w:rPr>
+      </w:pPr>
+      <w:r>
+        <w:rPr>
+          <w:rFonts w:ascii="SBL Hebrew" w:hAnsi="SBL Hebrew" w:cs="SBL Hebrew"/>
+          <w:b/>
+          <w:bCs/>
+          <w:noProof/>
           <w:color w:val="E36C0A" w:themeColor="accent6" w:themeShade="BF"/>
           <w:sz w:val="32"/>
           <w:szCs w:val="32"/>
@@ -6203,6 +6783,7 @@
       <w:r>
         <w:rPr>
           <w:rFonts w:ascii="SBL Hebrew" w:hAnsi="SBL Hebrew" w:cs="SBL Hebrew"/>
+          <w:noProof/>
           <w:color w:val="003300"/>
           <w:sz w:val="32"/>
           <w:szCs w:val="32"/>
@@ -6213,6 +6794,7 @@
       <w:r>
         <w:rPr>
           <w:rFonts w:ascii="SBL Hebrew" w:hAnsi="SBL Hebrew" w:cs="SBL Hebrew"/>
+          <w:noProof/>
           <w:color w:val="808080" w:themeColor="background1" w:themeShade="80"/>
           <w:sz w:val="32"/>
           <w:szCs w:val="32"/>
@@ -6223,6 +6805,7 @@
       <w:r>
         <w:rPr>
           <w:rFonts w:ascii="SBL Hebrew" w:hAnsi="SBL Hebrew" w:cs="SBL Hebrew"/>
+          <w:noProof/>
           <w:color w:val="003300"/>
           <w:sz w:val="32"/>
           <w:szCs w:val="32"/>
@@ -6233,6 +6816,7 @@
       <w:r>
         <w:rPr>
           <w:rFonts w:ascii="SBL Hebrew" w:hAnsi="SBL Hebrew" w:cs="SBL Hebrew"/>
+          <w:noProof/>
           <w:color w:val="808080" w:themeColor="background1" w:themeShade="80"/>
           <w:sz w:val="32"/>
           <w:szCs w:val="32"/>
@@ -6243,6 +6827,7 @@
       <w:r>
         <w:rPr>
           <w:rFonts w:ascii="SBL Hebrew" w:hAnsi="SBL Hebrew" w:cs="SBL Hebrew"/>
+          <w:noProof/>
           <w:color w:val="003300"/>
           <w:sz w:val="32"/>
           <w:szCs w:val="32"/>
@@ -6253,6 +6838,7 @@
       <w:r>
         <w:rPr>
           <w:rFonts w:ascii="SBL Hebrew" w:hAnsi="SBL Hebrew" w:cs="SBL Hebrew"/>
+          <w:noProof/>
           <w:color w:val="808080" w:themeColor="background1" w:themeShade="80"/>
           <w:sz w:val="32"/>
           <w:szCs w:val="32"/>
@@ -6263,6 +6849,7 @@
       <w:r>
         <w:rPr>
           <w:rFonts w:ascii="SBL Hebrew" w:hAnsi="SBL Hebrew" w:cs="SBL Hebrew"/>
+          <w:noProof/>
           <w:color w:val="003300"/>
           <w:sz w:val="32"/>
           <w:szCs w:val="32"/>
@@ -6273,6 +6860,7 @@
       <w:r>
         <w:rPr>
           <w:rFonts w:ascii="SBL Hebrew" w:hAnsi="SBL Hebrew" w:cs="SBL Hebrew"/>
+          <w:noProof/>
           <w:color w:val="003300"/>
           <w:sz w:val="32"/>
           <w:szCs w:val="32"/>
@@ -6283,6 +6871,7 @@
       <w:r>
         <w:rPr>
           <w:rFonts w:ascii="SBL Hebrew" w:hAnsi="SBL Hebrew" w:cs="SBL Hebrew"/>
+          <w:noProof/>
           <w:color w:val="003300"/>
           <w:sz w:val="32"/>
           <w:szCs w:val="32"/>
@@ -6293,6 +6882,7 @@
       <w:r>
         <w:rPr>
           <w:rFonts w:ascii="SBL Hebrew" w:hAnsi="SBL Hebrew" w:cs="SBL Hebrew"/>
+          <w:noProof/>
           <w:color w:val="003300"/>
           <w:sz w:val="32"/>
           <w:szCs w:val="32"/>
